--- a/docs/Docs_Template_SmarthHouse_Editable.docx
+++ b/docs/Docs_Template_SmarthHouse_Editable.docx
@@ -350,1268 +350,167 @@
     </w:p>
     <w:p>
       <w:r>
-        <w:t>Nel progetto troviamo le seguenti classi:</w:t>
+        <w:t xml:space="preserve">Nel progetto troviamo le seguenti classi: </w:t>
       </w:r>
     </w:p>
     <w:p>
       <w:proofErr w:type="spellStart"/>
       <w:r>
-        <w:t>AbstractLamp</w:t>
+        <w:t>AbstractDevice</w:t>
       </w:r>
       <w:proofErr w:type="spellEnd"/>
       <w:r>
-        <w:t xml:space="preserve">: classe padre di </w:t>
-      </w:r>
-      <w:proofErr w:type="spellStart"/>
-      <w:r>
-        <w:t>StandardLamp</w:t>
-      </w:r>
-      <w:proofErr w:type="spellEnd"/>
-      <w:r>
-        <w:t xml:space="preserve"> </w:t>
-      </w:r>
-      <w:proofErr w:type="gramStart"/>
-      <w:r>
-        <w:t>e</w:t>
-      </w:r>
-      <w:proofErr w:type="gramEnd"/>
-      <w:r>
-        <w:t xml:space="preserve"> </w:t>
-      </w:r>
-      <w:proofErr w:type="spellStart"/>
-      <w:r>
-        <w:t>Ecolamp</w:t>
-      </w:r>
-      <w:proofErr w:type="spellEnd"/>
-      <w:r>
-        <w:t xml:space="preserve">. Al suo interno troviamo due </w:t>
-      </w:r>
-      <w:proofErr w:type="spellStart"/>
-      <w:r>
-        <w:t>attributes</w:t>
-      </w:r>
-      <w:proofErr w:type="spellEnd"/>
-      <w:r>
-        <w:t xml:space="preserve"> denominati </w:t>
-      </w:r>
-      <w:proofErr w:type="spellStart"/>
-      <w:r>
-        <w:t>IsOn</w:t>
-      </w:r>
-      <w:proofErr w:type="spellEnd"/>
-      <w:r>
-        <w:t xml:space="preserve"> per monitorare lo stato della </w:t>
-      </w:r>
-      <w:proofErr w:type="gramStart"/>
-      <w:r>
-        <w:t>lampada(</w:t>
-      </w:r>
-      <w:proofErr w:type="gramEnd"/>
-      <w:r>
-        <w:t xml:space="preserve">accesa o spenta) e </w:t>
-      </w:r>
-      <w:proofErr w:type="spellStart"/>
-      <w:r>
-        <w:t>BrightnessPercentage</w:t>
-      </w:r>
-      <w:proofErr w:type="spellEnd"/>
-      <w:r>
-        <w:t xml:space="preserve"> per monitorare la percentuale della luminosità. Troviamo le firme delle funzioni: </w:t>
-      </w:r>
-      <w:proofErr w:type="spellStart"/>
-      <w:r>
-        <w:t>SwitchOn_</w:t>
-      </w:r>
-      <w:proofErr w:type="gramStart"/>
-      <w:r>
-        <w:t>Off</w:t>
-      </w:r>
-      <w:proofErr w:type="spellEnd"/>
-      <w:r>
-        <w:t>(</w:t>
-      </w:r>
-      <w:proofErr w:type="gramEnd"/>
-      <w:r>
-        <w:t xml:space="preserve">), </w:t>
-      </w:r>
-      <w:proofErr w:type="spellStart"/>
-      <w:proofErr w:type="gramStart"/>
-      <w:r>
-        <w:t>ChangeBrightness</w:t>
-      </w:r>
-      <w:proofErr w:type="spellEnd"/>
-      <w:r>
-        <w:t>(</w:t>
-      </w:r>
-      <w:proofErr w:type="gramEnd"/>
-      <w:r>
-        <w:t xml:space="preserve">), </w:t>
-      </w:r>
-      <w:proofErr w:type="spellStart"/>
-      <w:proofErr w:type="gramStart"/>
-      <w:r>
-        <w:t>IncreaseBrightness</w:t>
-      </w:r>
-      <w:proofErr w:type="spellEnd"/>
-      <w:r>
-        <w:t>(</w:t>
-      </w:r>
-      <w:proofErr w:type="gramEnd"/>
-      <w:r>
-        <w:t xml:space="preserve">), </w:t>
-      </w:r>
-      <w:proofErr w:type="spellStart"/>
-      <w:proofErr w:type="gramStart"/>
-      <w:r>
-        <w:t>DecreaseBrightness</w:t>
-      </w:r>
-      <w:proofErr w:type="spellEnd"/>
-      <w:r>
-        <w:t>(</w:t>
-      </w:r>
-      <w:proofErr w:type="gramEnd"/>
-      <w:r>
-        <w:t>). Esse verranno poi definite nelle classi figlie.</w:t>
-      </w:r>
-      <w:r>
-        <w:tab/>
-      </w:r>
-      <w:r>
-        <w:tab/>
-      </w:r>
-      <w:r>
-        <w:tab/>
-      </w:r>
-      <w:r>
-        <w:tab/>
-      </w:r>
-    </w:p>
-    <w:p>
-      <w:proofErr w:type="spellStart"/>
-      <w:r>
-        <w:t>StandardLamp</w:t>
-      </w:r>
-      <w:proofErr w:type="spellEnd"/>
-      <w:r>
-        <w:t xml:space="preserve">: classe figlia di </w:t>
-      </w:r>
-      <w:proofErr w:type="spellStart"/>
-      <w:r>
-        <w:t>AbstractLamp</w:t>
-      </w:r>
-      <w:proofErr w:type="spellEnd"/>
-      <w:r>
-        <w:t xml:space="preserve">. Al suo interno vengono definite le firme della classe </w:t>
-      </w:r>
-      <w:proofErr w:type="spellStart"/>
-      <w:r>
-        <w:t>AbstracLamp</w:t>
-      </w:r>
-      <w:proofErr w:type="spellEnd"/>
-      <w:r>
-        <w:t xml:space="preserve">. Troviamo il metodo per spegnere e accendere la </w:t>
-      </w:r>
-      <w:proofErr w:type="gramStart"/>
-      <w:r>
-        <w:t>lampada(</w:t>
-      </w:r>
-      <w:proofErr w:type="spellStart"/>
-      <w:proofErr w:type="gramEnd"/>
-      <w:r>
-        <w:t>SwitchOn_</w:t>
-      </w:r>
-      <w:proofErr w:type="gramStart"/>
-      <w:r>
-        <w:t>Off</w:t>
-      </w:r>
-      <w:proofErr w:type="spellEnd"/>
-      <w:r>
-        <w:t>(</w:t>
-      </w:r>
-      <w:proofErr w:type="gramEnd"/>
-      <w:r>
-        <w:t xml:space="preserve">)), quello per </w:t>
+        <w:t>: è una classe astratta che permette di modellare un qualsiasi dispositivo elettronico, il quale possiede un nome, un id identificativo, uno stato (On, Off), un orario di creazione e un orario dove vengono salvate le modifiche. Offre inoltre la possibilità di spegnere ed accendere il dispositivo.</w:t>
       </w:r>
     </w:p>
     <w:p/>
     <w:p>
       <w:proofErr w:type="spellStart"/>
       <w:r>
-        <w:t>EcoLamp</w:t>
+        <w:t>AbstarctLamp</w:t>
       </w:r>
       <w:proofErr w:type="spellEnd"/>
       <w:r>
-        <w:t xml:space="preserve">: classe figlia di </w:t>
+        <w:t xml:space="preserve">: è una classe astratta, figlia di </w:t>
       </w:r>
       <w:proofErr w:type="spellStart"/>
       <w:r>
-        <w:t>AstractLamp</w:t>
+        <w:t>AbstractDevice</w:t>
       </w:r>
       <w:proofErr w:type="spellEnd"/>
       <w:r>
-        <w:t xml:space="preserve">. Ha le stesse identiche caratteristiche di una standard </w:t>
-      </w:r>
-      <w:proofErr w:type="spellStart"/>
-      <w:r>
-        <w:t>lamp</w:t>
-      </w:r>
-      <w:proofErr w:type="spellEnd"/>
-      <w:r>
-        <w:t xml:space="preserve"> con la differenza che essendo una eco </w:t>
-      </w:r>
-      <w:proofErr w:type="spellStart"/>
-      <w:r>
-        <w:t>lamp</w:t>
-      </w:r>
-      <w:proofErr w:type="spellEnd"/>
-      <w:r>
-        <w:t xml:space="preserve"> è stato implementato un timer dopo il quale la lampada cambia il suo stato a Off.</w:t>
+        <w:t>, che permette di modellare una lampada, la quale possiede una luminosità massima, una luminosità minima e la luminosità corrente. È possibile, oltre a spegnere ed accendere la lampada anche, aumentare e diminuire la luminosità di un determinato valore ed impostarla a determinato valore.</w:t>
       </w:r>
     </w:p>
-    <w:p/>
-    <w:p/>
-    <w:p/>
     <w:p/>
     <w:p>
       <w:proofErr w:type="spellStart"/>
-      <w:r>
-        <w:t>TwoLampDevice</w:t>
-      </w:r>
-      <w:proofErr w:type="spellEnd"/>
-      <w:r>
-        <w:t>: è una classe che modella un dispositivo che gestisce due lampade. Essa presenta le seguenti funzionalità:</w:t>
-      </w:r>
-    </w:p>
-    <w:p>
-      <w:pPr>
-        <w:numPr>
-          <w:ilvl w:val="0"/>
-          <w:numId w:val="1"/>
-        </w:numPr>
-        <w:spacing w:after="0"/>
-      </w:pPr>
-      <w:r>
-        <w:t xml:space="preserve">public </w:t>
-      </w:r>
-      <w:proofErr w:type="spellStart"/>
       <w:proofErr w:type="gramStart"/>
       <w:r>
-        <w:t>AbstractLamp</w:t>
-      </w:r>
-      <w:proofErr w:type="spellEnd"/>
-      <w:r>
-        <w:t>[</w:t>
-      </w:r>
-      <w:proofErr w:type="gramEnd"/>
-      <w:r>
-        <w:t xml:space="preserve">] </w:t>
-      </w:r>
-      <w:proofErr w:type="spellStart"/>
-      <w:r>
-        <w:t>Lamps</w:t>
-      </w:r>
-      <w:proofErr w:type="spellEnd"/>
-      <w:r>
-        <w:t xml:space="preserve"> </w:t>
-      </w:r>
-      <w:proofErr w:type="gramStart"/>
-      <w:r>
-        <w:t xml:space="preserve">{ </w:t>
-      </w:r>
-      <w:proofErr w:type="spellStart"/>
-      <w:r>
-        <w:t>get</w:t>
+        <w:t>Lamp:è</w:t>
       </w:r>
       <w:proofErr w:type="spellEnd"/>
       <w:proofErr w:type="gramEnd"/>
       <w:r>
-        <w:t>; private set</w:t>
-      </w:r>
-      <w:proofErr w:type="gramStart"/>
-      <w:r>
-        <w:t>; }</w:t>
-      </w:r>
-      <w:proofErr w:type="gramEnd"/>
-      <w:r>
-        <w:t xml:space="preserve"> =&gt; array che gestisce le due lampade</w:t>
+        <w:t xml:space="preserve"> una classe, figlia di </w:t>
+      </w:r>
+      <w:proofErr w:type="spellStart"/>
+      <w:r>
+        <w:t>AbstractLamp</w:t>
+      </w:r>
+      <w:proofErr w:type="spellEnd"/>
+      <w:r>
+        <w:t>, non aggiunge nessuna modifica.</w:t>
       </w:r>
     </w:p>
-    <w:p>
-      <w:pPr>
-        <w:numPr>
-          <w:ilvl w:val="0"/>
-          <w:numId w:val="1"/>
-        </w:numPr>
-        <w:spacing w:after="0"/>
-      </w:pPr>
-      <w:r>
-        <w:t xml:space="preserve">public </w:t>
-      </w:r>
-      <w:proofErr w:type="spellStart"/>
-      <w:r>
-        <w:t>void</w:t>
-      </w:r>
-      <w:proofErr w:type="spellEnd"/>
-      <w:r>
-        <w:t xml:space="preserve"> </w:t>
-      </w:r>
-      <w:proofErr w:type="spellStart"/>
-      <w:proofErr w:type="gramStart"/>
-      <w:r>
-        <w:t>TurnLampsOn</w:t>
-      </w:r>
-      <w:proofErr w:type="spellEnd"/>
-      <w:r>
-        <w:t>(</w:t>
-      </w:r>
-      <w:proofErr w:type="gramEnd"/>
-      <w:r>
-        <w:t>) =&gt; accende entrambe le lampade</w:t>
-      </w:r>
-    </w:p>
-    <w:p>
-      <w:pPr>
-        <w:numPr>
-          <w:ilvl w:val="0"/>
-          <w:numId w:val="1"/>
-        </w:numPr>
-        <w:spacing w:after="0"/>
-      </w:pPr>
-      <w:r>
-        <w:t xml:space="preserve">public </w:t>
-      </w:r>
-      <w:proofErr w:type="spellStart"/>
-      <w:r>
-        <w:t>void</w:t>
-      </w:r>
-      <w:proofErr w:type="spellEnd"/>
-      <w:r>
-        <w:t xml:space="preserve"> </w:t>
-      </w:r>
-      <w:proofErr w:type="spellStart"/>
-      <w:proofErr w:type="gramStart"/>
-      <w:r>
-        <w:t>TurnLampsOff</w:t>
-      </w:r>
-      <w:proofErr w:type="spellEnd"/>
-      <w:r>
-        <w:t>(</w:t>
-      </w:r>
-      <w:proofErr w:type="gramEnd"/>
-      <w:r>
-        <w:t>)} =&gt; spegne entrambe le lampade</w:t>
-      </w:r>
-    </w:p>
-    <w:p>
-      <w:pPr>
-        <w:numPr>
-          <w:ilvl w:val="0"/>
-          <w:numId w:val="1"/>
-        </w:numPr>
-        <w:spacing w:after="0"/>
-      </w:pPr>
-      <w:r>
-        <w:t xml:space="preserve">public </w:t>
-      </w:r>
-      <w:proofErr w:type="spellStart"/>
-      <w:r>
-        <w:t>void</w:t>
-      </w:r>
-      <w:proofErr w:type="spellEnd"/>
-      <w:r>
-        <w:t xml:space="preserve"> </w:t>
-      </w:r>
-      <w:proofErr w:type="spellStart"/>
-      <w:proofErr w:type="gramStart"/>
-      <w:r>
-        <w:t>SwitchLamp</w:t>
-      </w:r>
-      <w:proofErr w:type="spellEnd"/>
-      <w:r>
-        <w:t>(</w:t>
-      </w:r>
-      <w:proofErr w:type="spellStart"/>
-      <w:proofErr w:type="gramEnd"/>
-      <w:r>
-        <w:t>int</w:t>
-      </w:r>
-      <w:proofErr w:type="spellEnd"/>
-      <w:r>
-        <w:t xml:space="preserve"> </w:t>
-      </w:r>
-      <w:proofErr w:type="spellStart"/>
-      <w:r>
-        <w:t>lampNumber</w:t>
-      </w:r>
-      <w:proofErr w:type="spellEnd"/>
-      <w:r>
-        <w:t>) =&gt; cambia lo stato di una lampada selezionata</w:t>
-      </w:r>
-    </w:p>
-    <w:p>
-      <w:pPr>
-        <w:numPr>
-          <w:ilvl w:val="0"/>
-          <w:numId w:val="1"/>
-        </w:numPr>
-        <w:spacing w:after="0"/>
-      </w:pPr>
-      <w:r>
-        <w:t xml:space="preserve">public </w:t>
-      </w:r>
-      <w:proofErr w:type="spellStart"/>
-      <w:r>
-        <w:t>void</w:t>
-      </w:r>
-      <w:proofErr w:type="spellEnd"/>
-      <w:r>
-        <w:t xml:space="preserve"> </w:t>
-      </w:r>
-      <w:proofErr w:type="spellStart"/>
-      <w:proofErr w:type="gramStart"/>
-      <w:r>
-        <w:t>ChangeLampBrightness</w:t>
-      </w:r>
-      <w:proofErr w:type="spellEnd"/>
-      <w:r>
-        <w:t>(</w:t>
-      </w:r>
-      <w:proofErr w:type="spellStart"/>
-      <w:proofErr w:type="gramEnd"/>
-      <w:r>
-        <w:t>int</w:t>
-      </w:r>
-      <w:proofErr w:type="spellEnd"/>
-      <w:r>
-        <w:t xml:space="preserve"> </w:t>
-      </w:r>
-      <w:proofErr w:type="spellStart"/>
-      <w:r>
-        <w:t>lampNumber</w:t>
-      </w:r>
-      <w:proofErr w:type="spellEnd"/>
-      <w:r>
-        <w:t xml:space="preserve">, </w:t>
-      </w:r>
-      <w:proofErr w:type="spellStart"/>
-      <w:r>
-        <w:t>int</w:t>
-      </w:r>
-      <w:proofErr w:type="spellEnd"/>
-      <w:r>
-        <w:t xml:space="preserve"> </w:t>
-      </w:r>
-      <w:proofErr w:type="spellStart"/>
-      <w:r>
-        <w:t>newBrightness</w:t>
-      </w:r>
-      <w:proofErr w:type="spellEnd"/>
-      <w:r>
-        <w:t>) =&gt; cambia la luminosità di una lampada selezionata ad un determinato valore</w:t>
-      </w:r>
-    </w:p>
-    <w:p>
-      <w:pPr>
-        <w:numPr>
-          <w:ilvl w:val="0"/>
-          <w:numId w:val="1"/>
-        </w:numPr>
-        <w:spacing w:after="0"/>
-      </w:pPr>
-      <w:r>
-        <w:t xml:space="preserve">public </w:t>
-      </w:r>
-      <w:proofErr w:type="spellStart"/>
-      <w:r>
-        <w:t>void</w:t>
-      </w:r>
-      <w:proofErr w:type="spellEnd"/>
-      <w:r>
-        <w:t xml:space="preserve"> </w:t>
-      </w:r>
-      <w:proofErr w:type="spellStart"/>
-      <w:proofErr w:type="gramStart"/>
-      <w:r>
-        <w:t>ChangeBothLampsBrightness</w:t>
-      </w:r>
-      <w:proofErr w:type="spellEnd"/>
-      <w:r>
-        <w:t>(</w:t>
-      </w:r>
-      <w:proofErr w:type="spellStart"/>
-      <w:proofErr w:type="gramEnd"/>
-      <w:r>
-        <w:t>int</w:t>
-      </w:r>
-      <w:proofErr w:type="spellEnd"/>
-      <w:r>
-        <w:t xml:space="preserve"> </w:t>
-      </w:r>
-      <w:proofErr w:type="spellStart"/>
-      <w:r>
-        <w:t>newBrightness</w:t>
-      </w:r>
-      <w:proofErr w:type="spellEnd"/>
-      <w:r>
-        <w:t>) =&gt; cambia la luminosità di entrambe le lampade ad un determinato valore</w:t>
-      </w:r>
-    </w:p>
-    <w:p>
-      <w:pPr>
-        <w:numPr>
-          <w:ilvl w:val="0"/>
-          <w:numId w:val="1"/>
-        </w:numPr>
-        <w:spacing w:after="0"/>
-      </w:pPr>
-      <w:r>
-        <w:t xml:space="preserve">public </w:t>
-      </w:r>
-      <w:proofErr w:type="spellStart"/>
-      <w:r>
-        <w:t>void</w:t>
-      </w:r>
-      <w:proofErr w:type="spellEnd"/>
-      <w:r>
-        <w:t xml:space="preserve"> </w:t>
-      </w:r>
-      <w:proofErr w:type="spellStart"/>
-      <w:proofErr w:type="gramStart"/>
-      <w:r>
-        <w:t>IncreaseLampBrightness</w:t>
-      </w:r>
-      <w:proofErr w:type="spellEnd"/>
-      <w:r>
-        <w:t>(</w:t>
-      </w:r>
-      <w:proofErr w:type="spellStart"/>
-      <w:proofErr w:type="gramEnd"/>
-      <w:r>
-        <w:t>int</w:t>
-      </w:r>
-      <w:proofErr w:type="spellEnd"/>
-      <w:r>
-        <w:t xml:space="preserve"> </w:t>
-      </w:r>
-      <w:proofErr w:type="spellStart"/>
-      <w:r>
-        <w:t>lampNumber</w:t>
-      </w:r>
-      <w:proofErr w:type="spellEnd"/>
-      <w:r>
-        <w:t xml:space="preserve">, </w:t>
-      </w:r>
-      <w:proofErr w:type="spellStart"/>
-      <w:r>
-        <w:t>int</w:t>
-      </w:r>
-      <w:proofErr w:type="spellEnd"/>
-      <w:r>
-        <w:t xml:space="preserve"> </w:t>
-      </w:r>
-      <w:proofErr w:type="spellStart"/>
-      <w:r>
-        <w:t>increaseBy</w:t>
-      </w:r>
-      <w:proofErr w:type="spellEnd"/>
-      <w:r>
-        <w:t>) =&gt; incrementa la luminosità di una lampada selezionata di un determinato valore</w:t>
-      </w:r>
-    </w:p>
-    <w:p>
-      <w:pPr>
-        <w:numPr>
-          <w:ilvl w:val="0"/>
-          <w:numId w:val="1"/>
-        </w:numPr>
-        <w:spacing w:after="0"/>
-      </w:pPr>
-      <w:r>
-        <w:t xml:space="preserve">public </w:t>
-      </w:r>
-      <w:proofErr w:type="spellStart"/>
-      <w:r>
-        <w:t>void</w:t>
-      </w:r>
-      <w:proofErr w:type="spellEnd"/>
-      <w:r>
-        <w:t xml:space="preserve"> </w:t>
-      </w:r>
-      <w:proofErr w:type="spellStart"/>
-      <w:proofErr w:type="gramStart"/>
-      <w:r>
-        <w:t>DecreaseLampBrightness</w:t>
-      </w:r>
-      <w:proofErr w:type="spellEnd"/>
-      <w:r>
-        <w:t>(</w:t>
-      </w:r>
-      <w:proofErr w:type="spellStart"/>
-      <w:proofErr w:type="gramEnd"/>
-      <w:r>
-        <w:t>int</w:t>
-      </w:r>
-      <w:proofErr w:type="spellEnd"/>
-      <w:r>
-        <w:t xml:space="preserve"> </w:t>
-      </w:r>
-      <w:proofErr w:type="spellStart"/>
-      <w:r>
-        <w:t>lampNumber</w:t>
-      </w:r>
-      <w:proofErr w:type="spellEnd"/>
-      <w:r>
-        <w:t xml:space="preserve">, </w:t>
-      </w:r>
-      <w:proofErr w:type="spellStart"/>
-      <w:r>
-        <w:t>int</w:t>
-      </w:r>
-      <w:proofErr w:type="spellEnd"/>
-      <w:r>
-        <w:t xml:space="preserve"> </w:t>
-      </w:r>
-      <w:proofErr w:type="spellStart"/>
-      <w:r>
-        <w:t>decreaseBy</w:t>
-      </w:r>
-      <w:proofErr w:type="spellEnd"/>
-      <w:r>
-        <w:t>) =&gt; decrementa la luminosità di una lampada selezionata di un determinato valore</w:t>
-      </w:r>
-    </w:p>
-    <w:p>
-      <w:pPr>
-        <w:numPr>
-          <w:ilvl w:val="0"/>
-          <w:numId w:val="1"/>
-        </w:numPr>
-        <w:spacing w:after="0"/>
-      </w:pPr>
-      <w:r>
-        <w:lastRenderedPageBreak/>
-        <w:t xml:space="preserve">public </w:t>
-      </w:r>
-      <w:proofErr w:type="spellStart"/>
-      <w:r>
-        <w:t>void</w:t>
-      </w:r>
-      <w:proofErr w:type="spellEnd"/>
-      <w:r>
-        <w:t xml:space="preserve"> </w:t>
-      </w:r>
-      <w:proofErr w:type="spellStart"/>
-      <w:proofErr w:type="gramStart"/>
-      <w:r>
-        <w:t>IncreaseBothLampsBrightness</w:t>
-      </w:r>
-      <w:proofErr w:type="spellEnd"/>
-      <w:r>
-        <w:t>(</w:t>
-      </w:r>
-      <w:proofErr w:type="spellStart"/>
-      <w:proofErr w:type="gramEnd"/>
-      <w:r>
-        <w:t>int</w:t>
-      </w:r>
-      <w:proofErr w:type="spellEnd"/>
-      <w:r>
-        <w:t xml:space="preserve"> </w:t>
-      </w:r>
-      <w:proofErr w:type="spellStart"/>
-      <w:r>
-        <w:t>increaseBy</w:t>
-      </w:r>
-      <w:proofErr w:type="spellEnd"/>
-      <w:r>
-        <w:t>) =&gt; incrementa la luminosità di entrambe le lampade ad un determinato valore</w:t>
-      </w:r>
-    </w:p>
-    <w:p>
-      <w:pPr>
-        <w:numPr>
-          <w:ilvl w:val="0"/>
-          <w:numId w:val="1"/>
-        </w:numPr>
-        <w:spacing w:after="0"/>
-      </w:pPr>
-      <w:r>
-        <w:t xml:space="preserve">public </w:t>
-      </w:r>
-      <w:proofErr w:type="spellStart"/>
-      <w:r>
-        <w:t>void</w:t>
-      </w:r>
-      <w:proofErr w:type="spellEnd"/>
-      <w:r>
-        <w:t xml:space="preserve"> </w:t>
-      </w:r>
-      <w:proofErr w:type="spellStart"/>
-      <w:proofErr w:type="gramStart"/>
-      <w:r>
-        <w:t>DecreaseBothLampsBrightness</w:t>
-      </w:r>
-      <w:proofErr w:type="spellEnd"/>
-      <w:r>
-        <w:t>(</w:t>
-      </w:r>
-      <w:proofErr w:type="spellStart"/>
-      <w:proofErr w:type="gramEnd"/>
-      <w:r>
-        <w:t>int</w:t>
-      </w:r>
-      <w:proofErr w:type="spellEnd"/>
-      <w:r>
-        <w:t xml:space="preserve"> </w:t>
-      </w:r>
-      <w:proofErr w:type="spellStart"/>
-      <w:r>
-        <w:t>decreaseBy</w:t>
-      </w:r>
-      <w:proofErr w:type="spellEnd"/>
-      <w:r>
-        <w:t>) =&gt; decrementa la luminosità di entrambe le lampade ad un determinato valore</w:t>
-      </w:r>
-    </w:p>
-    <w:p>
-      <w:pPr>
-        <w:numPr>
-          <w:ilvl w:val="0"/>
-          <w:numId w:val="1"/>
-        </w:numPr>
-      </w:pPr>
-      <w:r>
-        <w:t xml:space="preserve">public </w:t>
-      </w:r>
-      <w:proofErr w:type="spellStart"/>
-      <w:r>
-        <w:t>void</w:t>
-      </w:r>
-      <w:proofErr w:type="spellEnd"/>
-      <w:r>
-        <w:t xml:space="preserve"> </w:t>
-      </w:r>
-      <w:proofErr w:type="spellStart"/>
-      <w:proofErr w:type="gramStart"/>
-      <w:r>
-        <w:t>EcoSwitchOnLamps</w:t>
-      </w:r>
-      <w:proofErr w:type="spellEnd"/>
-      <w:r>
-        <w:t>(</w:t>
-      </w:r>
-      <w:proofErr w:type="spellStart"/>
-      <w:proofErr w:type="gramEnd"/>
-      <w:r>
-        <w:t>TimeSpan</w:t>
-      </w:r>
-      <w:proofErr w:type="spellEnd"/>
-      <w:r>
-        <w:t xml:space="preserve"> timer) =&gt; cambia lo stato di una eco </w:t>
-      </w:r>
-      <w:proofErr w:type="spellStart"/>
-      <w:r>
-        <w:t>lamp</w:t>
-      </w:r>
-      <w:proofErr w:type="spellEnd"/>
-      <w:r>
-        <w:t xml:space="preserve"> tenendo conto del timer di spegnimento</w:t>
-      </w:r>
-    </w:p>
+    <w:p/>
     <w:p>
       <w:proofErr w:type="spellStart"/>
       <w:r>
-        <w:t>LampsRow</w:t>
+        <w:t>EcoLamp</w:t>
       </w:r>
       <w:proofErr w:type="spellEnd"/>
       <w:r>
-        <w:t xml:space="preserve">: è una classe che modella una serie di lampade che devono essere figlie di </w:t>
+        <w:t xml:space="preserve">: figlia di </w:t>
       </w:r>
       <w:proofErr w:type="spellStart"/>
       <w:r>
-        <w:t>abstractLamp</w:t>
+        <w:t>AbstractLamp</w:t>
       </w:r>
       <w:proofErr w:type="spellEnd"/>
       <w:r>
-        <w:t>. Essa presenta le seguenti funzionalità:</w:t>
-      </w:r>
-    </w:p>
-    <w:p>
-      <w:pPr>
-        <w:numPr>
-          <w:ilvl w:val="0"/>
-          <w:numId w:val="3"/>
-        </w:numPr>
-        <w:spacing w:after="0"/>
-      </w:pPr>
+        <w:t xml:space="preserve">, è una classe che permette di modellare una lampada che in aggiunta ad </w:t>
+      </w:r>
       <w:proofErr w:type="spellStart"/>
-      <w:proofErr w:type="gramStart"/>
-      <w:r>
-        <w:t>RemoveLamp</w:t>
+      <w:r>
+        <w:t>Abstractlamp</w:t>
       </w:r>
       <w:proofErr w:type="spellEnd"/>
       <w:r>
-        <w:t>(</w:t>
-      </w:r>
-      <w:proofErr w:type="spellStart"/>
-      <w:proofErr w:type="gramEnd"/>
-      <w:r>
-        <w:t>int</w:t>
-      </w:r>
-      <w:proofErr w:type="spellEnd"/>
-      <w:r>
-        <w:t xml:space="preserve"> </w:t>
-      </w:r>
-      <w:proofErr w:type="spellStart"/>
-      <w:r>
-        <w:t>lampNumber</w:t>
-      </w:r>
-      <w:proofErr w:type="spellEnd"/>
-      <w:r>
-        <w:t>) =&gt; dato un numero rimuove la lampada a quella posizione</w:t>
-      </w:r>
-    </w:p>
-    <w:p>
-      <w:pPr>
-        <w:numPr>
-          <w:ilvl w:val="0"/>
-          <w:numId w:val="3"/>
-        </w:numPr>
-        <w:spacing w:after="0"/>
-      </w:pPr>
-      <w:proofErr w:type="spellStart"/>
-      <w:proofErr w:type="gramStart"/>
-      <w:r>
-        <w:t>AddLamp</w:t>
-      </w:r>
-      <w:proofErr w:type="spellEnd"/>
-      <w:r>
-        <w:t>(</w:t>
-      </w:r>
-      <w:proofErr w:type="spellStart"/>
-      <w:proofErr w:type="gramEnd"/>
-      <w:r>
-        <w:t>AbstractLamp</w:t>
-      </w:r>
-      <w:proofErr w:type="spellEnd"/>
-      <w:r>
-        <w:t xml:space="preserve"> </w:t>
-      </w:r>
-      <w:proofErr w:type="spellStart"/>
-      <w:r>
-        <w:t>lamp</w:t>
-      </w:r>
-      <w:proofErr w:type="spellEnd"/>
-      <w:r>
-        <w:t>) =&gt; aggiunge una lampada presa come parametro</w:t>
-      </w:r>
-    </w:p>
-    <w:p>
-      <w:pPr>
-        <w:numPr>
-          <w:ilvl w:val="0"/>
-          <w:numId w:val="3"/>
-        </w:numPr>
-        <w:spacing w:after="0"/>
-      </w:pPr>
-      <w:proofErr w:type="spellStart"/>
-      <w:proofErr w:type="gramStart"/>
-      <w:r>
-        <w:t>TurnLampsOn</w:t>
-      </w:r>
-      <w:proofErr w:type="spellEnd"/>
-      <w:r>
-        <w:t>(</w:t>
-      </w:r>
-      <w:proofErr w:type="gramEnd"/>
-      <w:r>
-        <w:t>) =&gt; accende le lampade se esse sono spente</w:t>
-      </w:r>
-    </w:p>
-    <w:p>
-      <w:pPr>
-        <w:numPr>
-          <w:ilvl w:val="0"/>
-          <w:numId w:val="3"/>
-        </w:numPr>
-        <w:spacing w:after="0"/>
-      </w:pPr>
-      <w:proofErr w:type="spellStart"/>
-      <w:proofErr w:type="gramStart"/>
-      <w:r>
-        <w:t>TurnLampsOff</w:t>
-      </w:r>
-      <w:proofErr w:type="spellEnd"/>
-      <w:r>
-        <w:t>(</w:t>
-      </w:r>
-      <w:proofErr w:type="gramEnd"/>
-      <w:r>
-        <w:t>) =&gt; spegne le lampade se esse sono accese</w:t>
-      </w:r>
-    </w:p>
-    <w:p>
-      <w:pPr>
-        <w:numPr>
-          <w:ilvl w:val="0"/>
-          <w:numId w:val="3"/>
-        </w:numPr>
-        <w:spacing w:after="0"/>
-      </w:pPr>
-      <w:proofErr w:type="spellStart"/>
-      <w:proofErr w:type="gramStart"/>
-      <w:r>
-        <w:t>SwitchLamp</w:t>
-      </w:r>
-      <w:proofErr w:type="spellEnd"/>
-      <w:r>
-        <w:t>(</w:t>
-      </w:r>
-      <w:proofErr w:type="gramEnd"/>
-      <w:r>
-        <w:t>) =&gt; cambia lo stato di ogni lampada</w:t>
-      </w:r>
-    </w:p>
-    <w:p>
-      <w:pPr>
-        <w:numPr>
-          <w:ilvl w:val="0"/>
-          <w:numId w:val="3"/>
-        </w:numPr>
-        <w:spacing w:after="0"/>
-      </w:pPr>
-      <w:proofErr w:type="spellStart"/>
-      <w:proofErr w:type="gramStart"/>
-      <w:r>
-        <w:t>ChangeLampBrightness</w:t>
-      </w:r>
-      <w:proofErr w:type="spellEnd"/>
-      <w:r>
-        <w:t>(</w:t>
-      </w:r>
-      <w:proofErr w:type="spellStart"/>
-      <w:proofErr w:type="gramEnd"/>
-      <w:r>
-        <w:t>int</w:t>
-      </w:r>
-      <w:proofErr w:type="spellEnd"/>
-      <w:r>
-        <w:t xml:space="preserve"> </w:t>
-      </w:r>
-      <w:proofErr w:type="spellStart"/>
-      <w:r>
-        <w:t>lampNumber</w:t>
-      </w:r>
-      <w:proofErr w:type="spellEnd"/>
-      <w:r>
-        <w:t xml:space="preserve">, </w:t>
-      </w:r>
-      <w:proofErr w:type="spellStart"/>
-      <w:r>
-        <w:t>int</w:t>
-      </w:r>
-      <w:proofErr w:type="spellEnd"/>
-      <w:r>
-        <w:t xml:space="preserve"> </w:t>
-      </w:r>
-      <w:proofErr w:type="spellStart"/>
-      <w:r>
-        <w:t>newBrightness</w:t>
-      </w:r>
-      <w:proofErr w:type="spellEnd"/>
-      <w:r>
-        <w:t>) =&gt; cambia la luminosità di una lampada data la sua posizione</w:t>
-      </w:r>
-    </w:p>
-    <w:p>
-      <w:pPr>
-        <w:numPr>
-          <w:ilvl w:val="0"/>
-          <w:numId w:val="3"/>
-        </w:numPr>
-        <w:spacing w:after="0"/>
-      </w:pPr>
-      <w:proofErr w:type="spellStart"/>
-      <w:proofErr w:type="gramStart"/>
-      <w:r>
-        <w:t>ChangeAllLampsBrightness</w:t>
-      </w:r>
-      <w:proofErr w:type="spellEnd"/>
-      <w:r>
-        <w:t>(</w:t>
-      </w:r>
-      <w:proofErr w:type="spellStart"/>
-      <w:proofErr w:type="gramEnd"/>
-      <w:r>
-        <w:t>int</w:t>
-      </w:r>
-      <w:proofErr w:type="spellEnd"/>
-      <w:r>
-        <w:t xml:space="preserve"> </w:t>
-      </w:r>
-      <w:proofErr w:type="spellStart"/>
-      <w:r>
-        <w:t>newBrightness</w:t>
-      </w:r>
-      <w:proofErr w:type="spellEnd"/>
-      <w:r>
-        <w:t>) =&gt; cambia la luminosità di tutte le lampade</w:t>
-      </w:r>
-    </w:p>
-    <w:p>
-      <w:pPr>
-        <w:numPr>
-          <w:ilvl w:val="0"/>
-          <w:numId w:val="3"/>
-        </w:numPr>
-        <w:spacing w:after="0"/>
-      </w:pPr>
-      <w:proofErr w:type="spellStart"/>
-      <w:proofErr w:type="gramStart"/>
-      <w:r>
-        <w:t>IncreaseLampBrightness</w:t>
-      </w:r>
-      <w:proofErr w:type="spellEnd"/>
-      <w:r>
-        <w:t>(</w:t>
-      </w:r>
-      <w:proofErr w:type="spellStart"/>
-      <w:proofErr w:type="gramEnd"/>
-      <w:r>
-        <w:t>int</w:t>
-      </w:r>
-      <w:proofErr w:type="spellEnd"/>
-      <w:r>
-        <w:t xml:space="preserve"> </w:t>
-      </w:r>
-      <w:proofErr w:type="spellStart"/>
-      <w:r>
-        <w:t>lampNumber</w:t>
-      </w:r>
-      <w:proofErr w:type="spellEnd"/>
-      <w:r>
-        <w:t xml:space="preserve">, </w:t>
-      </w:r>
-      <w:proofErr w:type="spellStart"/>
-      <w:r>
-        <w:t>int</w:t>
-      </w:r>
-      <w:proofErr w:type="spellEnd"/>
-      <w:r>
-        <w:t xml:space="preserve"> </w:t>
-      </w:r>
-      <w:proofErr w:type="spellStart"/>
-      <w:r>
-        <w:t>increaseBy</w:t>
-      </w:r>
-      <w:proofErr w:type="spellEnd"/>
-      <w:r>
-        <w:t xml:space="preserve">) =&gt; presa la posizione di una lampada incrementa la luminosità di un determinato valore alla lampada in quella posizione </w:t>
-      </w:r>
-    </w:p>
-    <w:p>
-      <w:pPr>
-        <w:numPr>
-          <w:ilvl w:val="0"/>
-          <w:numId w:val="3"/>
-        </w:numPr>
-        <w:spacing w:after="0"/>
-      </w:pPr>
-      <w:proofErr w:type="spellStart"/>
-      <w:proofErr w:type="gramStart"/>
-      <w:r>
-        <w:t>DecreaseLampBrightness</w:t>
-      </w:r>
-      <w:proofErr w:type="spellEnd"/>
-      <w:r>
-        <w:t>(</w:t>
-      </w:r>
-      <w:proofErr w:type="spellStart"/>
-      <w:proofErr w:type="gramEnd"/>
-      <w:r>
-        <w:t>int</w:t>
-      </w:r>
-      <w:proofErr w:type="spellEnd"/>
-      <w:r>
-        <w:t xml:space="preserve"> </w:t>
-      </w:r>
-      <w:proofErr w:type="spellStart"/>
-      <w:r>
-        <w:t>lampNumber</w:t>
-      </w:r>
-      <w:proofErr w:type="spellEnd"/>
-      <w:r>
-        <w:t xml:space="preserve">, </w:t>
-      </w:r>
-      <w:proofErr w:type="spellStart"/>
-      <w:r>
-        <w:t>int</w:t>
-      </w:r>
-      <w:proofErr w:type="spellEnd"/>
-      <w:r>
-        <w:t xml:space="preserve"> </w:t>
-      </w:r>
-      <w:proofErr w:type="spellStart"/>
-      <w:r>
-        <w:t>decreaseBy</w:t>
-      </w:r>
-      <w:proofErr w:type="spellEnd"/>
-      <w:r>
-        <w:t xml:space="preserve">) =&gt; presa la posizione di una lampada decrementa la luminosità di un determinato valore alla lampada in quella posizione </w:t>
-      </w:r>
-    </w:p>
-    <w:p>
-      <w:pPr>
-        <w:numPr>
-          <w:ilvl w:val="0"/>
-          <w:numId w:val="3"/>
-        </w:numPr>
-        <w:spacing w:after="0"/>
-      </w:pPr>
-      <w:proofErr w:type="spellStart"/>
-      <w:proofErr w:type="gramStart"/>
-      <w:r>
-        <w:t>IncreaseAllLampsBrightness</w:t>
-      </w:r>
-      <w:proofErr w:type="spellEnd"/>
-      <w:r>
-        <w:t>(</w:t>
-      </w:r>
-      <w:proofErr w:type="spellStart"/>
-      <w:proofErr w:type="gramEnd"/>
-      <w:r>
-        <w:t>int</w:t>
-      </w:r>
-      <w:proofErr w:type="spellEnd"/>
-      <w:r>
-        <w:t xml:space="preserve"> </w:t>
-      </w:r>
-      <w:proofErr w:type="spellStart"/>
-      <w:r>
-        <w:t>increaseBy</w:t>
-      </w:r>
-      <w:proofErr w:type="spellEnd"/>
-      <w:r>
-        <w:t>) =&gt; incrementa tutte le lampade di un determinato valore</w:t>
-      </w:r>
-    </w:p>
-    <w:p>
-      <w:pPr>
-        <w:numPr>
-          <w:ilvl w:val="0"/>
-          <w:numId w:val="3"/>
-        </w:numPr>
-        <w:spacing w:after="0"/>
-      </w:pPr>
-      <w:proofErr w:type="spellStart"/>
-      <w:proofErr w:type="gramStart"/>
-      <w:r>
-        <w:t>DecreaseAllLampsBrightness</w:t>
-      </w:r>
-      <w:proofErr w:type="spellEnd"/>
-      <w:r>
-        <w:t>(</w:t>
-      </w:r>
-      <w:proofErr w:type="spellStart"/>
-      <w:proofErr w:type="gramEnd"/>
-      <w:r>
-        <w:t>int</w:t>
-      </w:r>
-      <w:proofErr w:type="spellEnd"/>
-      <w:r>
-        <w:t xml:space="preserve"> </w:t>
-      </w:r>
-      <w:proofErr w:type="spellStart"/>
-      <w:r>
-        <w:t>decreaseBy</w:t>
-      </w:r>
-      <w:proofErr w:type="spellEnd"/>
-      <w:r>
-        <w:t xml:space="preserve">) =&gt; </w:t>
-      </w:r>
-      <w:proofErr w:type="spellStart"/>
-      <w:r>
-        <w:t>frcrementa</w:t>
-      </w:r>
-      <w:proofErr w:type="spellEnd"/>
-      <w:r>
-        <w:t xml:space="preserve"> tutte le lampade di un determinato valore</w:t>
-      </w:r>
-    </w:p>
-    <w:p>
-      <w:pPr>
-        <w:numPr>
-          <w:ilvl w:val="0"/>
-          <w:numId w:val="3"/>
-        </w:numPr>
-        <w:spacing w:after="0"/>
-      </w:pPr>
-      <w:proofErr w:type="spellStart"/>
-      <w:proofErr w:type="gramStart"/>
-      <w:r>
-        <w:t>EcoSwitchOnLamps</w:t>
-      </w:r>
-      <w:proofErr w:type="spellEnd"/>
-      <w:r>
-        <w:t>(</w:t>
-      </w:r>
-      <w:proofErr w:type="spellStart"/>
-      <w:proofErr w:type="gramEnd"/>
-      <w:r>
-        <w:t>TimeSpan</w:t>
-      </w:r>
-      <w:proofErr w:type="spellEnd"/>
-      <w:r>
-        <w:t xml:space="preserve"> timer) =&gt; attiva la modalità eco delle lampade eco </w:t>
-      </w:r>
-      <w:proofErr w:type="gramStart"/>
-      <w:r>
-        <w:t>accendendole  e</w:t>
-      </w:r>
-      <w:proofErr w:type="gramEnd"/>
-      <w:r>
-        <w:t xml:space="preserve"> accende quelle normali</w:t>
-      </w:r>
-    </w:p>
-    <w:p>
-      <w:pPr>
-        <w:numPr>
-          <w:ilvl w:val="0"/>
-          <w:numId w:val="3"/>
-        </w:numPr>
-      </w:pPr>
-      <w:proofErr w:type="spellStart"/>
-      <w:proofErr w:type="gramStart"/>
-      <w:r>
-        <w:t>ExclusiveEcoSwitchOnLamps</w:t>
-      </w:r>
-      <w:proofErr w:type="spellEnd"/>
-      <w:r>
-        <w:t>(</w:t>
-      </w:r>
-      <w:proofErr w:type="spellStart"/>
-      <w:proofErr w:type="gramEnd"/>
-      <w:r>
-        <w:t>TimeSpan</w:t>
-      </w:r>
-      <w:proofErr w:type="spellEnd"/>
-      <w:r>
-        <w:t xml:space="preserve"> timer) =&gt; accende solo le lampade eco e attiva la modalità eco</w:t>
+        <w:t xml:space="preserve"> possiede un’ora di spegnimento e un timer di default dopo il quale la lampada si spegne. È possibile attivare la modalità eco, la quale spegnerà la lampada dopo un determinato lasso di tempo se indicato, altrimenti la spegnerà trascorso il timer di default.</w:t>
       </w:r>
     </w:p>
     <w:p/>
-    <w:p/>
-    <w:p/>
-    <w:p/>
-    <w:p/>
+    <w:p>
+      <w:proofErr w:type="spellStart"/>
+      <w:r>
+        <w:t>TwoLampDevice</w:t>
+      </w:r>
+      <w:proofErr w:type="spellEnd"/>
+      <w:r>
+        <w:t xml:space="preserve">: è una classe che permette di modellare un dispositivo che gestisce due </w:t>
+      </w:r>
+      <w:proofErr w:type="spellStart"/>
+      <w:r>
+        <w:t>AsbtractLamp</w:t>
+      </w:r>
+      <w:proofErr w:type="spellEnd"/>
+      <w:r>
+        <w:t xml:space="preserve">. Esso possiede uno stato che varia in base allo stato </w:t>
+      </w:r>
+      <w:r>
+        <w:t>delle singole</w:t>
+      </w:r>
+      <w:r>
+        <w:t xml:space="preserve"> lampade ed è possibile accendere entrambe le lampade, o accendere le singole in base al nome o a all’id, attivare la modalità eco se </w:t>
+      </w:r>
+      <w:proofErr w:type="gramStart"/>
+      <w:r>
+        <w:t>la lampade</w:t>
+      </w:r>
+      <w:proofErr w:type="gramEnd"/>
+      <w:r>
+        <w:t xml:space="preserve"> è del tipo </w:t>
+      </w:r>
+      <w:proofErr w:type="spellStart"/>
+      <w:r>
+        <w:t>EcoLamp</w:t>
+      </w:r>
+      <w:proofErr w:type="spellEnd"/>
+      <w:r>
+        <w:t>, spegnerle entrambe o spegnere le singole in base al loro id o nome, cambiare la luminosità di entrambe o cambiare la luminosità in base al nome o all’id, incrementare o decrementare la luminosità delle di entrambe le lampade oppure in base al nome o all’id.</w:t>
+      </w:r>
+    </w:p>
     <w:p/>
     <w:p>
-      <w:r>
-        <w:br/>
+      <w:proofErr w:type="spellStart"/>
+      <w:r>
+        <w:t>LampsRow</w:t>
+      </w:r>
+      <w:proofErr w:type="spellEnd"/>
+      <w:r>
+        <w:t xml:space="preserve">: è una classe che permette la modellazione di una striscia di lampade del tipo </w:t>
+      </w:r>
+      <w:proofErr w:type="spellStart"/>
+      <w:r>
+        <w:t>AbstractLamp</w:t>
+      </w:r>
+      <w:proofErr w:type="spellEnd"/>
+      <w:r>
+        <w:t xml:space="preserve">, il quale possiede uno stato, definito dal comportamento delle singole lampade. È possibile accenderle tutte, o accendere le singole in base a nome o id, spegnerle tutte o spegnere le singole in base a nome o id, aggiungere una lampada in ultima posizione o in una posizione scelta, rimuovere una lampada in base al nome, alla posizione o all’id, impostare la luminosità di tutte le lampade ad un determinato valore oppure impostare quella delle singole in base al nome o all’id. </w:t>
+      </w:r>
+      <w:r>
+        <w:t>Inoltre,</w:t>
+      </w:r>
+      <w:r>
+        <w:t xml:space="preserve"> sono disponibili delle funzioni per ritornare la </w:t>
+      </w:r>
+      <w:r>
+        <w:lastRenderedPageBreak/>
+        <w:t>lampada con la luminosità maggiore, quella minore, quella in un determinato range, quelle accese, quelle spente, quella con un determinato id e quelle con un determinato valore in luminosità.</w:t>
       </w:r>
     </w:p>
     <w:p/>
-    <w:p/>
+    <w:p>
+      <w:proofErr w:type="spellStart"/>
+      <w:r>
+        <w:t>AirConditioner</w:t>
+      </w:r>
+      <w:proofErr w:type="spellEnd"/>
+      <w:r>
+        <w:t>: è una classe che permette di modellare un condizionatore, il quale possiede una determinata temperatura, una temperatura massima una temperatura minima e un valore di default del quale la temperatura può essere aumentata o diminuita. È possibile impostare la temperatura ad un determinato valore, incrementarla o decrementarla di un determinato valore o se esso non viene specificato di incrementare o decrementare la temperatura del valore di default.</w:t>
+      </w:r>
+    </w:p>
     <w:p/>
     <w:p/>
     <w:p/>

--- a/docs/Docs_Template_SmarthHouse_Editable.docx
+++ b/docs/Docs_Template_SmarthHouse_Editable.docx
@@ -304,15 +304,7 @@
     </w:p>
     <w:p>
       <w:r>
-        <w:t xml:space="preserve">Modellare una </w:t>
-      </w:r>
-      <w:proofErr w:type="spellStart"/>
-      <w:r>
-        <w:t>smarth</w:t>
-      </w:r>
-      <w:proofErr w:type="spellEnd"/>
-      <w:r>
-        <w:t xml:space="preserve"> house con un sistema di illuminazione composto da lampade, lampade eco, un dispositivo che gestisce due lampade e una striscia di lampade</w:t>
+        <w:t>Modellare una smarth house con un sistema di illuminazione composto da lampade, lampade eco, un dispositivo che gestisce due lampade e una striscia di lampade</w:t>
       </w:r>
     </w:p>
     <w:p>
@@ -354,146 +346,38 @@
       </w:r>
     </w:p>
     <w:p>
-      <w:proofErr w:type="spellStart"/>
-      <w:r>
-        <w:t>AbstractDevice</w:t>
-      </w:r>
-      <w:proofErr w:type="spellEnd"/>
-      <w:r>
-        <w:t>: è una classe astratta che permette di modellare un qualsiasi dispositivo elettronico, il quale possiede un nome, un id identificativo, uno stato (On, Off), un orario di creazione e un orario dove vengono salvate le modifiche. Offre inoltre la possibilità di spegnere ed accendere il dispositivo.</w:t>
+      <w:r>
+        <w:t>AbstractDevice: è una classe astratta che permette di modellare un qualsiasi dispositivo elettronico, il quale possiede un nome, un id identificativo, uno stato (On, Off), un orario di creazione e un orario dove vengono salvate le modifiche. Offre inoltre la possibilità di spegnere ed accendere il dispositivo.</w:t>
       </w:r>
     </w:p>
     <w:p/>
     <w:p>
-      <w:proofErr w:type="spellStart"/>
-      <w:r>
-        <w:t>AbstarctLamp</w:t>
-      </w:r>
-      <w:proofErr w:type="spellEnd"/>
-      <w:r>
-        <w:t xml:space="preserve">: è una classe astratta, figlia di </w:t>
-      </w:r>
-      <w:proofErr w:type="spellStart"/>
-      <w:r>
-        <w:t>AbstractDevice</w:t>
-      </w:r>
-      <w:proofErr w:type="spellEnd"/>
-      <w:r>
-        <w:t>, che permette di modellare una lampada, la quale possiede una luminosità massima, una luminosità minima e la luminosità corrente. È possibile, oltre a spegnere ed accendere la lampada anche, aumentare e diminuire la luminosità di un determinato valore ed impostarla a determinato valore.</w:t>
+      <w:r>
+        <w:t>AbstarctLamp: è una classe astratta, figlia di AbstractDevice, che permette di modellare una lampada, la quale possiede una luminosità massima, una luminosità minima e la luminosità corrente. È possibile, oltre a spegnere ed accendere la lampada anche, aumentare e diminuire la luminosità di un determinato valore ed impostarla a determinato valore.</w:t>
       </w:r>
     </w:p>
     <w:p/>
     <w:p>
-      <w:proofErr w:type="spellStart"/>
-      <w:proofErr w:type="gramStart"/>
-      <w:r>
-        <w:t>Lamp:è</w:t>
-      </w:r>
-      <w:proofErr w:type="spellEnd"/>
-      <w:proofErr w:type="gramEnd"/>
-      <w:r>
-        <w:t xml:space="preserve"> una classe, figlia di </w:t>
-      </w:r>
-      <w:proofErr w:type="spellStart"/>
-      <w:r>
-        <w:t>AbstractLamp</w:t>
-      </w:r>
-      <w:proofErr w:type="spellEnd"/>
-      <w:r>
-        <w:t>, non aggiunge nessuna modifica.</w:t>
+      <w:r>
+        <w:t>Lamp:è una classe, figlia di AbstractLamp, non aggiunge nessuna modifica.</w:t>
       </w:r>
     </w:p>
     <w:p/>
     <w:p>
-      <w:proofErr w:type="spellStart"/>
-      <w:r>
-        <w:t>EcoLamp</w:t>
-      </w:r>
-      <w:proofErr w:type="spellEnd"/>
-      <w:r>
-        <w:t xml:space="preserve">: figlia di </w:t>
-      </w:r>
-      <w:proofErr w:type="spellStart"/>
-      <w:r>
-        <w:t>AbstractLamp</w:t>
-      </w:r>
-      <w:proofErr w:type="spellEnd"/>
-      <w:r>
-        <w:t xml:space="preserve">, è una classe che permette di modellare una lampada che in aggiunta ad </w:t>
-      </w:r>
-      <w:proofErr w:type="spellStart"/>
-      <w:r>
-        <w:t>Abstractlamp</w:t>
-      </w:r>
-      <w:proofErr w:type="spellEnd"/>
-      <w:r>
-        <w:t xml:space="preserve"> possiede un’ora di spegnimento e un timer di default dopo il quale la lampada si spegne. È possibile attivare la modalità eco, la quale spegnerà la lampada dopo un determinato lasso di tempo se indicato, altrimenti la spegnerà trascorso il timer di default.</w:t>
+      <w:r>
+        <w:t>EcoLamp: figlia di AbstractLamp, è una classe che permette di modellare una lampada che in aggiunta ad Abstractlamp possiede un’ora di spegnimento e un timer di default dopo il quale la lampada si spegne. È possibile attivare la modalità eco, la quale spegnerà la lampada dopo un determinato lasso di tempo se indicato, altrimenti la spegnerà trascorso il timer di default.</w:t>
       </w:r>
     </w:p>
     <w:p/>
     <w:p>
-      <w:proofErr w:type="spellStart"/>
-      <w:r>
-        <w:t>TwoLampDevice</w:t>
-      </w:r>
-      <w:proofErr w:type="spellEnd"/>
-      <w:r>
-        <w:t xml:space="preserve">: è una classe che permette di modellare un dispositivo che gestisce due </w:t>
-      </w:r>
-      <w:proofErr w:type="spellStart"/>
-      <w:r>
-        <w:t>AsbtractLamp</w:t>
-      </w:r>
-      <w:proofErr w:type="spellEnd"/>
-      <w:r>
-        <w:t xml:space="preserve">. Esso possiede uno stato che varia in base allo stato </w:t>
-      </w:r>
-      <w:r>
-        <w:t>delle singole</w:t>
-      </w:r>
-      <w:r>
-        <w:t xml:space="preserve"> lampade ed è possibile accendere entrambe le lampade, o accendere le singole in base al nome o a all’id, attivare la modalità eco se </w:t>
-      </w:r>
-      <w:proofErr w:type="gramStart"/>
-      <w:r>
-        <w:t>la lampade</w:t>
-      </w:r>
-      <w:proofErr w:type="gramEnd"/>
-      <w:r>
-        <w:t xml:space="preserve"> è del tipo </w:t>
-      </w:r>
-      <w:proofErr w:type="spellStart"/>
-      <w:r>
-        <w:t>EcoLamp</w:t>
-      </w:r>
-      <w:proofErr w:type="spellEnd"/>
-      <w:r>
-        <w:t>, spegnerle entrambe o spegnere le singole in base al loro id o nome, cambiare la luminosità di entrambe o cambiare la luminosità in base al nome o all’id, incrementare o decrementare la luminosità delle di entrambe le lampade oppure in base al nome o all’id.</w:t>
+      <w:r>
+        <w:t>TwoLampDevice: è una classe che permette di modellare un dispositivo che gestisce due AsbtractLamp. Esso possiede uno stato che varia in base allo stato delle singole lampade ed è possibile accendere entrambe le lampade, o accendere le singole in base al nome o a all’id, attivare la modalità eco se la lampade è del tipo EcoLamp, spegnerle entrambe o spegnere le singole in base al loro id o nome, cambiare la luminosità di entrambe o cambiare la luminosità in base al nome o all’id, incrementare o decrementare la luminosità delle di entrambe le lampade oppure in base al nome o all’id.</w:t>
       </w:r>
     </w:p>
     <w:p/>
     <w:p>
-      <w:proofErr w:type="spellStart"/>
-      <w:r>
-        <w:t>LampsRow</w:t>
-      </w:r>
-      <w:proofErr w:type="spellEnd"/>
-      <w:r>
-        <w:t xml:space="preserve">: è una classe che permette la modellazione di una striscia di lampade del tipo </w:t>
-      </w:r>
-      <w:proofErr w:type="spellStart"/>
-      <w:r>
-        <w:t>AbstractLamp</w:t>
-      </w:r>
-      <w:proofErr w:type="spellEnd"/>
-      <w:r>
-        <w:t xml:space="preserve">, il quale possiede uno stato, definito dal comportamento delle singole lampade. È possibile accenderle tutte, o accendere le singole in base a nome o id, spegnerle tutte o spegnere le singole in base a nome o id, aggiungere una lampada in ultima posizione o in una posizione scelta, rimuovere una lampada in base al nome, alla posizione o all’id, impostare la luminosità di tutte le lampade ad un determinato valore oppure impostare quella delle singole in base al nome o all’id. </w:t>
-      </w:r>
-      <w:r>
-        <w:t>Inoltre,</w:t>
-      </w:r>
-      <w:r>
-        <w:t xml:space="preserve"> sono disponibili delle funzioni per ritornare la </w:t>
+      <w:r>
+        <w:t xml:space="preserve">LampsRow: è una classe che permette la modellazione di una striscia di lampade del tipo AbstractLamp, il quale possiede uno stato, definito dal comportamento delle singole lampade. È possibile accenderle tutte, o accendere le singole in base a nome o id, spegnerle tutte o spegnere le singole in base a nome o id, aggiungere una lampada in ultima posizione o in una posizione scelta, rimuovere una lampada in base al nome, alla posizione o all’id, impostare la luminosità di tutte le lampade ad un determinato valore oppure impostare quella delle singole in base al nome o all’id. Inoltre, sono disponibili delle funzioni per ritornare la </w:t>
       </w:r>
       <w:r>
         <w:lastRenderedPageBreak/>
@@ -502,13 +386,31 @@
     </w:p>
     <w:p/>
     <w:p>
-      <w:proofErr w:type="spellStart"/>
-      <w:r>
-        <w:t>AirConditioner</w:t>
-      </w:r>
-      <w:proofErr w:type="spellEnd"/>
-      <w:r>
-        <w:t>: è una classe che permette di modellare un condizionatore, il quale possiede una determinata temperatura, una temperatura massima una temperatura minima e un valore di default del quale la temperatura può essere aumentata o diminuita. È possibile impostare la temperatura ad un determinato valore, incrementarla o decrementarla di un determinato valore o se esso non viene specificato di incrementare o decrementare la temperatura del valore di default.</w:t>
+      <w:r>
+        <w:t>AirConditioner: è una classe</w:t>
+      </w:r>
+      <w:r>
+        <w:t xml:space="preserve"> figlia di AbstractDevice</w:t>
+      </w:r>
+      <w:r>
+        <w:t xml:space="preserve"> che permette di modellare un condizionatore, il quale possiede una determinata temperatura, una temperatura massima una temperatura minima e un valore di default del quale la temperatura può essere aumentata o diminuita. È possibile impostare la temperatura ad un determinato valore, incrementarla o decrementarla di un determinato valore o se esso non viene specificato di incrementare o decrementare la temperatura del valore di default.</w:t>
+      </w:r>
+    </w:p>
+    <w:p/>
+    <w:p>
+      <w:r>
+        <w:t>Door: è una classe che permette di modellare una porta avente uno stato(Open, Closed, Locked), una password per sbloccarla un nome e un id. Offre la possibilità si chiudere e aprire la porta, si bloccarla e sbloccarla(chiuderla a chiave).</w:t>
+      </w:r>
+    </w:p>
+    <w:p/>
+    <w:p>
+      <w:r>
+        <w:t>Thermostat: è una classe figlia di AbtractDevice che modella un termostato avente una temperatura minima, massima e una corrente. È possibile impostare la temperatura corrente a un valore, oppure aumentarla o diminuirla di un valore scelto.</w:t>
+      </w:r>
+    </w:p>
+    <w:p>
+      <w:r>
+        <w:t>CCTV: è una classe figlia di AbstractDevice che modella una telecamera avente uno zoom e una rotazione minima e massima, uno zoom corrente e una rotazione corrente,  e la possibiltà di registrare. È dunque possibile regolare lo zoom e la rotazione impostandoli a dei valori scelti, avviare o stoppare la registrazione.</w:t>
       </w:r>
     </w:p>
     <w:p/>
@@ -539,56 +441,66 @@
     </w:p>
     <w:p>
       <w:pPr>
-        <w:pStyle w:val="Titolo3"/>
+        <w:pStyle w:val="NormaleWeb"/>
       </w:pPr>
       <w:bookmarkStart w:id="4" w:name="_heading=h.ltjyokb7apqk" w:colFirst="0" w:colLast="0"/>
       <w:bookmarkEnd w:id="4"/>
-      <w:r>
-        <w:t>Diagramma delle Classi</w:t>
-      </w:r>
-    </w:p>
-    <w:p>
-      <w:pPr>
-        <w:rPr>
-          <w:color w:val="2F5496"/>
-          <w:sz w:val="32"/>
-          <w:szCs w:val="32"/>
-        </w:rPr>
+    </w:p>
+    <w:p>
+      <w:pPr>
+        <w:pStyle w:val="NormaleWeb"/>
+      </w:pPr>
+    </w:p>
+    <w:p>
+      <w:pPr>
+        <w:pStyle w:val="NormaleWeb"/>
       </w:pPr>
       <w:r>
         <w:rPr>
           <w:noProof/>
         </w:rPr>
-        <w:lastRenderedPageBreak/>
         <w:drawing>
-          <wp:inline distT="114300" distB="114300" distL="114300" distR="114300" wp14:anchorId="225250E1" wp14:editId="4AF591EB">
-            <wp:extent cx="6119820" cy="7531100"/>
-            <wp:effectExtent l="0" t="0" r="0" b="0"/>
-            <wp:docPr id="1" name="image1.png"/>
-            <wp:cNvGraphicFramePr/>
+          <wp:inline distT="0" distB="0" distL="0" distR="0" wp14:anchorId="63B056D3" wp14:editId="76E9A7DC">
+            <wp:extent cx="6668161" cy="3976656"/>
+            <wp:effectExtent l="0" t="0" r="0" b="5080"/>
+            <wp:docPr id="2" name="Immagine 1" descr="Immagine che contiene schermata, diagramma, design&#10;&#10;Il contenuto generato dall'IA potrebbe non essere corretto."/>
+            <wp:cNvGraphicFramePr>
+              <a:graphicFrameLocks xmlns:a="http://schemas.openxmlformats.org/drawingml/2006/main" noChangeAspect="1"/>
+            </wp:cNvGraphicFramePr>
             <a:graphic xmlns:a="http://schemas.openxmlformats.org/drawingml/2006/main">
               <a:graphicData uri="http://schemas.openxmlformats.org/drawingml/2006/picture">
                 <pic:pic xmlns:pic="http://schemas.openxmlformats.org/drawingml/2006/picture">
                   <pic:nvPicPr>
-                    <pic:cNvPr id="0" name="image1.png"/>
-                    <pic:cNvPicPr preferRelativeResize="0"/>
+                    <pic:cNvPr id="2" name="Immagine 1" descr="Immagine che contiene schermata, diagramma, design&#10;&#10;Il contenuto generato dall'IA potrebbe non essere corretto."/>
+                    <pic:cNvPicPr>
+                      <a:picLocks noChangeAspect="1" noChangeArrowheads="1"/>
+                    </pic:cNvPicPr>
                   </pic:nvPicPr>
                   <pic:blipFill>
-                    <a:blip r:embed="rId8"/>
+                    <a:blip r:embed="rId8">
+                      <a:extLst>
+                        <a:ext uri="{28A0092B-C50C-407E-A947-70E740481C1C}">
+                          <a14:useLocalDpi xmlns:a14="http://schemas.microsoft.com/office/drawing/2010/main" val="0"/>
+                        </a:ext>
+                      </a:extLst>
+                    </a:blip>
                     <a:srcRect/>
                     <a:stretch>
                       <a:fillRect/>
                     </a:stretch>
                   </pic:blipFill>
-                  <pic:spPr>
+                  <pic:spPr bwMode="auto">
                     <a:xfrm>
                       <a:off x="0" y="0"/>
-                      <a:ext cx="6119820" cy="7531100"/>
+                      <a:ext cx="6720071" cy="4007613"/>
                     </a:xfrm>
                     <a:prstGeom prst="rect">
                       <a:avLst/>
                     </a:prstGeom>
-                    <a:ln/>
+                    <a:noFill/>
+                    <a:ln>
+                      <a:noFill/>
+                    </a:ln>
                   </pic:spPr>
                 </pic:pic>
               </a:graphicData>
@@ -596,6 +508,20 @@
           </wp:inline>
         </w:drawing>
       </w:r>
+    </w:p>
+    <w:p>
+      <w:pPr>
+        <w:pStyle w:val="Titolo3"/>
+      </w:pPr>
+    </w:p>
+    <w:p>
+      <w:pPr>
+        <w:rPr>
+          <w:color w:val="2F5496"/>
+          <w:sz w:val="32"/>
+          <w:szCs w:val="32"/>
+        </w:rPr>
+      </w:pPr>
       <w:r>
         <w:rPr>
           <w:color w:val="2F5496"/>
@@ -621,15 +547,7 @@
     </w:p>
     <w:p>
       <w:r>
-        <w:t xml:space="preserve">Per i test nel progetto si presentano tre classi che testano la classe rispettivamente citata nel nome. Esse </w:t>
-      </w:r>
-      <w:proofErr w:type="spellStart"/>
-      <w:r>
-        <w:t>sonmo</w:t>
-      </w:r>
-      <w:proofErr w:type="spellEnd"/>
-      <w:r>
-        <w:t>:</w:t>
+        <w:t>Nel progetto troviamo diverse classi dedicate ai test, e sono:</w:t>
       </w:r>
     </w:p>
     <w:p>
@@ -640,19 +558,15 @@
         </w:numPr>
         <w:spacing w:after="0"/>
       </w:pPr>
-      <w:proofErr w:type="spellStart"/>
-      <w:r>
-        <w:t>StandardLampTest</w:t>
-      </w:r>
-      <w:proofErr w:type="spellEnd"/>
-      <w:r>
-        <w:t xml:space="preserve">: Test di </w:t>
-      </w:r>
-      <w:proofErr w:type="spellStart"/>
-      <w:r>
-        <w:t>StandardLamp</w:t>
-      </w:r>
-      <w:proofErr w:type="spellEnd"/>
+      <w:r>
+        <w:t xml:space="preserve">EcoLampTest: </w:t>
+      </w:r>
+      <w:r>
+        <w:t>t</w:t>
+      </w:r>
+      <w:r>
+        <w:t>est di EcoLamp</w:t>
+      </w:r>
     </w:p>
     <w:p>
       <w:pPr>
@@ -662,19 +576,9 @@
         </w:numPr>
         <w:spacing w:after="0"/>
       </w:pPr>
-      <w:proofErr w:type="spellStart"/>
-      <w:r>
-        <w:t>EcoLampTest</w:t>
-      </w:r>
-      <w:proofErr w:type="spellEnd"/>
-      <w:r>
-        <w:t xml:space="preserve">: Test di </w:t>
-      </w:r>
-      <w:proofErr w:type="spellStart"/>
-      <w:r>
-        <w:t>EcoLamp</w:t>
-      </w:r>
-      <w:proofErr w:type="spellEnd"/>
+      <w:r>
+        <w:t>LampTest: test di Lamp</w:t>
+      </w:r>
     </w:p>
     <w:p>
       <w:pPr>
@@ -682,20 +586,59 @@
           <w:ilvl w:val="0"/>
           <w:numId w:val="2"/>
         </w:numPr>
-      </w:pPr>
-      <w:proofErr w:type="spellStart"/>
-      <w:r>
-        <w:t>TwoLampDeviceTest</w:t>
-      </w:r>
-      <w:proofErr w:type="spellEnd"/>
-      <w:r>
-        <w:t xml:space="preserve">: Test di </w:t>
-      </w:r>
-      <w:proofErr w:type="spellStart"/>
-      <w:r>
-        <w:t>TwoLampDevice</w:t>
-      </w:r>
-      <w:proofErr w:type="spellEnd"/>
+        <w:spacing w:after="0"/>
+      </w:pPr>
+      <w:r>
+        <w:t>LampsRowTest: test di LampsRow</w:t>
+      </w:r>
+    </w:p>
+    <w:p>
+      <w:pPr>
+        <w:numPr>
+          <w:ilvl w:val="0"/>
+          <w:numId w:val="2"/>
+        </w:numPr>
+        <w:spacing w:after="0"/>
+      </w:pPr>
+      <w:r>
+        <w:t>TwoLampDeviceTest: test di TwoLampDevice</w:t>
+      </w:r>
+    </w:p>
+    <w:p>
+      <w:pPr>
+        <w:numPr>
+          <w:ilvl w:val="0"/>
+          <w:numId w:val="2"/>
+        </w:numPr>
+        <w:spacing w:after="0"/>
+      </w:pPr>
+      <w:r>
+        <w:t>AirConditionerTest: test di AirConditioner</w:t>
+      </w:r>
+    </w:p>
+    <w:p>
+      <w:pPr>
+        <w:numPr>
+          <w:ilvl w:val="0"/>
+          <w:numId w:val="2"/>
+        </w:numPr>
+        <w:spacing w:after="0"/>
+      </w:pPr>
+      <w:r>
+        <w:t>CCTVTest: test di CCTV</w:t>
+      </w:r>
+    </w:p>
+    <w:p>
+      <w:pPr>
+        <w:numPr>
+          <w:ilvl w:val="0"/>
+          <w:numId w:val="2"/>
+        </w:numPr>
+        <w:spacing w:after="0"/>
+      </w:pPr>
+      <w:r>
+        <w:t>DoorTEst: test di Door</w:t>
+      </w:r>
     </w:p>
     <w:sectPr>
       <w:headerReference w:type="default" r:id="rId9"/>
@@ -920,25 +863,7 @@
               <w:bCs/>
               <w:color w:val="000000"/>
             </w:rPr>
-            <w:t xml:space="preserve">Doc. </w:t>
-          </w:r>
-          <w:proofErr w:type="spellStart"/>
-          <w:r>
-            <w:rPr>
-              <w:b/>
-              <w:bCs/>
-              <w:color w:val="000000"/>
-            </w:rPr>
-            <w:t>reference</w:t>
-          </w:r>
-          <w:proofErr w:type="spellEnd"/>
-          <w:r>
-            <w:rPr>
-              <w:b/>
-              <w:bCs/>
-              <w:color w:val="000000"/>
-            </w:rPr>
-            <w:t>:</w:t>
+            <w:t>Doc. reference:</w:t>
           </w:r>
         </w:p>
       </w:tc>
@@ -1069,23 +994,13 @@
               <w:color w:val="000000"/>
             </w:rPr>
           </w:pPr>
-          <w:proofErr w:type="spellStart"/>
           <w:r>
             <w:rPr>
               <w:b/>
               <w:bCs/>
               <w:color w:val="000000"/>
             </w:rPr>
-            <w:t>Verified</w:t>
-          </w:r>
-          <w:proofErr w:type="spellEnd"/>
-          <w:r>
-            <w:rPr>
-              <w:b/>
-              <w:bCs/>
-              <w:color w:val="000000"/>
-            </w:rPr>
-            <w:t xml:space="preserve"> by: </w:t>
+            <w:t>Verified by: </w:t>
           </w:r>
         </w:p>
       </w:tc>

--- a/docs/Docs_Template_SmarthHouse_Editable.docx
+++ b/docs/Docs_Template_SmarthHouse_Editable.docx
@@ -304,7 +304,15 @@
     </w:p>
     <w:p>
       <w:r>
-        <w:t>Modellare una smarth house con un sistema di illuminazione composto da lampade, lampade eco, un dispositivo che gestisce due lampade e una striscia di lampade</w:t>
+        <w:t xml:space="preserve">Modellare una </w:t>
+      </w:r>
+      <w:proofErr w:type="spellStart"/>
+      <w:r>
+        <w:t>smarth</w:t>
+      </w:r>
+      <w:proofErr w:type="spellEnd"/>
+      <w:r>
+        <w:t xml:space="preserve"> house con un sistema di illuminazione composto da lampade, lampade eco, un dispositivo che gestisce due lampade e una striscia di lampade</w:t>
       </w:r>
     </w:p>
     <w:p>
@@ -346,38 +354,134 @@
       </w:r>
     </w:p>
     <w:p>
-      <w:r>
-        <w:t>AbstractDevice: è una classe astratta che permette di modellare un qualsiasi dispositivo elettronico, il quale possiede un nome, un id identificativo, uno stato (On, Off), un orario di creazione e un orario dove vengono salvate le modifiche. Offre inoltre la possibilità di spegnere ed accendere il dispositivo.</w:t>
+      <w:proofErr w:type="spellStart"/>
+      <w:r>
+        <w:t>AbstractDevice</w:t>
+      </w:r>
+      <w:proofErr w:type="spellEnd"/>
+      <w:r>
+        <w:t>: è una classe astratta che permette di modellare un qualsiasi dispositivo elettronico, il quale possiede un nome, un id identificativo, uno stato (On, Off), un orario di creazione e un orario dove vengono salvate le modifiche. Offre inoltre la possibilità di spegnere ed accendere il dispositivo.</w:t>
       </w:r>
     </w:p>
     <w:p/>
     <w:p>
-      <w:r>
-        <w:t>AbstarctLamp: è una classe astratta, figlia di AbstractDevice, che permette di modellare una lampada, la quale possiede una luminosità massima, una luminosità minima e la luminosità corrente. È possibile, oltre a spegnere ed accendere la lampada anche, aumentare e diminuire la luminosità di un determinato valore ed impostarla a determinato valore.</w:t>
+      <w:proofErr w:type="spellStart"/>
+      <w:r>
+        <w:t>AbstarctLamp</w:t>
+      </w:r>
+      <w:proofErr w:type="spellEnd"/>
+      <w:r>
+        <w:t xml:space="preserve">: è una classe astratta, figlia di </w:t>
+      </w:r>
+      <w:proofErr w:type="spellStart"/>
+      <w:r>
+        <w:t>AbstractDevice</w:t>
+      </w:r>
+      <w:proofErr w:type="spellEnd"/>
+      <w:r>
+        <w:t>, che permette di modellare una lampada, la quale possiede una luminosità massima, una luminosità minima e la luminosità corrente. È possibile, oltre a spegnere ed accendere la lampada anche, aumentare e diminuire la luminosità di un determinato valore ed impostarla a determinato valore.</w:t>
       </w:r>
     </w:p>
     <w:p/>
     <w:p>
-      <w:r>
-        <w:t>Lamp:è una classe, figlia di AbstractLamp, non aggiunge nessuna modifica.</w:t>
+      <w:proofErr w:type="spellStart"/>
+      <w:proofErr w:type="gramStart"/>
+      <w:r>
+        <w:t>Lamp:è</w:t>
+      </w:r>
+      <w:proofErr w:type="spellEnd"/>
+      <w:proofErr w:type="gramEnd"/>
+      <w:r>
+        <w:t xml:space="preserve"> una classe, figlia di </w:t>
+      </w:r>
+      <w:proofErr w:type="spellStart"/>
+      <w:r>
+        <w:t>AbstractLamp</w:t>
+      </w:r>
+      <w:proofErr w:type="spellEnd"/>
+      <w:r>
+        <w:t>, non aggiunge nessuna modifica.</w:t>
       </w:r>
     </w:p>
     <w:p/>
     <w:p>
-      <w:r>
-        <w:t>EcoLamp: figlia di AbstractLamp, è una classe che permette di modellare una lampada che in aggiunta ad Abstractlamp possiede un’ora di spegnimento e un timer di default dopo il quale la lampada si spegne. È possibile attivare la modalità eco, la quale spegnerà la lampada dopo un determinato lasso di tempo se indicato, altrimenti la spegnerà trascorso il timer di default.</w:t>
+      <w:proofErr w:type="spellStart"/>
+      <w:r>
+        <w:t>EcoLamp</w:t>
+      </w:r>
+      <w:proofErr w:type="spellEnd"/>
+      <w:r>
+        <w:t xml:space="preserve">: figlia di </w:t>
+      </w:r>
+      <w:proofErr w:type="spellStart"/>
+      <w:r>
+        <w:t>AbstractLamp</w:t>
+      </w:r>
+      <w:proofErr w:type="spellEnd"/>
+      <w:r>
+        <w:t xml:space="preserve">, è una classe che permette di modellare una lampada che in aggiunta ad </w:t>
+      </w:r>
+      <w:proofErr w:type="spellStart"/>
+      <w:r>
+        <w:t>Abstractlamp</w:t>
+      </w:r>
+      <w:proofErr w:type="spellEnd"/>
+      <w:r>
+        <w:t xml:space="preserve"> possiede un’ora di spegnimento e un timer di default dopo il quale la lampada si spegne. È possibile attivare la modalità eco, la quale spegnerà la lampada dopo un determinato lasso di tempo se indicato, altrimenti la spegnerà trascorso il timer di default.</w:t>
       </w:r>
     </w:p>
     <w:p/>
     <w:p>
-      <w:r>
-        <w:t>TwoLampDevice: è una classe che permette di modellare un dispositivo che gestisce due AsbtractLamp. Esso possiede uno stato che varia in base allo stato delle singole lampade ed è possibile accendere entrambe le lampade, o accendere le singole in base al nome o a all’id, attivare la modalità eco se la lampade è del tipo EcoLamp, spegnerle entrambe o spegnere le singole in base al loro id o nome, cambiare la luminosità di entrambe o cambiare la luminosità in base al nome o all’id, incrementare o decrementare la luminosità delle di entrambe le lampade oppure in base al nome o all’id.</w:t>
+      <w:proofErr w:type="spellStart"/>
+      <w:r>
+        <w:t>TwoLampDevice</w:t>
+      </w:r>
+      <w:proofErr w:type="spellEnd"/>
+      <w:r>
+        <w:t xml:space="preserve">: è una classe che permette di modellare un dispositivo che gestisce due </w:t>
+      </w:r>
+      <w:proofErr w:type="spellStart"/>
+      <w:r>
+        <w:t>AsbtractLamp</w:t>
+      </w:r>
+      <w:proofErr w:type="spellEnd"/>
+      <w:r>
+        <w:t xml:space="preserve">. Esso possiede uno stato che varia in base allo stato delle singole lampade ed è possibile accendere entrambe le lampade, o accendere le singole in base al nome o a all’id, attivare la modalità eco se </w:t>
+      </w:r>
+      <w:proofErr w:type="gramStart"/>
+      <w:r>
+        <w:t>la lampade</w:t>
+      </w:r>
+      <w:proofErr w:type="gramEnd"/>
+      <w:r>
+        <w:t xml:space="preserve"> è del tipo </w:t>
+      </w:r>
+      <w:proofErr w:type="spellStart"/>
+      <w:r>
+        <w:t>EcoLamp</w:t>
+      </w:r>
+      <w:proofErr w:type="spellEnd"/>
+      <w:r>
+        <w:t>, spegnerle entrambe o spegnere le singole in base al loro id o nome, cambiare la luminosità di entrambe o cambiare la luminosità in base al nome o all’id, incrementare o decrementare la luminosità delle di entrambe le lampade oppure in base al nome o all’id.</w:t>
       </w:r>
     </w:p>
     <w:p/>
     <w:p>
-      <w:r>
-        <w:t xml:space="preserve">LampsRow: è una classe che permette la modellazione di una striscia di lampade del tipo AbstractLamp, il quale possiede uno stato, definito dal comportamento delle singole lampade. È possibile accenderle tutte, o accendere le singole in base a nome o id, spegnerle tutte o spegnere le singole in base a nome o id, aggiungere una lampada in ultima posizione o in una posizione scelta, rimuovere una lampada in base al nome, alla posizione o all’id, impostare la luminosità di tutte le lampade ad un determinato valore oppure impostare quella delle singole in base al nome o all’id. Inoltre, sono disponibili delle funzioni per ritornare la </w:t>
+      <w:proofErr w:type="spellStart"/>
+      <w:r>
+        <w:t>LampsRow</w:t>
+      </w:r>
+      <w:proofErr w:type="spellEnd"/>
+      <w:r>
+        <w:t xml:space="preserve">: è una classe che permette la modellazione di una striscia di lampade del tipo </w:t>
+      </w:r>
+      <w:proofErr w:type="spellStart"/>
+      <w:r>
+        <w:t>AbstractLamp</w:t>
+      </w:r>
+      <w:proofErr w:type="spellEnd"/>
+      <w:r>
+        <w:t xml:space="preserve">, il quale possiede uno stato, definito dal comportamento delle singole lampade. È possibile accenderle tutte, o accendere le singole in base a nome o id, spegnerle tutte o spegnere le singole in base a nome o id, aggiungere una lampada in ultima posizione o in una posizione scelta, rimuovere una lampada in base al nome, alla posizione o all’id, impostare la luminosità di tutte le lampade ad un determinato valore oppure impostare quella delle singole in base al nome o all’id. Inoltre, sono disponibili delle funzioni per ritornare la </w:t>
       </w:r>
       <w:r>
         <w:lastRenderedPageBreak/>
@@ -386,12 +490,22 @@
     </w:p>
     <w:p/>
     <w:p>
-      <w:r>
-        <w:t>AirConditioner: è una classe</w:t>
-      </w:r>
-      <w:r>
-        <w:t xml:space="preserve"> figlia di AbstractDevice</w:t>
-      </w:r>
+      <w:proofErr w:type="spellStart"/>
+      <w:r>
+        <w:t>AirConditioner</w:t>
+      </w:r>
+      <w:proofErr w:type="spellEnd"/>
+      <w:r>
+        <w:t>: è una classe</w:t>
+      </w:r>
+      <w:r>
+        <w:t xml:space="preserve"> figlia di </w:t>
+      </w:r>
+      <w:proofErr w:type="spellStart"/>
+      <w:r>
+        <w:t>AbstractDevice</w:t>
+      </w:r>
+      <w:proofErr w:type="spellEnd"/>
       <w:r>
         <w:t xml:space="preserve"> che permette di modellare un condizionatore, il quale possiede una determinata temperatura, una temperatura massima una temperatura minima e un valore di default del quale la temperatura può essere aumentata o diminuita. È possibile impostare la temperatura ad un determinato valore, incrementarla o decrementarla di un determinato valore o se esso non viene specificato di incrementare o decrementare la temperatura del valore di default.</w:t>
       </w:r>
@@ -399,18 +513,95 @@
     <w:p/>
     <w:p>
       <w:r>
-        <w:t>Door: è una classe che permette di modellare una porta avente uno stato(Open, Closed, Locked), una password per sbloccarla un nome e un id. Offre la possibilità si chiudere e aprire la porta, si bloccarla e sbloccarla(chiuderla a chiave).</w:t>
+        <w:t xml:space="preserve">Door: è una classe che permette di modellare una porta avente uno </w:t>
+      </w:r>
+      <w:proofErr w:type="gramStart"/>
+      <w:r>
+        <w:t>stato(</w:t>
+      </w:r>
+      <w:proofErr w:type="gramEnd"/>
+      <w:r>
+        <w:t xml:space="preserve">Open, </w:t>
+      </w:r>
+      <w:proofErr w:type="spellStart"/>
+      <w:r>
+        <w:t>Closed</w:t>
+      </w:r>
+      <w:proofErr w:type="spellEnd"/>
+      <w:r>
+        <w:t xml:space="preserve">, </w:t>
+      </w:r>
+      <w:proofErr w:type="spellStart"/>
+      <w:r>
+        <w:t>Locked</w:t>
+      </w:r>
+      <w:proofErr w:type="spellEnd"/>
+      <w:r>
+        <w:t xml:space="preserve">), una password per sbloccarla un nome e un id. Offre la possibilità </w:t>
+      </w:r>
+      <w:proofErr w:type="spellStart"/>
+      <w:r>
+        <w:t>si</w:t>
+      </w:r>
+      <w:proofErr w:type="spellEnd"/>
+      <w:r>
+        <w:t xml:space="preserve"> chiudere e aprire la porta, si bloccarla e </w:t>
+      </w:r>
+      <w:proofErr w:type="gramStart"/>
+      <w:r>
+        <w:t>sbloccarla(</w:t>
+      </w:r>
+      <w:proofErr w:type="gramEnd"/>
+      <w:r>
+        <w:t>chiuderla a chiave).</w:t>
       </w:r>
     </w:p>
     <w:p/>
     <w:p>
-      <w:r>
-        <w:t>Thermostat: è una classe figlia di AbtractDevice che modella un termostato avente una temperatura minima, massima e una corrente. È possibile impostare la temperatura corrente a un valore, oppure aumentarla o diminuirla di un valore scelto.</w:t>
-      </w:r>
-    </w:p>
-    <w:p>
-      <w:r>
-        <w:t>CCTV: è una classe figlia di AbstractDevice che modella una telecamera avente uno zoom e una rotazione minima e massima, uno zoom corrente e una rotazione corrente,  e la possibiltà di registrare. È dunque possibile regolare lo zoom e la rotazione impostandoli a dei valori scelti, avviare o stoppare la registrazione.</w:t>
+      <w:proofErr w:type="spellStart"/>
+      <w:r>
+        <w:t>Thermostat</w:t>
+      </w:r>
+      <w:proofErr w:type="spellEnd"/>
+      <w:r>
+        <w:t xml:space="preserve">: è una classe figlia di </w:t>
+      </w:r>
+      <w:proofErr w:type="spellStart"/>
+      <w:r>
+        <w:t>AbtractDevice</w:t>
+      </w:r>
+      <w:proofErr w:type="spellEnd"/>
+      <w:r>
+        <w:t xml:space="preserve"> che modella un termostato avente una temperatura minima, massima e una corrente. È possibile impostare la temperatura corrente a un valore, oppure aumentarla o diminuirla di un valore scelto.</w:t>
+      </w:r>
+    </w:p>
+    <w:p>
+      <w:r>
+        <w:t xml:space="preserve">CCTV: è una classe figlia di </w:t>
+      </w:r>
+      <w:proofErr w:type="spellStart"/>
+      <w:r>
+        <w:t>AbstractDevice</w:t>
+      </w:r>
+      <w:proofErr w:type="spellEnd"/>
+      <w:r>
+        <w:t xml:space="preserve"> che modella una telecamera avente uno zoom e una rotazione minima e massima, uno zoom corrente e una rotazione </w:t>
+      </w:r>
+      <w:proofErr w:type="gramStart"/>
+      <w:r>
+        <w:t>corrente,  e</w:t>
+      </w:r>
+      <w:proofErr w:type="gramEnd"/>
+      <w:r>
+        <w:t xml:space="preserve"> la </w:t>
+      </w:r>
+      <w:proofErr w:type="spellStart"/>
+      <w:r>
+        <w:t>possibiltà</w:t>
+      </w:r>
+      <w:proofErr w:type="spellEnd"/>
+      <w:r>
+        <w:t xml:space="preserve"> di registrare. È dunque possibile regolare lo zoom e la rotazione impostandoli a dei valori scelti, avviare o stoppare la registrazione.</w:t>
       </w:r>
     </w:p>
     <w:p/>
@@ -455,15 +646,23 @@
       <w:pPr>
         <w:pStyle w:val="NormaleWeb"/>
       </w:pPr>
-      <w:r>
+    </w:p>
+    <w:p>
+      <w:pPr>
+        <w:pStyle w:val="NormaleWeb"/>
         <w:rPr>
-          <w:noProof/>
+          <w:lang w:val="it-IT"/>
+        </w:rPr>
+      </w:pPr>
+      <w:r>
+        <w:rPr>
+          <w:lang w:val="it-IT"/>
         </w:rPr>
         <w:drawing>
-          <wp:inline distT="0" distB="0" distL="0" distR="0" wp14:anchorId="63B056D3" wp14:editId="76E9A7DC">
-            <wp:extent cx="6668161" cy="3976656"/>
+          <wp:inline distT="0" distB="0" distL="0" distR="0" wp14:anchorId="04ED6378" wp14:editId="1B635C41">
+            <wp:extent cx="6120130" cy="2814320"/>
             <wp:effectExtent l="0" t="0" r="0" b="5080"/>
-            <wp:docPr id="2" name="Immagine 1" descr="Immagine che contiene schermata, diagramma, design&#10;&#10;Il contenuto generato dall'IA potrebbe non essere corretto."/>
+            <wp:docPr id="816292715" name="Immagine 2" descr="Immagine che contiene schermata, diagramma, design&#10;&#10;Il contenuto generato dall'IA potrebbe non essere corretto."/>
             <wp:cNvGraphicFramePr>
               <a:graphicFrameLocks xmlns:a="http://schemas.openxmlformats.org/drawingml/2006/main" noChangeAspect="1"/>
             </wp:cNvGraphicFramePr>
@@ -471,13 +670,13 @@
               <a:graphicData uri="http://schemas.openxmlformats.org/drawingml/2006/picture">
                 <pic:pic xmlns:pic="http://schemas.openxmlformats.org/drawingml/2006/picture">
                   <pic:nvPicPr>
-                    <pic:cNvPr id="2" name="Immagine 1" descr="Immagine che contiene schermata, diagramma, design&#10;&#10;Il contenuto generato dall'IA potrebbe non essere corretto."/>
+                    <pic:cNvPr id="816292715" name="Immagine 2" descr="Immagine che contiene schermata, diagramma, design&#10;&#10;Il contenuto generato dall'IA potrebbe non essere corretto."/>
                     <pic:cNvPicPr>
                       <a:picLocks noChangeAspect="1" noChangeArrowheads="1"/>
                     </pic:cNvPicPr>
                   </pic:nvPicPr>
                   <pic:blipFill>
-                    <a:blip r:embed="rId8">
+                    <a:blip r:embed="rId8" cstate="print">
                       <a:extLst>
                         <a:ext uri="{28A0092B-C50C-407E-A947-70E740481C1C}">
                           <a14:useLocalDpi xmlns:a14="http://schemas.microsoft.com/office/drawing/2010/main" val="0"/>
@@ -492,7 +691,7 @@
                   <pic:spPr bwMode="auto">
                     <a:xfrm>
                       <a:off x="0" y="0"/>
-                      <a:ext cx="6720071" cy="4007613"/>
+                      <a:ext cx="6120130" cy="2814320"/>
                     </a:xfrm>
                     <a:prstGeom prst="rect">
                       <a:avLst/>
@@ -511,6 +710,11 @@
     </w:p>
     <w:p>
       <w:pPr>
+        <w:pStyle w:val="NormaleWeb"/>
+      </w:pPr>
+    </w:p>
+    <w:p>
+      <w:pPr>
         <w:pStyle w:val="Titolo3"/>
       </w:pPr>
     </w:p>
@@ -558,15 +762,25 @@
         </w:numPr>
         <w:spacing w:after="0"/>
       </w:pPr>
-      <w:r>
-        <w:t xml:space="preserve">EcoLampTest: </w:t>
+      <w:proofErr w:type="spellStart"/>
+      <w:r>
+        <w:t>EcoLampTest</w:t>
+      </w:r>
+      <w:proofErr w:type="spellEnd"/>
+      <w:r>
+        <w:t xml:space="preserve">: </w:t>
       </w:r>
       <w:r>
         <w:t>t</w:t>
       </w:r>
       <w:r>
-        <w:t>est di EcoLamp</w:t>
-      </w:r>
+        <w:t xml:space="preserve">est di </w:t>
+      </w:r>
+      <w:proofErr w:type="spellStart"/>
+      <w:r>
+        <w:t>EcoLamp</w:t>
+      </w:r>
+      <w:proofErr w:type="spellEnd"/>
     </w:p>
     <w:p>
       <w:pPr>
@@ -576,8 +790,13 @@
         </w:numPr>
         <w:spacing w:after="0"/>
       </w:pPr>
-      <w:r>
-        <w:t>LampTest: test di Lamp</w:t>
+      <w:proofErr w:type="spellStart"/>
+      <w:r>
+        <w:t>LampTest</w:t>
+      </w:r>
+      <w:proofErr w:type="spellEnd"/>
+      <w:r>
+        <w:t>: test di Lamp</w:t>
       </w:r>
     </w:p>
     <w:p>
@@ -588,9 +807,19 @@
         </w:numPr>
         <w:spacing w:after="0"/>
       </w:pPr>
-      <w:r>
-        <w:t>LampsRowTest: test di LampsRow</w:t>
-      </w:r>
+      <w:proofErr w:type="spellStart"/>
+      <w:r>
+        <w:t>LampsRowTest</w:t>
+      </w:r>
+      <w:proofErr w:type="spellEnd"/>
+      <w:r>
+        <w:t xml:space="preserve">: test di </w:t>
+      </w:r>
+      <w:proofErr w:type="spellStart"/>
+      <w:r>
+        <w:t>LampsRow</w:t>
+      </w:r>
+      <w:proofErr w:type="spellEnd"/>
     </w:p>
     <w:p>
       <w:pPr>
@@ -600,9 +829,19 @@
         </w:numPr>
         <w:spacing w:after="0"/>
       </w:pPr>
-      <w:r>
-        <w:t>TwoLampDeviceTest: test di TwoLampDevice</w:t>
-      </w:r>
+      <w:proofErr w:type="spellStart"/>
+      <w:r>
+        <w:t>TwoLampDeviceTest</w:t>
+      </w:r>
+      <w:proofErr w:type="spellEnd"/>
+      <w:r>
+        <w:t xml:space="preserve">: test di </w:t>
+      </w:r>
+      <w:proofErr w:type="spellStart"/>
+      <w:r>
+        <w:t>TwoLampDevice</w:t>
+      </w:r>
+      <w:proofErr w:type="spellEnd"/>
     </w:p>
     <w:p>
       <w:pPr>
@@ -612,9 +851,19 @@
         </w:numPr>
         <w:spacing w:after="0"/>
       </w:pPr>
-      <w:r>
-        <w:t>AirConditionerTest: test di AirConditioner</w:t>
-      </w:r>
+      <w:proofErr w:type="spellStart"/>
+      <w:r>
+        <w:t>AirConditionerTest</w:t>
+      </w:r>
+      <w:proofErr w:type="spellEnd"/>
+      <w:r>
+        <w:t xml:space="preserve">: test di </w:t>
+      </w:r>
+      <w:proofErr w:type="spellStart"/>
+      <w:r>
+        <w:t>AirConditioner</w:t>
+      </w:r>
+      <w:proofErr w:type="spellEnd"/>
     </w:p>
     <w:p>
       <w:pPr>
@@ -624,8 +873,13 @@
         </w:numPr>
         <w:spacing w:after="0"/>
       </w:pPr>
-      <w:r>
-        <w:t>CCTVTest: test di CCTV</w:t>
+      <w:proofErr w:type="spellStart"/>
+      <w:r>
+        <w:t>CCTVTest</w:t>
+      </w:r>
+      <w:proofErr w:type="spellEnd"/>
+      <w:r>
+        <w:t>: test di CCTV</w:t>
       </w:r>
     </w:p>
     <w:p>
@@ -636,8 +890,13 @@
         </w:numPr>
         <w:spacing w:after="0"/>
       </w:pPr>
-      <w:r>
-        <w:t>DoorTEst: test di Door</w:t>
+      <w:proofErr w:type="spellStart"/>
+      <w:r>
+        <w:t>DoorTEst</w:t>
+      </w:r>
+      <w:proofErr w:type="spellEnd"/>
+      <w:r>
+        <w:t>: test di Door</w:t>
       </w:r>
     </w:p>
     <w:sectPr>
@@ -863,7 +1122,25 @@
               <w:bCs/>
               <w:color w:val="000000"/>
             </w:rPr>
-            <w:t>Doc. reference:</w:t>
+            <w:t xml:space="preserve">Doc. </w:t>
+          </w:r>
+          <w:proofErr w:type="spellStart"/>
+          <w:r>
+            <w:rPr>
+              <w:b/>
+              <w:bCs/>
+              <w:color w:val="000000"/>
+            </w:rPr>
+            <w:t>reference</w:t>
+          </w:r>
+          <w:proofErr w:type="spellEnd"/>
+          <w:r>
+            <w:rPr>
+              <w:b/>
+              <w:bCs/>
+              <w:color w:val="000000"/>
+            </w:rPr>
+            <w:t>:</w:t>
           </w:r>
         </w:p>
       </w:tc>
@@ -994,13 +1271,23 @@
               <w:color w:val="000000"/>
             </w:rPr>
           </w:pPr>
+          <w:proofErr w:type="spellStart"/>
           <w:r>
             <w:rPr>
               <w:b/>
               <w:bCs/>
               <w:color w:val="000000"/>
             </w:rPr>
-            <w:t>Verified by: </w:t>
+            <w:t>Verified</w:t>
+          </w:r>
+          <w:proofErr w:type="spellEnd"/>
+          <w:r>
+            <w:rPr>
+              <w:b/>
+              <w:bCs/>
+              <w:color w:val="000000"/>
+            </w:rPr>
+            <w:t xml:space="preserve"> by: </w:t>
           </w:r>
         </w:p>
       </w:tc>
@@ -2230,7 +2517,6 @@
   <w:style w:type="character" w:default="1" w:styleId="Carpredefinitoparagrafo">
     <w:name w:val="Default Paragraph Font"/>
     <w:uiPriority w:val="1"/>
-    <w:semiHidden/>
     <w:unhideWhenUsed/>
   </w:style>
   <w:style w:type="table" w:default="1" w:styleId="Tabellanormale">

--- a/docs/Docs_Template_SmarthHouse_Editable.docx
+++ b/docs/Docs_Template_SmarthHouse_Editable.docx
@@ -1,6 +1,6 @@
 
 <file path=word/document.xml><?xml version="1.0" encoding="utf-8"?>
-<w:document xmlns:wpc="http://schemas.microsoft.com/office/word/2010/wordprocessingCanvas" xmlns:cx="http://schemas.microsoft.com/office/drawing/2014/chartex" xmlns:cx1="http://schemas.microsoft.com/office/drawing/2015/9/8/chartex" xmlns:cx2="http://schemas.microsoft.com/office/drawing/2015/10/21/chartex" xmlns:cx3="http://schemas.microsoft.com/office/drawing/2016/5/9/chartex" xmlns:cx4="http://schemas.microsoft.com/office/drawing/2016/5/10/chartex" xmlns:cx5="http://schemas.microsoft.com/office/drawing/2016/5/11/chartex" xmlns:cx6="http://schemas.microsoft.com/office/drawing/2016/5/12/chartex" xmlns:cx7="http://schemas.microsoft.com/office/drawing/2016/5/13/chartex" xmlns:cx8="http://schemas.microsoft.com/office/drawing/2016/5/14/chartex" xmlns:mc="http://schemas.openxmlformats.org/markup-compatibility/2006" xmlns:aink="http://schemas.microsoft.com/office/drawing/2016/ink" xmlns:am3d="http://schemas.microsoft.com/office/drawing/2017/model3d" xmlns:o="urn:schemas-microsoft-com:office:office" xmlns:oel="http://schemas.microsoft.com/office/2019/extlst" xmlns:r="http://schemas.openxmlformats.org/officeDocument/2006/relationships" xmlns:m="http://schemas.openxmlformats.org/officeDocument/2006/math" xmlns:v="urn:schemas-microsoft-com:vml" xmlns:wp14="http://schemas.microsoft.com/office/word/2010/wordprocessingDrawing" xmlns:wp="http://schemas.openxmlformats.org/drawingml/2006/wordprocessingDrawing" xmlns:w10="urn:schemas-microsoft-com:office:word" xmlns:w="http://schemas.openxmlformats.org/wordprocessingml/2006/main" xmlns:w14="http://schemas.microsoft.com/office/word/2010/wordml" xmlns:w15="http://schemas.microsoft.com/office/word/2012/wordml" xmlns:w16cex="http://schemas.microsoft.com/office/word/2018/wordml/cex" xmlns:w16cid="http://schemas.microsoft.com/office/word/2016/wordml/cid" xmlns:w16="http://schemas.microsoft.com/office/word/2018/wordml" xmlns:w16du="http://schemas.microsoft.com/office/word/2023/wordml/word16du" xmlns:w16sdtdh="http://schemas.microsoft.com/office/word/2020/wordml/sdtdatahash" xmlns:w16sdtfl="http://schemas.microsoft.com/office/word/2024/wordml/sdtformatlock" xmlns:w16se="http://schemas.microsoft.com/office/word/2015/wordml/symex" xmlns:wpg="http://schemas.microsoft.com/office/word/2010/wordprocessingGroup" xmlns:wpi="http://schemas.microsoft.com/office/word/2010/wordprocessingInk" xmlns:wne="http://schemas.microsoft.com/office/word/2006/wordml" xmlns:wps="http://schemas.microsoft.com/office/word/2010/wordprocessingShape" mc:Ignorable="w14 w15 w16se w16cid w16 w16cex w16sdtdh w16sdtfl w16du wp14">
+<w:document xmlns:ve="http://schemas.openxmlformats.org/markup-compatibility/2006" xmlns:o="urn:schemas-microsoft-com:office:office" xmlns:r="http://schemas.openxmlformats.org/officeDocument/2006/relationships" xmlns:m="http://schemas.openxmlformats.org/officeDocument/2006/math" xmlns:v="urn:schemas-microsoft-com:vml" xmlns:wp="http://schemas.openxmlformats.org/drawingml/2006/wordprocessingDrawing" xmlns:w10="urn:schemas-microsoft-com:office:word" xmlns:w="http://schemas.openxmlformats.org/wordprocessingml/2006/main" xmlns:wne="http://schemas.microsoft.com/office/word/2006/wordml">
   <w:body>
     <w:p>
       <w:pPr>
@@ -350,7 +350,10 @@
     </w:p>
     <w:p>
       <w:r>
-        <w:t xml:space="preserve">Nel progetto troviamo le seguenti classi: </w:t>
+        <w:t>Nel proget</w:t>
+      </w:r>
+      <w:r>
+        <w:t>to troviamo le seguenti classi:</w:t>
       </w:r>
     </w:p>
     <w:p>
@@ -385,14 +388,12 @@
     <w:p/>
     <w:p>
       <w:proofErr w:type="spellStart"/>
-      <w:proofErr w:type="gramStart"/>
-      <w:r>
-        <w:t>Lamp:è</w:t>
-      </w:r>
-      <w:proofErr w:type="spellEnd"/>
-      <w:proofErr w:type="gramEnd"/>
-      <w:r>
-        <w:t xml:space="preserve"> una classe, figlia di </w:t>
+      <w:r>
+        <w:t>Lamp</w:t>
+      </w:r>
+      <w:proofErr w:type="spellEnd"/>
+      <w:r>
+        <w:t xml:space="preserve">:è una classe, figlia di </w:t>
       </w:r>
       <w:proofErr w:type="spellStart"/>
       <w:r>
@@ -446,15 +447,7 @@
       </w:r>
       <w:proofErr w:type="spellEnd"/>
       <w:r>
-        <w:t xml:space="preserve">. Esso possiede uno stato che varia in base allo stato delle singole lampade ed è possibile accendere entrambe le lampade, o accendere le singole in base al nome o a all’id, attivare la modalità eco se </w:t>
-      </w:r>
-      <w:proofErr w:type="gramStart"/>
-      <w:r>
-        <w:t>la lampade</w:t>
-      </w:r>
-      <w:proofErr w:type="gramEnd"/>
-      <w:r>
-        <w:t xml:space="preserve"> è del tipo </w:t>
+        <w:t xml:space="preserve">. Esso possiede uno stato che varia in base allo stato delle singole lampade ed è possibile accendere entrambe le lampade, o accendere le singole in base al nome o a all’id, attivare la modalità eco se la lampade è del tipo </w:t>
       </w:r>
       <w:proofErr w:type="spellStart"/>
       <w:r>
@@ -513,15 +506,7 @@
     <w:p/>
     <w:p>
       <w:r>
-        <w:t xml:space="preserve">Door: è una classe che permette di modellare una porta avente uno </w:t>
-      </w:r>
-      <w:proofErr w:type="gramStart"/>
-      <w:r>
-        <w:t>stato(</w:t>
-      </w:r>
-      <w:proofErr w:type="gramEnd"/>
-      <w:r>
-        <w:t xml:space="preserve">Open, </w:t>
+        <w:t xml:space="preserve">Door: è una classe che permette di modellare una porta avente uno stato(Open, </w:t>
       </w:r>
       <w:proofErr w:type="spellStart"/>
       <w:r>
@@ -537,23 +522,7 @@
       </w:r>
       <w:proofErr w:type="spellEnd"/>
       <w:r>
-        <w:t xml:space="preserve">), una password per sbloccarla un nome e un id. Offre la possibilità </w:t>
-      </w:r>
-      <w:proofErr w:type="spellStart"/>
-      <w:r>
-        <w:t>si</w:t>
-      </w:r>
-      <w:proofErr w:type="spellEnd"/>
-      <w:r>
-        <w:t xml:space="preserve"> chiudere e aprire la porta, si bloccarla e </w:t>
-      </w:r>
-      <w:proofErr w:type="gramStart"/>
-      <w:r>
-        <w:t>sbloccarla(</w:t>
-      </w:r>
-      <w:proofErr w:type="gramEnd"/>
-      <w:r>
-        <w:t>chiuderla a chiave).</w:t>
+        <w:t>), una password per sbloccarla un nome e un id. Offre la possibilità si chiudere e aprire la porta, si bloccarla e sbloccarla(chiuderla a chiave).</w:t>
       </w:r>
     </w:p>
     <w:p/>
@@ -585,15 +554,7 @@
       </w:r>
       <w:proofErr w:type="spellEnd"/>
       <w:r>
-        <w:t xml:space="preserve"> che modella una telecamera avente uno zoom e una rotazione minima e massima, uno zoom corrente e una rotazione </w:t>
-      </w:r>
-      <w:proofErr w:type="gramStart"/>
-      <w:r>
-        <w:t>corrente,  e</w:t>
-      </w:r>
-      <w:proofErr w:type="gramEnd"/>
-      <w:r>
-        <w:t xml:space="preserve"> la </w:t>
+        <w:t xml:space="preserve"> che modella una telecamera avente uno zoom e una rotazione minima e massima, uno zoom corrente e una rotazione corrente,  e la </w:t>
       </w:r>
       <w:proofErr w:type="spellStart"/>
       <w:r>
@@ -646,23 +607,16 @@
       <w:pPr>
         <w:pStyle w:val="NormaleWeb"/>
       </w:pPr>
-    </w:p>
-    <w:p>
-      <w:pPr>
-        <w:pStyle w:val="NormaleWeb"/>
+      <w:r>
         <w:rPr>
-          <w:lang w:val="it-IT"/>
-        </w:rPr>
-      </w:pPr>
-      <w:r>
-        <w:rPr>
+          <w:noProof/>
           <w:lang w:val="it-IT"/>
         </w:rPr>
         <w:drawing>
-          <wp:inline distT="0" distB="0" distL="0" distR="0" wp14:anchorId="04ED6378" wp14:editId="1B635C41">
-            <wp:extent cx="6120130" cy="2814320"/>
-            <wp:effectExtent l="0" t="0" r="0" b="5080"/>
-            <wp:docPr id="816292715" name="Immagine 2" descr="Immagine che contiene schermata, diagramma, design&#10;&#10;Il contenuto generato dall'IA potrebbe non essere corretto."/>
+          <wp:inline distT="0" distB="0" distL="0" distR="0">
+            <wp:extent cx="6120130" cy="2814652"/>
+            <wp:effectExtent l="19050" t="0" r="0" b="0"/>
+            <wp:docPr id="2" name="Immagine 1" descr="C:\Users\davide.cesaretti\Desktop\SmartHouse\smarthouse-cesaretti_zennaro\docs\UML SmarthHouse.png"/>
             <wp:cNvGraphicFramePr>
               <a:graphicFrameLocks xmlns:a="http://schemas.openxmlformats.org/drawingml/2006/main" noChangeAspect="1"/>
             </wp:cNvGraphicFramePr>
@@ -670,19 +624,13 @@
               <a:graphicData uri="http://schemas.openxmlformats.org/drawingml/2006/picture">
                 <pic:pic xmlns:pic="http://schemas.openxmlformats.org/drawingml/2006/picture">
                   <pic:nvPicPr>
-                    <pic:cNvPr id="816292715" name="Immagine 2" descr="Immagine che contiene schermata, diagramma, design&#10;&#10;Il contenuto generato dall'IA potrebbe non essere corretto."/>
+                    <pic:cNvPr id="0" name="Picture 1" descr="C:\Users\davide.cesaretti\Desktop\SmartHouse\smarthouse-cesaretti_zennaro\docs\UML SmarthHouse.png"/>
                     <pic:cNvPicPr>
                       <a:picLocks noChangeAspect="1" noChangeArrowheads="1"/>
                     </pic:cNvPicPr>
                   </pic:nvPicPr>
                   <pic:blipFill>
-                    <a:blip r:embed="rId8" cstate="print">
-                      <a:extLst>
-                        <a:ext uri="{28A0092B-C50C-407E-A947-70E740481C1C}">
-                          <a14:useLocalDpi xmlns:a14="http://schemas.microsoft.com/office/drawing/2010/main" val="0"/>
-                        </a:ext>
-                      </a:extLst>
-                    </a:blip>
+                    <a:blip r:embed="rId8" cstate="print"/>
                     <a:srcRect/>
                     <a:stretch>
                       <a:fillRect/>
@@ -691,14 +639,17 @@
                   <pic:spPr bwMode="auto">
                     <a:xfrm>
                       <a:off x="0" y="0"/>
-                      <a:ext cx="6120130" cy="2814320"/>
+                      <a:ext cx="6120130" cy="2814652"/>
                     </a:xfrm>
                     <a:prstGeom prst="rect">
                       <a:avLst/>
                     </a:prstGeom>
                     <a:noFill/>
-                    <a:ln>
+                    <a:ln w="9525">
                       <a:noFill/>
+                      <a:miter lim="800000"/>
+                      <a:headEnd/>
+                      <a:tailEnd/>
                     </a:ln>
                   </pic:spPr>
                 </pic:pic>
@@ -715,6 +666,19 @@
     </w:p>
     <w:p>
       <w:pPr>
+        <w:pStyle w:val="NormaleWeb"/>
+        <w:rPr>
+          <w:lang w:val="it-IT"/>
+        </w:rPr>
+      </w:pPr>
+    </w:p>
+    <w:p>
+      <w:pPr>
+        <w:pStyle w:val="NormaleWeb"/>
+      </w:pPr>
+    </w:p>
+    <w:p>
+      <w:pPr>
         <w:pStyle w:val="Titolo3"/>
       </w:pPr>
     </w:p>
@@ -796,8 +760,13 @@
       </w:r>
       <w:proofErr w:type="spellEnd"/>
       <w:r>
-        <w:t>: test di Lamp</w:t>
-      </w:r>
+        <w:t xml:space="preserve">: test di </w:t>
+      </w:r>
+      <w:proofErr w:type="spellStart"/>
+      <w:r>
+        <w:t>Lamp</w:t>
+      </w:r>
+      <w:proofErr w:type="spellEnd"/>
     </w:p>
     <w:p>
       <w:pPr>
@@ -896,8 +865,13 @@
       </w:r>
       <w:proofErr w:type="spellEnd"/>
       <w:r>
-        <w:t>: test di Door</w:t>
-      </w:r>
+        <w:t xml:space="preserve">: test di </w:t>
+      </w:r>
+      <w:proofErr w:type="spellStart"/>
+      <w:r>
+        <w:t>Door</w:t>
+      </w:r>
+      <w:proofErr w:type="spellEnd"/>
     </w:p>
     <w:sectPr>
       <w:headerReference w:type="default" r:id="rId9"/>
@@ -911,7 +885,7 @@
 </file>
 
 <file path=word/endnotes.xml><?xml version="1.0" encoding="utf-8"?>
-<w:endnotes xmlns:wpc="http://schemas.microsoft.com/office/word/2010/wordprocessingCanvas" xmlns:cx="http://schemas.microsoft.com/office/drawing/2014/chartex" xmlns:cx1="http://schemas.microsoft.com/office/drawing/2015/9/8/chartex" xmlns:cx2="http://schemas.microsoft.com/office/drawing/2015/10/21/chartex" xmlns:cx3="http://schemas.microsoft.com/office/drawing/2016/5/9/chartex" xmlns:cx4="http://schemas.microsoft.com/office/drawing/2016/5/10/chartex" xmlns:cx5="http://schemas.microsoft.com/office/drawing/2016/5/11/chartex" xmlns:cx6="http://schemas.microsoft.com/office/drawing/2016/5/12/chartex" xmlns:cx7="http://schemas.microsoft.com/office/drawing/2016/5/13/chartex" xmlns:cx8="http://schemas.microsoft.com/office/drawing/2016/5/14/chartex" xmlns:mc="http://schemas.openxmlformats.org/markup-compatibility/2006" xmlns:aink="http://schemas.microsoft.com/office/drawing/2016/ink" xmlns:am3d="http://schemas.microsoft.com/office/drawing/2017/model3d" xmlns:o="urn:schemas-microsoft-com:office:office" xmlns:oel="http://schemas.microsoft.com/office/2019/extlst" xmlns:r="http://schemas.openxmlformats.org/officeDocument/2006/relationships" xmlns:m="http://schemas.openxmlformats.org/officeDocument/2006/math" xmlns:v="urn:schemas-microsoft-com:vml" xmlns:wp14="http://schemas.microsoft.com/office/word/2010/wordprocessingDrawing" xmlns:wp="http://schemas.openxmlformats.org/drawingml/2006/wordprocessingDrawing" xmlns:w10="urn:schemas-microsoft-com:office:word" xmlns:w="http://schemas.openxmlformats.org/wordprocessingml/2006/main" xmlns:w14="http://schemas.microsoft.com/office/word/2010/wordml" xmlns:w15="http://schemas.microsoft.com/office/word/2012/wordml" xmlns:w16cex="http://schemas.microsoft.com/office/word/2018/wordml/cex" xmlns:w16cid="http://schemas.microsoft.com/office/word/2016/wordml/cid" xmlns:w16="http://schemas.microsoft.com/office/word/2018/wordml" xmlns:w16du="http://schemas.microsoft.com/office/word/2023/wordml/word16du" xmlns:w16sdtdh="http://schemas.microsoft.com/office/word/2020/wordml/sdtdatahash" xmlns:w16sdtfl="http://schemas.microsoft.com/office/word/2024/wordml/sdtformatlock" xmlns:w16se="http://schemas.microsoft.com/office/word/2015/wordml/symex" xmlns:wpg="http://schemas.microsoft.com/office/word/2010/wordprocessingGroup" xmlns:wpi="http://schemas.microsoft.com/office/word/2010/wordprocessingInk" xmlns:wne="http://schemas.microsoft.com/office/word/2006/wordml" xmlns:wps="http://schemas.microsoft.com/office/word/2010/wordprocessingShape" mc:Ignorable="w14 w15 w16se w16cid w16 w16cex w16sdtdh w16sdtfl w16du wp14">
+<w:endnotes xmlns:ve="http://schemas.openxmlformats.org/markup-compatibility/2006" xmlns:o="urn:schemas-microsoft-com:office:office" xmlns:r="http://schemas.openxmlformats.org/officeDocument/2006/relationships" xmlns:m="http://schemas.openxmlformats.org/officeDocument/2006/math" xmlns:v="urn:schemas-microsoft-com:vml" xmlns:wp="http://schemas.openxmlformats.org/drawingml/2006/wordprocessingDrawing" xmlns:w10="urn:schemas-microsoft-com:office:word" xmlns:w="http://schemas.openxmlformats.org/wordprocessingml/2006/main" xmlns:wne="http://schemas.microsoft.com/office/word/2006/wordml">
   <w:endnote w:type="separator" w:id="-1">
     <w:p>
       <w:pPr>
@@ -936,7 +910,7 @@
 </file>
 
 <file path=word/footnotes.xml><?xml version="1.0" encoding="utf-8"?>
-<w:footnotes xmlns:wpc="http://schemas.microsoft.com/office/word/2010/wordprocessingCanvas" xmlns:cx="http://schemas.microsoft.com/office/drawing/2014/chartex" xmlns:cx1="http://schemas.microsoft.com/office/drawing/2015/9/8/chartex" xmlns:cx2="http://schemas.microsoft.com/office/drawing/2015/10/21/chartex" xmlns:cx3="http://schemas.microsoft.com/office/drawing/2016/5/9/chartex" xmlns:cx4="http://schemas.microsoft.com/office/drawing/2016/5/10/chartex" xmlns:cx5="http://schemas.microsoft.com/office/drawing/2016/5/11/chartex" xmlns:cx6="http://schemas.microsoft.com/office/drawing/2016/5/12/chartex" xmlns:cx7="http://schemas.microsoft.com/office/drawing/2016/5/13/chartex" xmlns:cx8="http://schemas.microsoft.com/office/drawing/2016/5/14/chartex" xmlns:mc="http://schemas.openxmlformats.org/markup-compatibility/2006" xmlns:aink="http://schemas.microsoft.com/office/drawing/2016/ink" xmlns:am3d="http://schemas.microsoft.com/office/drawing/2017/model3d" xmlns:o="urn:schemas-microsoft-com:office:office" xmlns:oel="http://schemas.microsoft.com/office/2019/extlst" xmlns:r="http://schemas.openxmlformats.org/officeDocument/2006/relationships" xmlns:m="http://schemas.openxmlformats.org/officeDocument/2006/math" xmlns:v="urn:schemas-microsoft-com:vml" xmlns:wp14="http://schemas.microsoft.com/office/word/2010/wordprocessingDrawing" xmlns:wp="http://schemas.openxmlformats.org/drawingml/2006/wordprocessingDrawing" xmlns:w10="urn:schemas-microsoft-com:office:word" xmlns:w="http://schemas.openxmlformats.org/wordprocessingml/2006/main" xmlns:w14="http://schemas.microsoft.com/office/word/2010/wordml" xmlns:w15="http://schemas.microsoft.com/office/word/2012/wordml" xmlns:w16cex="http://schemas.microsoft.com/office/word/2018/wordml/cex" xmlns:w16cid="http://schemas.microsoft.com/office/word/2016/wordml/cid" xmlns:w16="http://schemas.microsoft.com/office/word/2018/wordml" xmlns:w16du="http://schemas.microsoft.com/office/word/2023/wordml/word16du" xmlns:w16sdtdh="http://schemas.microsoft.com/office/word/2020/wordml/sdtdatahash" xmlns:w16sdtfl="http://schemas.microsoft.com/office/word/2024/wordml/sdtformatlock" xmlns:w16se="http://schemas.microsoft.com/office/word/2015/wordml/symex" xmlns:wpg="http://schemas.microsoft.com/office/word/2010/wordprocessingGroup" xmlns:wpi="http://schemas.microsoft.com/office/word/2010/wordprocessingInk" xmlns:wne="http://schemas.microsoft.com/office/word/2006/wordml" xmlns:wps="http://schemas.microsoft.com/office/word/2010/wordprocessingShape" mc:Ignorable="w14 w15 w16se w16cid w16 w16cex w16sdtdh w16sdtfl w16du wp14">
+<w:footnotes xmlns:ve="http://schemas.openxmlformats.org/markup-compatibility/2006" xmlns:o="urn:schemas-microsoft-com:office:office" xmlns:r="http://schemas.openxmlformats.org/officeDocument/2006/relationships" xmlns:m="http://schemas.openxmlformats.org/officeDocument/2006/math" xmlns:v="urn:schemas-microsoft-com:vml" xmlns:wp="http://schemas.openxmlformats.org/drawingml/2006/wordprocessingDrawing" xmlns:w10="urn:schemas-microsoft-com:office:word" xmlns:w="http://schemas.openxmlformats.org/wordprocessingml/2006/main" xmlns:wne="http://schemas.microsoft.com/office/word/2006/wordml">
   <w:footnote w:type="separator" w:id="-1">
     <w:p>
       <w:pPr>
@@ -961,7 +935,7 @@
 </file>
 
 <file path=word/header1.xml><?xml version="1.0" encoding="utf-8"?>
-<w:hdr xmlns:wpc="http://schemas.microsoft.com/office/word/2010/wordprocessingCanvas" xmlns:cx="http://schemas.microsoft.com/office/drawing/2014/chartex" xmlns:cx1="http://schemas.microsoft.com/office/drawing/2015/9/8/chartex" xmlns:cx2="http://schemas.microsoft.com/office/drawing/2015/10/21/chartex" xmlns:cx3="http://schemas.microsoft.com/office/drawing/2016/5/9/chartex" xmlns:cx4="http://schemas.microsoft.com/office/drawing/2016/5/10/chartex" xmlns:cx5="http://schemas.microsoft.com/office/drawing/2016/5/11/chartex" xmlns:cx6="http://schemas.microsoft.com/office/drawing/2016/5/12/chartex" xmlns:cx7="http://schemas.microsoft.com/office/drawing/2016/5/13/chartex" xmlns:cx8="http://schemas.microsoft.com/office/drawing/2016/5/14/chartex" xmlns:mc="http://schemas.openxmlformats.org/markup-compatibility/2006" xmlns:aink="http://schemas.microsoft.com/office/drawing/2016/ink" xmlns:am3d="http://schemas.microsoft.com/office/drawing/2017/model3d" xmlns:o="urn:schemas-microsoft-com:office:office" xmlns:oel="http://schemas.microsoft.com/office/2019/extlst" xmlns:r="http://schemas.openxmlformats.org/officeDocument/2006/relationships" xmlns:m="http://schemas.openxmlformats.org/officeDocument/2006/math" xmlns:v="urn:schemas-microsoft-com:vml" xmlns:wp14="http://schemas.microsoft.com/office/word/2010/wordprocessingDrawing" xmlns:wp="http://schemas.openxmlformats.org/drawingml/2006/wordprocessingDrawing" xmlns:w10="urn:schemas-microsoft-com:office:word" xmlns:w="http://schemas.openxmlformats.org/wordprocessingml/2006/main" xmlns:w14="http://schemas.microsoft.com/office/word/2010/wordml" xmlns:w15="http://schemas.microsoft.com/office/word/2012/wordml" xmlns:w16cex="http://schemas.microsoft.com/office/word/2018/wordml/cex" xmlns:w16cid="http://schemas.microsoft.com/office/word/2016/wordml/cid" xmlns:w16="http://schemas.microsoft.com/office/word/2018/wordml" xmlns:w16du="http://schemas.microsoft.com/office/word/2023/wordml/word16du" xmlns:w16sdtdh="http://schemas.microsoft.com/office/word/2020/wordml/sdtdatahash" xmlns:w16sdtfl="http://schemas.microsoft.com/office/word/2024/wordml/sdtformatlock" xmlns:w16se="http://schemas.microsoft.com/office/word/2015/wordml/symex" xmlns:wpg="http://schemas.microsoft.com/office/word/2010/wordprocessingGroup" xmlns:wpi="http://schemas.microsoft.com/office/word/2010/wordprocessingInk" xmlns:wne="http://schemas.microsoft.com/office/word/2006/wordml" xmlns:wps="http://schemas.microsoft.com/office/word/2010/wordprocessingShape" mc:Ignorable="w14 w15 w16se w16cid w16 w16cex w16sdtdh w16sdtfl w16du wp14">
+<w:hdr xmlns:ve="http://schemas.openxmlformats.org/markup-compatibility/2006" xmlns:o="urn:schemas-microsoft-com:office:office" xmlns:r="http://schemas.openxmlformats.org/officeDocument/2006/relationships" xmlns:m="http://schemas.openxmlformats.org/officeDocument/2006/math" xmlns:v="urn:schemas-microsoft-com:vml" xmlns:wp="http://schemas.openxmlformats.org/drawingml/2006/wordprocessingDrawing" xmlns:w10="urn:schemas-microsoft-com:office:word" xmlns:w="http://schemas.openxmlformats.org/wordprocessingml/2006/main" xmlns:wne="http://schemas.microsoft.com/office/word/2006/wordml">
   <w:p>
     <w:pPr>
       <w:widowControl w:val="0"/>
@@ -981,7 +955,7 @@
       <w:tblW w:w="9346" w:type="dxa"/>
       <w:tblInd w:w="0" w:type="dxa"/>
       <w:tblLayout w:type="fixed"/>
-      <w:tblLook w:val="0400" w:firstRow="0" w:lastRow="0" w:firstColumn="0" w:lastColumn="0" w:noHBand="0" w:noVBand="1"/>
+      <w:tblLook w:val="0400"/>
     </w:tblPr>
     <w:tblGrid>
       <w:gridCol w:w="1758"/>
@@ -1287,7 +1261,25 @@
               <w:bCs/>
               <w:color w:val="000000"/>
             </w:rPr>
-            <w:t xml:space="preserve"> by: </w:t>
+            <w:t xml:space="preserve"> </w:t>
+          </w:r>
+          <w:proofErr w:type="spellStart"/>
+          <w:r>
+            <w:rPr>
+              <w:b/>
+              <w:bCs/>
+              <w:color w:val="000000"/>
+            </w:rPr>
+            <w:t>by</w:t>
+          </w:r>
+          <w:proofErr w:type="spellEnd"/>
+          <w:r>
+            <w:rPr>
+              <w:b/>
+              <w:bCs/>
+              <w:color w:val="000000"/>
+            </w:rPr>
+            <w:t>: </w:t>
           </w:r>
         </w:p>
       </w:tc>
@@ -1590,8 +1582,8 @@
 </file>
 
 <file path=word/numbering.xml><?xml version="1.0" encoding="utf-8"?>
-<w:numbering xmlns:wpc="http://schemas.microsoft.com/office/word/2010/wordprocessingCanvas" xmlns:cx="http://schemas.microsoft.com/office/drawing/2014/chartex" xmlns:cx1="http://schemas.microsoft.com/office/drawing/2015/9/8/chartex" xmlns:cx2="http://schemas.microsoft.com/office/drawing/2015/10/21/chartex" xmlns:cx3="http://schemas.microsoft.com/office/drawing/2016/5/9/chartex" xmlns:cx4="http://schemas.microsoft.com/office/drawing/2016/5/10/chartex" xmlns:cx5="http://schemas.microsoft.com/office/drawing/2016/5/11/chartex" xmlns:cx6="http://schemas.microsoft.com/office/drawing/2016/5/12/chartex" xmlns:cx7="http://schemas.microsoft.com/office/drawing/2016/5/13/chartex" xmlns:cx8="http://schemas.microsoft.com/office/drawing/2016/5/14/chartex" xmlns:mc="http://schemas.openxmlformats.org/markup-compatibility/2006" xmlns:aink="http://schemas.microsoft.com/office/drawing/2016/ink" xmlns:am3d="http://schemas.microsoft.com/office/drawing/2017/model3d" xmlns:o="urn:schemas-microsoft-com:office:office" xmlns:oel="http://schemas.microsoft.com/office/2019/extlst" xmlns:r="http://schemas.openxmlformats.org/officeDocument/2006/relationships" xmlns:m="http://schemas.openxmlformats.org/officeDocument/2006/math" xmlns:v="urn:schemas-microsoft-com:vml" xmlns:wp14="http://schemas.microsoft.com/office/word/2010/wordprocessingDrawing" xmlns:wp="http://schemas.openxmlformats.org/drawingml/2006/wordprocessingDrawing" xmlns:w10="urn:schemas-microsoft-com:office:word" xmlns:w="http://schemas.openxmlformats.org/wordprocessingml/2006/main" xmlns:w14="http://schemas.microsoft.com/office/word/2010/wordml" xmlns:w15="http://schemas.microsoft.com/office/word/2012/wordml" xmlns:w16cex="http://schemas.microsoft.com/office/word/2018/wordml/cex" xmlns:w16cid="http://schemas.microsoft.com/office/word/2016/wordml/cid" xmlns:w16="http://schemas.microsoft.com/office/word/2018/wordml" xmlns:w16du="http://schemas.microsoft.com/office/word/2023/wordml/word16du" xmlns:w16sdtdh="http://schemas.microsoft.com/office/word/2020/wordml/sdtdatahash" xmlns:w16sdtfl="http://schemas.microsoft.com/office/word/2024/wordml/sdtformatlock" xmlns:w16se="http://schemas.microsoft.com/office/word/2015/wordml/symex" xmlns:wpg="http://schemas.microsoft.com/office/word/2010/wordprocessingGroup" xmlns:wpi="http://schemas.microsoft.com/office/word/2010/wordprocessingInk" xmlns:wne="http://schemas.microsoft.com/office/word/2006/wordml" xmlns:wps="http://schemas.microsoft.com/office/word/2010/wordprocessingShape" mc:Ignorable="w14 w15 w16se w16cid w16 w16cex w16sdtdh w16sdtfl w16du wp14">
-  <w:abstractNum w:abstractNumId="0" w15:restartNumberingAfterBreak="0">
+<w:numbering xmlns:ve="http://schemas.openxmlformats.org/markup-compatibility/2006" xmlns:o="urn:schemas-microsoft-com:office:office" xmlns:r="http://schemas.openxmlformats.org/officeDocument/2006/relationships" xmlns:m="http://schemas.openxmlformats.org/officeDocument/2006/math" xmlns:v="urn:schemas-microsoft-com:vml" xmlns:wp="http://schemas.openxmlformats.org/drawingml/2006/wordprocessingDrawing" xmlns:w10="urn:schemas-microsoft-com:office:word" xmlns:w="http://schemas.openxmlformats.org/wordprocessingml/2006/main" xmlns:wne="http://schemas.microsoft.com/office/word/2006/wordml">
+  <w:abstractNum w:abstractNumId="0">
     <w:nsid w:val="14DE3951"/>
     <w:multiLevelType w:val="multilevel"/>
     <w:tmpl w:val="55B6BCAC"/>
@@ -1704,7 +1696,7 @@
       </w:rPr>
     </w:lvl>
   </w:abstractNum>
-  <w:abstractNum w:abstractNumId="1" w15:restartNumberingAfterBreak="0">
+  <w:abstractNum w:abstractNumId="1">
     <w:nsid w:val="21C0697B"/>
     <w:multiLevelType w:val="multilevel"/>
     <w:tmpl w:val="C2C6D760"/>
@@ -1817,7 +1809,7 @@
       </w:rPr>
     </w:lvl>
   </w:abstractNum>
-  <w:abstractNum w:abstractNumId="2" w15:restartNumberingAfterBreak="0">
+  <w:abstractNum w:abstractNumId="2">
     <w:nsid w:val="721E3EB0"/>
     <w:multiLevelType w:val="multilevel"/>
     <w:tmpl w:val="3070BD86"/>
@@ -1930,27 +1922,27 @@
       </w:rPr>
     </w:lvl>
   </w:abstractNum>
-  <w:num w:numId="1" w16cid:durableId="1751148362">
+  <w:num w:numId="1">
     <w:abstractNumId w:val="0"/>
   </w:num>
-  <w:num w:numId="2" w16cid:durableId="1768187101">
+  <w:num w:numId="2">
     <w:abstractNumId w:val="1"/>
   </w:num>
-  <w:num w:numId="3" w16cid:durableId="43723473">
+  <w:num w:numId="3">
     <w:abstractNumId w:val="2"/>
   </w:num>
 </w:numbering>
 </file>
 
 <file path=word/styles.xml><?xml version="1.0" encoding="utf-8"?>
-<w:styles xmlns:mc="http://schemas.openxmlformats.org/markup-compatibility/2006" xmlns:r="http://schemas.openxmlformats.org/officeDocument/2006/relationships" xmlns:w="http://schemas.openxmlformats.org/wordprocessingml/2006/main" xmlns:w14="http://schemas.microsoft.com/office/word/2010/wordml" xmlns:w15="http://schemas.microsoft.com/office/word/2012/wordml" xmlns:w16cex="http://schemas.microsoft.com/office/word/2018/wordml/cex" xmlns:w16cid="http://schemas.microsoft.com/office/word/2016/wordml/cid" xmlns:w16="http://schemas.microsoft.com/office/word/2018/wordml" xmlns:w16du="http://schemas.microsoft.com/office/word/2023/wordml/word16du" xmlns:w16sdtdh="http://schemas.microsoft.com/office/word/2020/wordml/sdtdatahash" xmlns:w16sdtfl="http://schemas.microsoft.com/office/word/2024/wordml/sdtformatlock" xmlns:w16se="http://schemas.microsoft.com/office/word/2015/wordml/symex" mc:Ignorable="w14 w15 w16se w16cid w16 w16cex w16sdtdh w16sdtfl w16du">
+<w:styles xmlns:r="http://schemas.openxmlformats.org/officeDocument/2006/relationships" xmlns:w="http://schemas.openxmlformats.org/wordprocessingml/2006/main">
   <w:docDefaults>
     <w:rPrDefault>
       <w:rPr>
         <w:rFonts w:ascii="Calibri" w:eastAsia="Calibri" w:hAnsi="Calibri" w:cs="Calibri"/>
         <w:sz w:val="22"/>
         <w:szCs w:val="22"/>
-        <w:lang w:val="it" w:eastAsia="it-IT" w:bidi="ar-SA"/>
+        <w:lang w:eastAsia="it-IT" w:bidi="ar-SA"/>
       </w:rPr>
     </w:rPrDefault>
     <w:pPrDefault>
@@ -1959,387 +1951,149 @@
       </w:pPr>
     </w:pPrDefault>
   </w:docDefaults>
-  <w:latentStyles w:defLockedState="0" w:defUIPriority="99" w:defSemiHidden="0" w:defUnhideWhenUsed="0" w:defQFormat="0" w:count="376">
-    <w:lsdException w:name="Normal" w:uiPriority="0" w:qFormat="1"/>
-    <w:lsdException w:name="heading 1" w:uiPriority="9" w:qFormat="1"/>
-    <w:lsdException w:name="heading 2" w:semiHidden="1" w:uiPriority="9" w:unhideWhenUsed="1" w:qFormat="1"/>
-    <w:lsdException w:name="heading 3" w:semiHidden="1" w:uiPriority="9" w:unhideWhenUsed="1" w:qFormat="1"/>
-    <w:lsdException w:name="heading 4" w:semiHidden="1" w:uiPriority="9" w:unhideWhenUsed="1" w:qFormat="1"/>
-    <w:lsdException w:name="heading 5" w:semiHidden="1" w:uiPriority="9" w:unhideWhenUsed="1" w:qFormat="1"/>
-    <w:lsdException w:name="heading 6" w:semiHidden="1" w:uiPriority="9" w:unhideWhenUsed="1" w:qFormat="1"/>
-    <w:lsdException w:name="heading 7" w:semiHidden="1" w:uiPriority="9" w:unhideWhenUsed="1" w:qFormat="1"/>
-    <w:lsdException w:name="heading 8" w:semiHidden="1" w:uiPriority="9" w:unhideWhenUsed="1" w:qFormat="1"/>
-    <w:lsdException w:name="heading 9" w:semiHidden="1" w:uiPriority="9" w:unhideWhenUsed="1" w:qFormat="1"/>
-    <w:lsdException w:name="index 1" w:semiHidden="1" w:unhideWhenUsed="1"/>
-    <w:lsdException w:name="index 2" w:semiHidden="1" w:unhideWhenUsed="1"/>
-    <w:lsdException w:name="index 3" w:semiHidden="1" w:unhideWhenUsed="1"/>
-    <w:lsdException w:name="index 4" w:semiHidden="1" w:unhideWhenUsed="1"/>
-    <w:lsdException w:name="index 5" w:semiHidden="1" w:unhideWhenUsed="1"/>
-    <w:lsdException w:name="index 6" w:semiHidden="1" w:unhideWhenUsed="1"/>
-    <w:lsdException w:name="index 7" w:semiHidden="1" w:unhideWhenUsed="1"/>
-    <w:lsdException w:name="index 8" w:semiHidden="1" w:unhideWhenUsed="1"/>
-    <w:lsdException w:name="index 9" w:semiHidden="1" w:unhideWhenUsed="1"/>
-    <w:lsdException w:name="toc 1" w:semiHidden="1" w:uiPriority="39" w:unhideWhenUsed="1"/>
-    <w:lsdException w:name="toc 2" w:semiHidden="1" w:uiPriority="39" w:unhideWhenUsed="1"/>
-    <w:lsdException w:name="toc 3" w:semiHidden="1" w:uiPriority="39" w:unhideWhenUsed="1"/>
-    <w:lsdException w:name="toc 4" w:semiHidden="1" w:uiPriority="39" w:unhideWhenUsed="1"/>
-    <w:lsdException w:name="toc 5" w:semiHidden="1" w:uiPriority="39" w:unhideWhenUsed="1"/>
-    <w:lsdException w:name="toc 6" w:semiHidden="1" w:uiPriority="39" w:unhideWhenUsed="1"/>
-    <w:lsdException w:name="toc 7" w:semiHidden="1" w:uiPriority="39" w:unhideWhenUsed="1"/>
-    <w:lsdException w:name="toc 8" w:semiHidden="1" w:uiPriority="39" w:unhideWhenUsed="1"/>
-    <w:lsdException w:name="toc 9" w:semiHidden="1" w:uiPriority="39" w:unhideWhenUsed="1"/>
-    <w:lsdException w:name="Normal Indent" w:semiHidden="1" w:unhideWhenUsed="1"/>
-    <w:lsdException w:name="footnote text" w:semiHidden="1" w:unhideWhenUsed="1"/>
-    <w:lsdException w:name="annotation text" w:semiHidden="1" w:unhideWhenUsed="1"/>
-    <w:lsdException w:name="header" w:semiHidden="1" w:unhideWhenUsed="1"/>
-    <w:lsdException w:name="footer" w:semiHidden="1" w:unhideWhenUsed="1"/>
-    <w:lsdException w:name="index heading" w:semiHidden="1" w:unhideWhenUsed="1"/>
-    <w:lsdException w:name="caption" w:semiHidden="1" w:uiPriority="35" w:unhideWhenUsed="1" w:qFormat="1"/>
-    <w:lsdException w:name="table of figures" w:semiHidden="1" w:unhideWhenUsed="1"/>
-    <w:lsdException w:name="envelope address" w:semiHidden="1" w:unhideWhenUsed="1"/>
-    <w:lsdException w:name="envelope return" w:semiHidden="1" w:unhideWhenUsed="1"/>
-    <w:lsdException w:name="footnote reference" w:semiHidden="1" w:unhideWhenUsed="1"/>
-    <w:lsdException w:name="annotation reference" w:semiHidden="1" w:unhideWhenUsed="1"/>
-    <w:lsdException w:name="line number" w:semiHidden="1" w:unhideWhenUsed="1"/>
-    <w:lsdException w:name="page number" w:semiHidden="1" w:unhideWhenUsed="1"/>
-    <w:lsdException w:name="endnote reference" w:semiHidden="1" w:unhideWhenUsed="1"/>
-    <w:lsdException w:name="endnote text" w:semiHidden="1" w:unhideWhenUsed="1"/>
-    <w:lsdException w:name="table of authorities" w:semiHidden="1" w:unhideWhenUsed="1"/>
-    <w:lsdException w:name="macro" w:semiHidden="1" w:unhideWhenUsed="1"/>
-    <w:lsdException w:name="toa heading" w:semiHidden="1" w:unhideWhenUsed="1"/>
-    <w:lsdException w:name="List" w:semiHidden="1" w:unhideWhenUsed="1"/>
-    <w:lsdException w:name="List Bullet" w:semiHidden="1" w:unhideWhenUsed="1"/>
-    <w:lsdException w:name="List Number" w:semiHidden="1" w:unhideWhenUsed="1"/>
-    <w:lsdException w:name="List 2" w:semiHidden="1" w:unhideWhenUsed="1"/>
-    <w:lsdException w:name="List 3" w:semiHidden="1" w:unhideWhenUsed="1"/>
-    <w:lsdException w:name="List 4" w:semiHidden="1" w:unhideWhenUsed="1"/>
-    <w:lsdException w:name="List 5" w:semiHidden="1" w:unhideWhenUsed="1"/>
-    <w:lsdException w:name="List Bullet 2" w:semiHidden="1" w:unhideWhenUsed="1"/>
-    <w:lsdException w:name="List Bullet 3" w:semiHidden="1" w:unhideWhenUsed="1"/>
-    <w:lsdException w:name="List Bullet 4" w:semiHidden="1" w:unhideWhenUsed="1"/>
-    <w:lsdException w:name="List Bullet 5" w:semiHidden="1" w:unhideWhenUsed="1"/>
-    <w:lsdException w:name="List Number 2" w:semiHidden="1" w:unhideWhenUsed="1"/>
-    <w:lsdException w:name="List Number 3" w:semiHidden="1" w:unhideWhenUsed="1"/>
-    <w:lsdException w:name="List Number 4" w:semiHidden="1" w:unhideWhenUsed="1"/>
-    <w:lsdException w:name="List Number 5" w:semiHidden="1" w:unhideWhenUsed="1"/>
-    <w:lsdException w:name="Title" w:uiPriority="10" w:qFormat="1"/>
-    <w:lsdException w:name="Closing" w:semiHidden="1" w:unhideWhenUsed="1"/>
-    <w:lsdException w:name="Signature" w:semiHidden="1" w:unhideWhenUsed="1"/>
-    <w:lsdException w:name="Default Paragraph Font" w:semiHidden="1" w:uiPriority="1" w:unhideWhenUsed="1"/>
-    <w:lsdException w:name="Body Text" w:semiHidden="1" w:unhideWhenUsed="1"/>
-    <w:lsdException w:name="Body Text Indent" w:semiHidden="1" w:unhideWhenUsed="1"/>
-    <w:lsdException w:name="List Continue" w:semiHidden="1" w:unhideWhenUsed="1"/>
-    <w:lsdException w:name="List Continue 2" w:semiHidden="1" w:unhideWhenUsed="1"/>
-    <w:lsdException w:name="List Continue 3" w:semiHidden="1" w:unhideWhenUsed="1"/>
-    <w:lsdException w:name="List Continue 4" w:semiHidden="1" w:unhideWhenUsed="1"/>
-    <w:lsdException w:name="List Continue 5" w:semiHidden="1" w:unhideWhenUsed="1"/>
-    <w:lsdException w:name="Message Header" w:semiHidden="1" w:unhideWhenUsed="1"/>
-    <w:lsdException w:name="Subtitle" w:uiPriority="11" w:qFormat="1"/>
-    <w:lsdException w:name="Salutation" w:semiHidden="1" w:unhideWhenUsed="1"/>
-    <w:lsdException w:name="Date" w:semiHidden="1" w:unhideWhenUsed="1"/>
-    <w:lsdException w:name="Body Text First Indent" w:semiHidden="1" w:unhideWhenUsed="1"/>
-    <w:lsdException w:name="Body Text First Indent 2" w:semiHidden="1" w:unhideWhenUsed="1"/>
-    <w:lsdException w:name="Note Heading" w:semiHidden="1" w:unhideWhenUsed="1"/>
-    <w:lsdException w:name="Body Text 2" w:semiHidden="1" w:unhideWhenUsed="1"/>
-    <w:lsdException w:name="Body Text 3" w:semiHidden="1" w:unhideWhenUsed="1"/>
-    <w:lsdException w:name="Body Text Indent 2" w:semiHidden="1" w:unhideWhenUsed="1"/>
-    <w:lsdException w:name="Body Text Indent 3" w:semiHidden="1" w:unhideWhenUsed="1"/>
-    <w:lsdException w:name="Block Text" w:semiHidden="1" w:unhideWhenUsed="1"/>
-    <w:lsdException w:name="Hyperlink" w:semiHidden="1" w:unhideWhenUsed="1"/>
-    <w:lsdException w:name="FollowedHyperlink" w:semiHidden="1" w:unhideWhenUsed="1"/>
-    <w:lsdException w:name="Strong" w:uiPriority="22" w:qFormat="1"/>
-    <w:lsdException w:name="Emphasis" w:uiPriority="20" w:qFormat="1"/>
-    <w:lsdException w:name="Document Map" w:semiHidden="1" w:unhideWhenUsed="1"/>
-    <w:lsdException w:name="Plain Text" w:semiHidden="1" w:unhideWhenUsed="1"/>
-    <w:lsdException w:name="E-mail Signature" w:semiHidden="1" w:unhideWhenUsed="1"/>
-    <w:lsdException w:name="HTML Top of Form" w:semiHidden="1" w:unhideWhenUsed="1"/>
-    <w:lsdException w:name="HTML Bottom of Form" w:semiHidden="1" w:unhideWhenUsed="1"/>
-    <w:lsdException w:name="Normal (Web)" w:semiHidden="1" w:unhideWhenUsed="1"/>
-    <w:lsdException w:name="HTML Acronym" w:semiHidden="1" w:unhideWhenUsed="1"/>
-    <w:lsdException w:name="HTML Address" w:semiHidden="1" w:unhideWhenUsed="1"/>
-    <w:lsdException w:name="HTML Cite" w:semiHidden="1" w:unhideWhenUsed="1"/>
-    <w:lsdException w:name="HTML Code" w:semiHidden="1" w:unhideWhenUsed="1"/>
-    <w:lsdException w:name="HTML Definition" w:semiHidden="1" w:unhideWhenUsed="1"/>
-    <w:lsdException w:name="HTML Keyboard" w:semiHidden="1" w:unhideWhenUsed="1"/>
-    <w:lsdException w:name="HTML Preformatted" w:semiHidden="1" w:unhideWhenUsed="1"/>
-    <w:lsdException w:name="HTML Sample" w:semiHidden="1" w:unhideWhenUsed="1"/>
-    <w:lsdException w:name="HTML Typewriter" w:semiHidden="1" w:unhideWhenUsed="1"/>
-    <w:lsdException w:name="HTML Variable" w:semiHidden="1" w:unhideWhenUsed="1"/>
-    <w:lsdException w:name="Normal Table" w:semiHidden="1" w:unhideWhenUsed="1"/>
-    <w:lsdException w:name="annotation subject" w:semiHidden="1" w:unhideWhenUsed="1"/>
-    <w:lsdException w:name="No List" w:semiHidden="1" w:unhideWhenUsed="1"/>
-    <w:lsdException w:name="Outline List 1" w:semiHidden="1" w:unhideWhenUsed="1"/>
-    <w:lsdException w:name="Outline List 2" w:semiHidden="1" w:unhideWhenUsed="1"/>
-    <w:lsdException w:name="Outline List 3" w:semiHidden="1" w:unhideWhenUsed="1"/>
-    <w:lsdException w:name="Table Simple 1" w:semiHidden="1" w:unhideWhenUsed="1"/>
-    <w:lsdException w:name="Table Simple 2" w:semiHidden="1" w:unhideWhenUsed="1"/>
-    <w:lsdException w:name="Table Simple 3" w:semiHidden="1" w:unhideWhenUsed="1"/>
-    <w:lsdException w:name="Table Classic 1" w:semiHidden="1" w:unhideWhenUsed="1"/>
-    <w:lsdException w:name="Table Classic 2" w:semiHidden="1" w:unhideWhenUsed="1"/>
-    <w:lsdException w:name="Table Classic 3" w:semiHidden="1" w:unhideWhenUsed="1"/>
-    <w:lsdException w:name="Table Classic 4" w:semiHidden="1" w:unhideWhenUsed="1"/>
-    <w:lsdException w:name="Table Colorful 1" w:semiHidden="1" w:unhideWhenUsed="1"/>
-    <w:lsdException w:name="Table Colorful 2" w:semiHidden="1" w:unhideWhenUsed="1"/>
-    <w:lsdException w:name="Table Colorful 3" w:semiHidden="1" w:unhideWhenUsed="1"/>
-    <w:lsdException w:name="Table Columns 1" w:semiHidden="1" w:unhideWhenUsed="1"/>
-    <w:lsdException w:name="Table Columns 2" w:semiHidden="1" w:unhideWhenUsed="1"/>
-    <w:lsdException w:name="Table Columns 3" w:semiHidden="1" w:unhideWhenUsed="1"/>
-    <w:lsdException w:name="Table Columns 4" w:semiHidden="1" w:unhideWhenUsed="1"/>
-    <w:lsdException w:name="Table Columns 5" w:semiHidden="1" w:unhideWhenUsed="1"/>
-    <w:lsdException w:name="Table Grid 1" w:semiHidden="1" w:unhideWhenUsed="1"/>
-    <w:lsdException w:name="Table Grid 2" w:semiHidden="1" w:unhideWhenUsed="1"/>
-    <w:lsdException w:name="Table Grid 3" w:semiHidden="1" w:unhideWhenUsed="1"/>
-    <w:lsdException w:name="Table Grid 4" w:semiHidden="1" w:unhideWhenUsed="1"/>
-    <w:lsdException w:name="Table Grid 5" w:semiHidden="1" w:unhideWhenUsed="1"/>
-    <w:lsdException w:name="Table Grid 6" w:semiHidden="1" w:unhideWhenUsed="1"/>
-    <w:lsdException w:name="Table Grid 7" w:semiHidden="1" w:unhideWhenUsed="1"/>
-    <w:lsdException w:name="Table Grid 8" w:semiHidden="1" w:unhideWhenUsed="1"/>
-    <w:lsdException w:name="Table List 1" w:semiHidden="1" w:unhideWhenUsed="1"/>
-    <w:lsdException w:name="Table List 2" w:semiHidden="1" w:unhideWhenUsed="1"/>
-    <w:lsdException w:name="Table List 3" w:semiHidden="1" w:unhideWhenUsed="1"/>
-    <w:lsdException w:name="Table List 4" w:semiHidden="1" w:unhideWhenUsed="1"/>
-    <w:lsdException w:name="Table List 5" w:semiHidden="1" w:unhideWhenUsed="1"/>
-    <w:lsdException w:name="Table List 6" w:semiHidden="1" w:unhideWhenUsed="1"/>
-    <w:lsdException w:name="Table List 7" w:semiHidden="1" w:unhideWhenUsed="1"/>
-    <w:lsdException w:name="Table List 8" w:semiHidden="1" w:unhideWhenUsed="1"/>
-    <w:lsdException w:name="Table 3D effects 1" w:semiHidden="1" w:unhideWhenUsed="1"/>
-    <w:lsdException w:name="Table 3D effects 2" w:semiHidden="1" w:unhideWhenUsed="1"/>
-    <w:lsdException w:name="Table 3D effects 3" w:semiHidden="1" w:unhideWhenUsed="1"/>
-    <w:lsdException w:name="Table Contemporary" w:semiHidden="1" w:unhideWhenUsed="1"/>
-    <w:lsdException w:name="Table Elegant" w:semiHidden="1" w:unhideWhenUsed="1"/>
-    <w:lsdException w:name="Table Professional" w:semiHidden="1" w:unhideWhenUsed="1"/>
-    <w:lsdException w:name="Table Subtle 1" w:semiHidden="1" w:unhideWhenUsed="1"/>
-    <w:lsdException w:name="Table Subtle 2" w:semiHidden="1" w:unhideWhenUsed="1"/>
-    <w:lsdException w:name="Table Web 1" w:semiHidden="1" w:unhideWhenUsed="1"/>
-    <w:lsdException w:name="Table Web 2" w:semiHidden="1" w:unhideWhenUsed="1"/>
-    <w:lsdException w:name="Table Web 3" w:semiHidden="1" w:unhideWhenUsed="1"/>
-    <w:lsdException w:name="Balloon Text" w:semiHidden="1" w:unhideWhenUsed="1"/>
-    <w:lsdException w:name="Table Grid" w:uiPriority="39"/>
-    <w:lsdException w:name="Table Theme" w:semiHidden="1" w:unhideWhenUsed="1"/>
-    <w:lsdException w:name="Placeholder Text" w:semiHidden="1"/>
-    <w:lsdException w:name="No Spacing" w:uiPriority="1" w:qFormat="1"/>
-    <w:lsdException w:name="Light Shading" w:uiPriority="60"/>
-    <w:lsdException w:name="Light List" w:uiPriority="61"/>
-    <w:lsdException w:name="Light Grid" w:uiPriority="62"/>
-    <w:lsdException w:name="Medium Shading 1" w:uiPriority="63"/>
-    <w:lsdException w:name="Medium Shading 2" w:uiPriority="64"/>
-    <w:lsdException w:name="Medium List 1" w:uiPriority="65"/>
-    <w:lsdException w:name="Medium List 2" w:uiPriority="66"/>
-    <w:lsdException w:name="Medium Grid 1" w:uiPriority="67"/>
-    <w:lsdException w:name="Medium Grid 2" w:uiPriority="68"/>
-    <w:lsdException w:name="Medium Grid 3" w:uiPriority="69"/>
-    <w:lsdException w:name="Dark List" w:uiPriority="70"/>
-    <w:lsdException w:name="Colorful Shading" w:uiPriority="71"/>
-    <w:lsdException w:name="Colorful List" w:uiPriority="72"/>
-    <w:lsdException w:name="Colorful Grid" w:uiPriority="73"/>
-    <w:lsdException w:name="Light Shading Accent 1" w:uiPriority="60"/>
-    <w:lsdException w:name="Light List Accent 1" w:uiPriority="61"/>
-    <w:lsdException w:name="Light Grid Accent 1" w:uiPriority="62"/>
-    <w:lsdException w:name="Medium Shading 1 Accent 1" w:uiPriority="63"/>
-    <w:lsdException w:name="Medium Shading 2 Accent 1" w:uiPriority="64"/>
-    <w:lsdException w:name="Medium List 1 Accent 1" w:uiPriority="65"/>
-    <w:lsdException w:name="Revision" w:semiHidden="1"/>
-    <w:lsdException w:name="List Paragraph" w:uiPriority="34" w:qFormat="1"/>
-    <w:lsdException w:name="Quote" w:uiPriority="29" w:qFormat="1"/>
-    <w:lsdException w:name="Intense Quote" w:uiPriority="30" w:qFormat="1"/>
-    <w:lsdException w:name="Medium List 2 Accent 1" w:uiPriority="66"/>
-    <w:lsdException w:name="Medium Grid 1 Accent 1" w:uiPriority="67"/>
-    <w:lsdException w:name="Medium Grid 2 Accent 1" w:uiPriority="68"/>
-    <w:lsdException w:name="Medium Grid 3 Accent 1" w:uiPriority="69"/>
-    <w:lsdException w:name="Dark List Accent 1" w:uiPriority="70"/>
-    <w:lsdException w:name="Colorful Shading Accent 1" w:uiPriority="71"/>
-    <w:lsdException w:name="Colorful List Accent 1" w:uiPriority="72"/>
-    <w:lsdException w:name="Colorful Grid Accent 1" w:uiPriority="73"/>
-    <w:lsdException w:name="Light Shading Accent 2" w:uiPriority="60"/>
-    <w:lsdException w:name="Light List Accent 2" w:uiPriority="61"/>
-    <w:lsdException w:name="Light Grid Accent 2" w:uiPriority="62"/>
-    <w:lsdException w:name="Medium Shading 1 Accent 2" w:uiPriority="63"/>
-    <w:lsdException w:name="Medium Shading 2 Accent 2" w:uiPriority="64"/>
-    <w:lsdException w:name="Medium List 1 Accent 2" w:uiPriority="65"/>
-    <w:lsdException w:name="Medium List 2 Accent 2" w:uiPriority="66"/>
-    <w:lsdException w:name="Medium Grid 1 Accent 2" w:uiPriority="67"/>
-    <w:lsdException w:name="Medium Grid 2 Accent 2" w:uiPriority="68"/>
-    <w:lsdException w:name="Medium Grid 3 Accent 2" w:uiPriority="69"/>
-    <w:lsdException w:name="Dark List Accent 2" w:uiPriority="70"/>
-    <w:lsdException w:name="Colorful Shading Accent 2" w:uiPriority="71"/>
-    <w:lsdException w:name="Colorful List Accent 2" w:uiPriority="72"/>
-    <w:lsdException w:name="Colorful Grid Accent 2" w:uiPriority="73"/>
-    <w:lsdException w:name="Light Shading Accent 3" w:uiPriority="60"/>
-    <w:lsdException w:name="Light List Accent 3" w:uiPriority="61"/>
-    <w:lsdException w:name="Light Grid Accent 3" w:uiPriority="62"/>
-    <w:lsdException w:name="Medium Shading 1 Accent 3" w:uiPriority="63"/>
-    <w:lsdException w:name="Medium Shading 2 Accent 3" w:uiPriority="64"/>
-    <w:lsdException w:name="Medium List 1 Accent 3" w:uiPriority="65"/>
-    <w:lsdException w:name="Medium List 2 Accent 3" w:uiPriority="66"/>
-    <w:lsdException w:name="Medium Grid 1 Accent 3" w:uiPriority="67"/>
-    <w:lsdException w:name="Medium Grid 2 Accent 3" w:uiPriority="68"/>
-    <w:lsdException w:name="Medium Grid 3 Accent 3" w:uiPriority="69"/>
-    <w:lsdException w:name="Dark List Accent 3" w:uiPriority="70"/>
-    <w:lsdException w:name="Colorful Shading Accent 3" w:uiPriority="71"/>
-    <w:lsdException w:name="Colorful List Accent 3" w:uiPriority="72"/>
-    <w:lsdException w:name="Colorful Grid Accent 3" w:uiPriority="73"/>
-    <w:lsdException w:name="Light Shading Accent 4" w:uiPriority="60"/>
-    <w:lsdException w:name="Light List Accent 4" w:uiPriority="61"/>
-    <w:lsdException w:name="Light Grid Accent 4" w:uiPriority="62"/>
-    <w:lsdException w:name="Medium Shading 1 Accent 4" w:uiPriority="63"/>
-    <w:lsdException w:name="Medium Shading 2 Accent 4" w:uiPriority="64"/>
-    <w:lsdException w:name="Medium List 1 Accent 4" w:uiPriority="65"/>
-    <w:lsdException w:name="Medium List 2 Accent 4" w:uiPriority="66"/>
-    <w:lsdException w:name="Medium Grid 1 Accent 4" w:uiPriority="67"/>
-    <w:lsdException w:name="Medium Grid 2 Accent 4" w:uiPriority="68"/>
-    <w:lsdException w:name="Medium Grid 3 Accent 4" w:uiPriority="69"/>
-    <w:lsdException w:name="Dark List Accent 4" w:uiPriority="70"/>
-    <w:lsdException w:name="Colorful Shading Accent 4" w:uiPriority="71"/>
-    <w:lsdException w:name="Colorful List Accent 4" w:uiPriority="72"/>
-    <w:lsdException w:name="Colorful Grid Accent 4" w:uiPriority="73"/>
-    <w:lsdException w:name="Light Shading Accent 5" w:uiPriority="60"/>
-    <w:lsdException w:name="Light List Accent 5" w:uiPriority="61"/>
-    <w:lsdException w:name="Light Grid Accent 5" w:uiPriority="62"/>
-    <w:lsdException w:name="Medium Shading 1 Accent 5" w:uiPriority="63"/>
-    <w:lsdException w:name="Medium Shading 2 Accent 5" w:uiPriority="64"/>
-    <w:lsdException w:name="Medium List 1 Accent 5" w:uiPriority="65"/>
-    <w:lsdException w:name="Medium List 2 Accent 5" w:uiPriority="66"/>
-    <w:lsdException w:name="Medium Grid 1 Accent 5" w:uiPriority="67"/>
-    <w:lsdException w:name="Medium Grid 2 Accent 5" w:uiPriority="68"/>
-    <w:lsdException w:name="Medium Grid 3 Accent 5" w:uiPriority="69"/>
-    <w:lsdException w:name="Dark List Accent 5" w:uiPriority="70"/>
-    <w:lsdException w:name="Colorful Shading Accent 5" w:uiPriority="71"/>
-    <w:lsdException w:name="Colorful List Accent 5" w:uiPriority="72"/>
-    <w:lsdException w:name="Colorful Grid Accent 5" w:uiPriority="73"/>
-    <w:lsdException w:name="Light Shading Accent 6" w:uiPriority="60"/>
-    <w:lsdException w:name="Light List Accent 6" w:uiPriority="61"/>
-    <w:lsdException w:name="Light Grid Accent 6" w:uiPriority="62"/>
-    <w:lsdException w:name="Medium Shading 1 Accent 6" w:uiPriority="63"/>
-    <w:lsdException w:name="Medium Shading 2 Accent 6" w:uiPriority="64"/>
-    <w:lsdException w:name="Medium List 1 Accent 6" w:uiPriority="65"/>
-    <w:lsdException w:name="Medium List 2 Accent 6" w:uiPriority="66"/>
-    <w:lsdException w:name="Medium Grid 1 Accent 6" w:uiPriority="67"/>
-    <w:lsdException w:name="Medium Grid 2 Accent 6" w:uiPriority="68"/>
-    <w:lsdException w:name="Medium Grid 3 Accent 6" w:uiPriority="69"/>
-    <w:lsdException w:name="Dark List Accent 6" w:uiPriority="70"/>
-    <w:lsdException w:name="Colorful Shading Accent 6" w:uiPriority="71"/>
-    <w:lsdException w:name="Colorful List Accent 6" w:uiPriority="72"/>
-    <w:lsdException w:name="Colorful Grid Accent 6" w:uiPriority="73"/>
-    <w:lsdException w:name="Subtle Emphasis" w:uiPriority="19" w:qFormat="1"/>
-    <w:lsdException w:name="Intense Emphasis" w:uiPriority="21" w:qFormat="1"/>
-    <w:lsdException w:name="Subtle Reference" w:uiPriority="31" w:qFormat="1"/>
-    <w:lsdException w:name="Intense Reference" w:uiPriority="32" w:qFormat="1"/>
-    <w:lsdException w:name="Book Title" w:uiPriority="33" w:qFormat="1"/>
-    <w:lsdException w:name="Bibliography" w:semiHidden="1" w:uiPriority="37" w:unhideWhenUsed="1"/>
-    <w:lsdException w:name="TOC Heading" w:semiHidden="1" w:uiPriority="39" w:unhideWhenUsed="1" w:qFormat="1"/>
-    <w:lsdException w:name="Plain Table 1" w:uiPriority="41"/>
-    <w:lsdException w:name="Plain Table 2" w:uiPriority="42"/>
-    <w:lsdException w:name="Plain Table 3" w:uiPriority="43"/>
-    <w:lsdException w:name="Plain Table 4" w:uiPriority="44"/>
-    <w:lsdException w:name="Plain Table 5" w:uiPriority="45"/>
-    <w:lsdException w:name="Grid Table Light" w:uiPriority="40"/>
-    <w:lsdException w:name="Grid Table 1 Light" w:uiPriority="46"/>
-    <w:lsdException w:name="Grid Table 2" w:uiPriority="47"/>
-    <w:lsdException w:name="Grid Table 3" w:uiPriority="48"/>
-    <w:lsdException w:name="Grid Table 4" w:uiPriority="49"/>
-    <w:lsdException w:name="Grid Table 5 Dark" w:uiPriority="50"/>
-    <w:lsdException w:name="Grid Table 6 Colorful" w:uiPriority="51"/>
-    <w:lsdException w:name="Grid Table 7 Colorful" w:uiPriority="52"/>
-    <w:lsdException w:name="Grid Table 1 Light Accent 1" w:uiPriority="46"/>
-    <w:lsdException w:name="Grid Table 2 Accent 1" w:uiPriority="47"/>
-    <w:lsdException w:name="Grid Table 3 Accent 1" w:uiPriority="48"/>
-    <w:lsdException w:name="Grid Table 4 Accent 1" w:uiPriority="49"/>
-    <w:lsdException w:name="Grid Table 5 Dark Accent 1" w:uiPriority="50"/>
-    <w:lsdException w:name="Grid Table 6 Colorful Accent 1" w:uiPriority="51"/>
-    <w:lsdException w:name="Grid Table 7 Colorful Accent 1" w:uiPriority="52"/>
-    <w:lsdException w:name="Grid Table 1 Light Accent 2" w:uiPriority="46"/>
-    <w:lsdException w:name="Grid Table 2 Accent 2" w:uiPriority="47"/>
-    <w:lsdException w:name="Grid Table 3 Accent 2" w:uiPriority="48"/>
-    <w:lsdException w:name="Grid Table 4 Accent 2" w:uiPriority="49"/>
-    <w:lsdException w:name="Grid Table 5 Dark Accent 2" w:uiPriority="50"/>
-    <w:lsdException w:name="Grid Table 6 Colorful Accent 2" w:uiPriority="51"/>
-    <w:lsdException w:name="Grid Table 7 Colorful Accent 2" w:uiPriority="52"/>
-    <w:lsdException w:name="Grid Table 1 Light Accent 3" w:uiPriority="46"/>
-    <w:lsdException w:name="Grid Table 2 Accent 3" w:uiPriority="47"/>
-    <w:lsdException w:name="Grid Table 3 Accent 3" w:uiPriority="48"/>
-    <w:lsdException w:name="Grid Table 4 Accent 3" w:uiPriority="49"/>
-    <w:lsdException w:name="Grid Table 5 Dark Accent 3" w:uiPriority="50"/>
-    <w:lsdException w:name="Grid Table 6 Colorful Accent 3" w:uiPriority="51"/>
-    <w:lsdException w:name="Grid Table 7 Colorful Accent 3" w:uiPriority="52"/>
-    <w:lsdException w:name="Grid Table 1 Light Accent 4" w:uiPriority="46"/>
-    <w:lsdException w:name="Grid Table 2 Accent 4" w:uiPriority="47"/>
-    <w:lsdException w:name="Grid Table 3 Accent 4" w:uiPriority="48"/>
-    <w:lsdException w:name="Grid Table 4 Accent 4" w:uiPriority="49"/>
-    <w:lsdException w:name="Grid Table 5 Dark Accent 4" w:uiPriority="50"/>
-    <w:lsdException w:name="Grid Table 6 Colorful Accent 4" w:uiPriority="51"/>
-    <w:lsdException w:name="Grid Table 7 Colorful Accent 4" w:uiPriority="52"/>
-    <w:lsdException w:name="Grid Table 1 Light Accent 5" w:uiPriority="46"/>
-    <w:lsdException w:name="Grid Table 2 Accent 5" w:uiPriority="47"/>
-    <w:lsdException w:name="Grid Table 3 Accent 5" w:uiPriority="48"/>
-    <w:lsdException w:name="Grid Table 4 Accent 5" w:uiPriority="49"/>
-    <w:lsdException w:name="Grid Table 5 Dark Accent 5" w:uiPriority="50"/>
-    <w:lsdException w:name="Grid Table 6 Colorful Accent 5" w:uiPriority="51"/>
-    <w:lsdException w:name="Grid Table 7 Colorful Accent 5" w:uiPriority="52"/>
-    <w:lsdException w:name="Grid Table 1 Light Accent 6" w:uiPriority="46"/>
-    <w:lsdException w:name="Grid Table 2 Accent 6" w:uiPriority="47"/>
-    <w:lsdException w:name="Grid Table 3 Accent 6" w:uiPriority="48"/>
-    <w:lsdException w:name="Grid Table 4 Accent 6" w:uiPriority="49"/>
-    <w:lsdException w:name="Grid Table 5 Dark Accent 6" w:uiPriority="50"/>
-    <w:lsdException w:name="Grid Table 6 Colorful Accent 6" w:uiPriority="51"/>
-    <w:lsdException w:name="Grid Table 7 Colorful Accent 6" w:uiPriority="52"/>
-    <w:lsdException w:name="List Table 1 Light" w:uiPriority="46"/>
-    <w:lsdException w:name="List Table 2" w:uiPriority="47"/>
-    <w:lsdException w:name="List Table 3" w:uiPriority="48"/>
-    <w:lsdException w:name="List Table 4" w:uiPriority="49"/>
-    <w:lsdException w:name="List Table 5 Dark" w:uiPriority="50"/>
-    <w:lsdException w:name="List Table 6 Colorful" w:uiPriority="51"/>
-    <w:lsdException w:name="List Table 7 Colorful" w:uiPriority="52"/>
-    <w:lsdException w:name="List Table 1 Light Accent 1" w:uiPriority="46"/>
-    <w:lsdException w:name="List Table 2 Accent 1" w:uiPriority="47"/>
-    <w:lsdException w:name="List Table 3 Accent 1" w:uiPriority="48"/>
-    <w:lsdException w:name="List Table 4 Accent 1" w:uiPriority="49"/>
-    <w:lsdException w:name="List Table 5 Dark Accent 1" w:uiPriority="50"/>
-    <w:lsdException w:name="List Table 6 Colorful Accent 1" w:uiPriority="51"/>
-    <w:lsdException w:name="List Table 7 Colorful Accent 1" w:uiPriority="52"/>
-    <w:lsdException w:name="List Table 1 Light Accent 2" w:uiPriority="46"/>
-    <w:lsdException w:name="List Table 2 Accent 2" w:uiPriority="47"/>
-    <w:lsdException w:name="List Table 3 Accent 2" w:uiPriority="48"/>
-    <w:lsdException w:name="List Table 4 Accent 2" w:uiPriority="49"/>
-    <w:lsdException w:name="List Table 5 Dark Accent 2" w:uiPriority="50"/>
-    <w:lsdException w:name="List Table 6 Colorful Accent 2" w:uiPriority="51"/>
-    <w:lsdException w:name="List Table 7 Colorful Accent 2" w:uiPriority="52"/>
-    <w:lsdException w:name="List Table 1 Light Accent 3" w:uiPriority="46"/>
-    <w:lsdException w:name="List Table 2 Accent 3" w:uiPriority="47"/>
-    <w:lsdException w:name="List Table 3 Accent 3" w:uiPriority="48"/>
-    <w:lsdException w:name="List Table 4 Accent 3" w:uiPriority="49"/>
-    <w:lsdException w:name="List Table 5 Dark Accent 3" w:uiPriority="50"/>
-    <w:lsdException w:name="List Table 6 Colorful Accent 3" w:uiPriority="51"/>
-    <w:lsdException w:name="List Table 7 Colorful Accent 3" w:uiPriority="52"/>
-    <w:lsdException w:name="List Table 1 Light Accent 4" w:uiPriority="46"/>
-    <w:lsdException w:name="List Table 2 Accent 4" w:uiPriority="47"/>
-    <w:lsdException w:name="List Table 3 Accent 4" w:uiPriority="48"/>
-    <w:lsdException w:name="List Table 4 Accent 4" w:uiPriority="49"/>
-    <w:lsdException w:name="List Table 5 Dark Accent 4" w:uiPriority="50"/>
-    <w:lsdException w:name="List Table 6 Colorful Accent 4" w:uiPriority="51"/>
-    <w:lsdException w:name="List Table 7 Colorful Accent 4" w:uiPriority="52"/>
-    <w:lsdException w:name="List Table 1 Light Accent 5" w:uiPriority="46"/>
-    <w:lsdException w:name="List Table 2 Accent 5" w:uiPriority="47"/>
-    <w:lsdException w:name="List Table 3 Accent 5" w:uiPriority="48"/>
-    <w:lsdException w:name="List Table 4 Accent 5" w:uiPriority="49"/>
-    <w:lsdException w:name="List Table 5 Dark Accent 5" w:uiPriority="50"/>
-    <w:lsdException w:name="List Table 6 Colorful Accent 5" w:uiPriority="51"/>
-    <w:lsdException w:name="List Table 7 Colorful Accent 5" w:uiPriority="52"/>
-    <w:lsdException w:name="List Table 1 Light Accent 6" w:uiPriority="46"/>
-    <w:lsdException w:name="List Table 2 Accent 6" w:uiPriority="47"/>
-    <w:lsdException w:name="List Table 3 Accent 6" w:uiPriority="48"/>
-    <w:lsdException w:name="List Table 4 Accent 6" w:uiPriority="49"/>
-    <w:lsdException w:name="List Table 5 Dark Accent 6" w:uiPriority="50"/>
-    <w:lsdException w:name="List Table 6 Colorful Accent 6" w:uiPriority="51"/>
-    <w:lsdException w:name="List Table 7 Colorful Accent 6" w:uiPriority="52"/>
-    <w:lsdException w:name="Mention" w:semiHidden="1" w:unhideWhenUsed="1"/>
-    <w:lsdException w:name="Smart Hyperlink" w:semiHidden="1" w:unhideWhenUsed="1"/>
-    <w:lsdException w:name="Hashtag" w:semiHidden="1" w:unhideWhenUsed="1"/>
-    <w:lsdException w:name="Unresolved Mention" w:semiHidden="1" w:unhideWhenUsed="1"/>
-    <w:lsdException w:name="Smart Link" w:semiHidden="1" w:unhideWhenUsed="1"/>
+  <w:latentStyles w:defLockedState="0" w:defUIPriority="99" w:defSemiHidden="1" w:defUnhideWhenUsed="1" w:defQFormat="0" w:count="267">
+    <w:lsdException w:name="Normal" w:semiHidden="0" w:uiPriority="0" w:unhideWhenUsed="0" w:qFormat="1"/>
+    <w:lsdException w:name="heading 1" w:semiHidden="0" w:uiPriority="9" w:unhideWhenUsed="0" w:qFormat="1"/>
+    <w:lsdException w:name="heading 2" w:uiPriority="9" w:qFormat="1"/>
+    <w:lsdException w:name="heading 3" w:uiPriority="9" w:qFormat="1"/>
+    <w:lsdException w:name="heading 4" w:uiPriority="9" w:qFormat="1"/>
+    <w:lsdException w:name="heading 5" w:uiPriority="9" w:qFormat="1"/>
+    <w:lsdException w:name="heading 6" w:uiPriority="9" w:qFormat="1"/>
+    <w:lsdException w:name="heading 7" w:uiPriority="9" w:qFormat="1"/>
+    <w:lsdException w:name="heading 8" w:uiPriority="9" w:qFormat="1"/>
+    <w:lsdException w:name="heading 9" w:uiPriority="9" w:qFormat="1"/>
+    <w:lsdException w:name="toc 1" w:uiPriority="39"/>
+    <w:lsdException w:name="toc 2" w:uiPriority="39"/>
+    <w:lsdException w:name="toc 3" w:uiPriority="39"/>
+    <w:lsdException w:name="toc 4" w:uiPriority="39"/>
+    <w:lsdException w:name="toc 5" w:uiPriority="39"/>
+    <w:lsdException w:name="toc 6" w:uiPriority="39"/>
+    <w:lsdException w:name="toc 7" w:uiPriority="39"/>
+    <w:lsdException w:name="toc 8" w:uiPriority="39"/>
+    <w:lsdException w:name="toc 9" w:uiPriority="39"/>
+    <w:lsdException w:name="caption" w:uiPriority="35" w:qFormat="1"/>
+    <w:lsdException w:name="Title" w:semiHidden="0" w:uiPriority="10" w:unhideWhenUsed="0" w:qFormat="1"/>
+    <w:lsdException w:name="Default Paragraph Font" w:uiPriority="1"/>
+    <w:lsdException w:name="Subtitle" w:semiHidden="0" w:uiPriority="11" w:unhideWhenUsed="0" w:qFormat="1"/>
+    <w:lsdException w:name="Strong" w:semiHidden="0" w:uiPriority="22" w:unhideWhenUsed="0" w:qFormat="1"/>
+    <w:lsdException w:name="Emphasis" w:semiHidden="0" w:uiPriority="20" w:unhideWhenUsed="0" w:qFormat="1"/>
+    <w:lsdException w:name="Table Grid" w:semiHidden="0" w:uiPriority="39" w:unhideWhenUsed="0"/>
+    <w:lsdException w:name="Placeholder Text" w:unhideWhenUsed="0"/>
+    <w:lsdException w:name="No Spacing" w:semiHidden="0" w:uiPriority="1" w:unhideWhenUsed="0" w:qFormat="1"/>
+    <w:lsdException w:name="Light Shading" w:semiHidden="0" w:uiPriority="60" w:unhideWhenUsed="0"/>
+    <w:lsdException w:name="Light List" w:semiHidden="0" w:uiPriority="61" w:unhideWhenUsed="0"/>
+    <w:lsdException w:name="Light Grid" w:semiHidden="0" w:uiPriority="62" w:unhideWhenUsed="0"/>
+    <w:lsdException w:name="Medium Shading 1" w:semiHidden="0" w:uiPriority="63" w:unhideWhenUsed="0"/>
+    <w:lsdException w:name="Medium Shading 2" w:semiHidden="0" w:uiPriority="64" w:unhideWhenUsed="0"/>
+    <w:lsdException w:name="Medium List 1" w:semiHidden="0" w:uiPriority="65" w:unhideWhenUsed="0"/>
+    <w:lsdException w:name="Medium List 2" w:semiHidden="0" w:uiPriority="66" w:unhideWhenUsed="0"/>
+    <w:lsdException w:name="Medium Grid 1" w:semiHidden="0" w:uiPriority="67" w:unhideWhenUsed="0"/>
+    <w:lsdException w:name="Medium Grid 2" w:semiHidden="0" w:uiPriority="68" w:unhideWhenUsed="0"/>
+    <w:lsdException w:name="Medium Grid 3" w:semiHidden="0" w:uiPriority="69" w:unhideWhenUsed="0"/>
+    <w:lsdException w:name="Dark List" w:semiHidden="0" w:uiPriority="70" w:unhideWhenUsed="0"/>
+    <w:lsdException w:name="Colorful Shading" w:semiHidden="0" w:uiPriority="71" w:unhideWhenUsed="0"/>
+    <w:lsdException w:name="Colorful List" w:semiHidden="0" w:uiPriority="72" w:unhideWhenUsed="0"/>
+    <w:lsdException w:name="Colorful Grid" w:semiHidden="0" w:uiPriority="73" w:unhideWhenUsed="0"/>
+    <w:lsdException w:name="Light Shading Accent 1" w:semiHidden="0" w:uiPriority="60" w:unhideWhenUsed="0"/>
+    <w:lsdException w:name="Light List Accent 1" w:semiHidden="0" w:uiPriority="61" w:unhideWhenUsed="0"/>
+    <w:lsdException w:name="Light Grid Accent 1" w:semiHidden="0" w:uiPriority="62" w:unhideWhenUsed="0"/>
+    <w:lsdException w:name="Medium Shading 1 Accent 1" w:semiHidden="0" w:uiPriority="63" w:unhideWhenUsed="0"/>
+    <w:lsdException w:name="Medium Shading 2 Accent 1" w:semiHidden="0" w:uiPriority="64" w:unhideWhenUsed="0"/>
+    <w:lsdException w:name="Medium List 1 Accent 1" w:semiHidden="0" w:uiPriority="65" w:unhideWhenUsed="0"/>
+    <w:lsdException w:name="Revision" w:unhideWhenUsed="0"/>
+    <w:lsdException w:name="List Paragraph" w:semiHidden="0" w:uiPriority="34" w:unhideWhenUsed="0" w:qFormat="1"/>
+    <w:lsdException w:name="Quote" w:semiHidden="0" w:uiPriority="29" w:unhideWhenUsed="0" w:qFormat="1"/>
+    <w:lsdException w:name="Intense Quote" w:semiHidden="0" w:uiPriority="30" w:unhideWhenUsed="0" w:qFormat="1"/>
+    <w:lsdException w:name="Medium List 2 Accent 1" w:semiHidden="0" w:uiPriority="66" w:unhideWhenUsed="0"/>
+    <w:lsdException w:name="Medium Grid 1 Accent 1" w:semiHidden="0" w:uiPriority="67" w:unhideWhenUsed="0"/>
+    <w:lsdException w:name="Medium Grid 2 Accent 1" w:semiHidden="0" w:uiPriority="68" w:unhideWhenUsed="0"/>
+    <w:lsdException w:name="Medium Grid 3 Accent 1" w:semiHidden="0" w:uiPriority="69" w:unhideWhenUsed="0"/>
+    <w:lsdException w:name="Dark List Accent 1" w:semiHidden="0" w:uiPriority="70" w:unhideWhenUsed="0"/>
+    <w:lsdException w:name="Colorful Shading Accent 1" w:semiHidden="0" w:uiPriority="71" w:unhideWhenUsed="0"/>
+    <w:lsdException w:name="Colorful List Accent 1" w:semiHidden="0" w:uiPriority="72" w:unhideWhenUsed="0"/>
+    <w:lsdException w:name="Colorful Grid Accent 1" w:semiHidden="0" w:uiPriority="73" w:unhideWhenUsed="0"/>
+    <w:lsdException w:name="Light Shading Accent 2" w:semiHidden="0" w:uiPriority="60" w:unhideWhenUsed="0"/>
+    <w:lsdException w:name="Light List Accent 2" w:semiHidden="0" w:uiPriority="61" w:unhideWhenUsed="0"/>
+    <w:lsdException w:name="Light Grid Accent 2" w:semiHidden="0" w:uiPriority="62" w:unhideWhenUsed="0"/>
+    <w:lsdException w:name="Medium Shading 1 Accent 2" w:semiHidden="0" w:uiPriority="63" w:unhideWhenUsed="0"/>
+    <w:lsdException w:name="Medium Shading 2 Accent 2" w:semiHidden="0" w:uiPriority="64" w:unhideWhenUsed="0"/>
+    <w:lsdException w:name="Medium List 1 Accent 2" w:semiHidden="0" w:uiPriority="65" w:unhideWhenUsed="0"/>
+    <w:lsdException w:name="Medium List 2 Accent 2" w:semiHidden="0" w:uiPriority="66" w:unhideWhenUsed="0"/>
+    <w:lsdException w:name="Medium Grid 1 Accent 2" w:semiHidden="0" w:uiPriority="67" w:unhideWhenUsed="0"/>
+    <w:lsdException w:name="Medium Grid 2 Accent 2" w:semiHidden="0" w:uiPriority="68" w:unhideWhenUsed="0"/>
+    <w:lsdException w:name="Medium Grid 3 Accent 2" w:semiHidden="0" w:uiPriority="69" w:unhideWhenUsed="0"/>
+    <w:lsdException w:name="Dark List Accent 2" w:semiHidden="0" w:uiPriority="70" w:unhideWhenUsed="0"/>
+    <w:lsdException w:name="Colorful Shading Accent 2" w:semiHidden="0" w:uiPriority="71" w:unhideWhenUsed="0"/>
+    <w:lsdException w:name="Colorful List Accent 2" w:semiHidden="0" w:uiPriority="72" w:unhideWhenUsed="0"/>
+    <w:lsdException w:name="Colorful Grid Accent 2" w:semiHidden="0" w:uiPriority="73" w:unhideWhenUsed="0"/>
+    <w:lsdException w:name="Light Shading Accent 3" w:semiHidden="0" w:uiPriority="60" w:unhideWhenUsed="0"/>
+    <w:lsdException w:name="Light List Accent 3" w:semiHidden="0" w:uiPriority="61" w:unhideWhenUsed="0"/>
+    <w:lsdException w:name="Light Grid Accent 3" w:semiHidden="0" w:uiPriority="62" w:unhideWhenUsed="0"/>
+    <w:lsdException w:name="Medium Shading 1 Accent 3" w:semiHidden="0" w:uiPriority="63" w:unhideWhenUsed="0"/>
+    <w:lsdException w:name="Medium Shading 2 Accent 3" w:semiHidden="0" w:uiPriority="64" w:unhideWhenUsed="0"/>
+    <w:lsdException w:name="Medium List 1 Accent 3" w:semiHidden="0" w:uiPriority="65" w:unhideWhenUsed="0"/>
+    <w:lsdException w:name="Medium List 2 Accent 3" w:semiHidden="0" w:uiPriority="66" w:unhideWhenUsed="0"/>
+    <w:lsdException w:name="Medium Grid 1 Accent 3" w:semiHidden="0" w:uiPriority="67" w:unhideWhenUsed="0"/>
+    <w:lsdException w:name="Medium Grid 2 Accent 3" w:semiHidden="0" w:uiPriority="68" w:unhideWhenUsed="0"/>
+    <w:lsdException w:name="Medium Grid 3 Accent 3" w:semiHidden="0" w:uiPriority="69" w:unhideWhenUsed="0"/>
+    <w:lsdException w:name="Dark List Accent 3" w:semiHidden="0" w:uiPriority="70" w:unhideWhenUsed="0"/>
+    <w:lsdException w:name="Colorful Shading Accent 3" w:semiHidden="0" w:uiPriority="71" w:unhideWhenUsed="0"/>
+    <w:lsdException w:name="Colorful List Accent 3" w:semiHidden="0" w:uiPriority="72" w:unhideWhenUsed="0"/>
+    <w:lsdException w:name="Colorful Grid Accent 3" w:semiHidden="0" w:uiPriority="73" w:unhideWhenUsed="0"/>
+    <w:lsdException w:name="Light Shading Accent 4" w:semiHidden="0" w:uiPriority="60" w:unhideWhenUsed="0"/>
+    <w:lsdException w:name="Light List Accent 4" w:semiHidden="0" w:uiPriority="61" w:unhideWhenUsed="0"/>
+    <w:lsdException w:name="Light Grid Accent 4" w:semiHidden="0" w:uiPriority="62" w:unhideWhenUsed="0"/>
+    <w:lsdException w:name="Medium Shading 1 Accent 4" w:semiHidden="0" w:uiPriority="63" w:unhideWhenUsed="0"/>
+    <w:lsdException w:name="Medium Shading 2 Accent 4" w:semiHidden="0" w:uiPriority="64" w:unhideWhenUsed="0"/>
+    <w:lsdException w:name="Medium List 1 Accent 4" w:semiHidden="0" w:uiPriority="65" w:unhideWhenUsed="0"/>
+    <w:lsdException w:name="Medium List 2 Accent 4" w:semiHidden="0" w:uiPriority="66" w:unhideWhenUsed="0"/>
+    <w:lsdException w:name="Medium Grid 1 Accent 4" w:semiHidden="0" w:uiPriority="67" w:unhideWhenUsed="0"/>
+    <w:lsdException w:name="Medium Grid 2 Accent 4" w:semiHidden="0" w:uiPriority="68" w:unhideWhenUsed="0"/>
+    <w:lsdException w:name="Medium Grid 3 Accent 4" w:semiHidden="0" w:uiPriority="69" w:unhideWhenUsed="0"/>
+    <w:lsdException w:name="Dark List Accent 4" w:semiHidden="0" w:uiPriority="70" w:unhideWhenUsed="0"/>
+    <w:lsdException w:name="Colorful Shading Accent 4" w:semiHidden="0" w:uiPriority="71" w:unhideWhenUsed="0"/>
+    <w:lsdException w:name="Colorful List Accent 4" w:semiHidden="0" w:uiPriority="72" w:unhideWhenUsed="0"/>
+    <w:lsdException w:name="Colorful Grid Accent 4" w:semiHidden="0" w:uiPriority="73" w:unhideWhenUsed="0"/>
+    <w:lsdException w:name="Light Shading Accent 5" w:semiHidden="0" w:uiPriority="60" w:unhideWhenUsed="0"/>
+    <w:lsdException w:name="Light List Accent 5" w:semiHidden="0" w:uiPriority="61" w:unhideWhenUsed="0"/>
+    <w:lsdException w:name="Light Grid Accent 5" w:semiHidden="0" w:uiPriority="62" w:unhideWhenUsed="0"/>
+    <w:lsdException w:name="Medium Shading 1 Accent 5" w:semiHidden="0" w:uiPriority="63" w:unhideWhenUsed="0"/>
+    <w:lsdException w:name="Medium Shading 2 Accent 5" w:semiHidden="0" w:uiPriority="64" w:unhideWhenUsed="0"/>
+    <w:lsdException w:name="Medium List 1 Accent 5" w:semiHidden="0" w:uiPriority="65" w:unhideWhenUsed="0"/>
+    <w:lsdException w:name="Medium List 2 Accent 5" w:semiHidden="0" w:uiPriority="66" w:unhideWhenUsed="0"/>
+    <w:lsdException w:name="Medium Grid 1 Accent 5" w:semiHidden="0" w:uiPriority="67" w:unhideWhenUsed="0"/>
+    <w:lsdException w:name="Medium Grid 2 Accent 5" w:semiHidden="0" w:uiPriority="68" w:unhideWhenUsed="0"/>
+    <w:lsdException w:name="Medium Grid 3 Accent 5" w:semiHidden="0" w:uiPriority="69" w:unhideWhenUsed="0"/>
+    <w:lsdException w:name="Dark List Accent 5" w:semiHidden="0" w:uiPriority="70" w:unhideWhenUsed="0"/>
+    <w:lsdException w:name="Colorful Shading Accent 5" w:semiHidden="0" w:uiPriority="71" w:unhideWhenUsed="0"/>
+    <w:lsdException w:name="Colorful List Accent 5" w:semiHidden="0" w:uiPriority="72" w:unhideWhenUsed="0"/>
+    <w:lsdException w:name="Colorful Grid Accent 5" w:semiHidden="0" w:uiPriority="73" w:unhideWhenUsed="0"/>
+    <w:lsdException w:name="Light Shading Accent 6" w:semiHidden="0" w:uiPriority="60" w:unhideWhenUsed="0"/>
+    <w:lsdException w:name="Light List Accent 6" w:semiHidden="0" w:uiPriority="61" w:unhideWhenUsed="0"/>
+    <w:lsdException w:name="Light Grid Accent 6" w:semiHidden="0" w:uiPriority="62" w:unhideWhenUsed="0"/>
+    <w:lsdException w:name="Medium Shading 1 Accent 6" w:semiHidden="0" w:uiPriority="63" w:unhideWhenUsed="0"/>
+    <w:lsdException w:name="Medium Shading 2 Accent 6" w:semiHidden="0" w:uiPriority="64" w:unhideWhenUsed="0"/>
+    <w:lsdException w:name="Medium List 1 Accent 6" w:semiHidden="0" w:uiPriority="65" w:unhideWhenUsed="0"/>
+    <w:lsdException w:name="Medium List 2 Accent 6" w:semiHidden="0" w:uiPriority="66" w:unhideWhenUsed="0"/>
+    <w:lsdException w:name="Medium Grid 1 Accent 6" w:semiHidden="0" w:uiPriority="67" w:unhideWhenUsed="0"/>
+    <w:lsdException w:name="Medium Grid 2 Accent 6" w:semiHidden="0" w:uiPriority="68" w:unhideWhenUsed="0"/>
+    <w:lsdException w:name="Medium Grid 3 Accent 6" w:semiHidden="0" w:uiPriority="69" w:unhideWhenUsed="0"/>
+    <w:lsdException w:name="Dark List Accent 6" w:semiHidden="0" w:uiPriority="70" w:unhideWhenUsed="0"/>
+    <w:lsdException w:name="Colorful Shading Accent 6" w:semiHidden="0" w:uiPriority="71" w:unhideWhenUsed="0"/>
+    <w:lsdException w:name="Colorful List Accent 6" w:semiHidden="0" w:uiPriority="72" w:unhideWhenUsed="0"/>
+    <w:lsdException w:name="Colorful Grid Accent 6" w:semiHidden="0" w:uiPriority="73" w:unhideWhenUsed="0"/>
+    <w:lsdException w:name="Subtle Emphasis" w:semiHidden="0" w:uiPriority="19" w:unhideWhenUsed="0" w:qFormat="1"/>
+    <w:lsdException w:name="Intense Emphasis" w:semiHidden="0" w:uiPriority="21" w:unhideWhenUsed="0" w:qFormat="1"/>
+    <w:lsdException w:name="Subtle Reference" w:semiHidden="0" w:uiPriority="31" w:unhideWhenUsed="0" w:qFormat="1"/>
+    <w:lsdException w:name="Intense Reference" w:semiHidden="0" w:uiPriority="32" w:unhideWhenUsed="0" w:qFormat="1"/>
+    <w:lsdException w:name="Book Title" w:semiHidden="0" w:uiPriority="33" w:unhideWhenUsed="0" w:qFormat="1"/>
+    <w:lsdException w:name="Bibliography" w:uiPriority="37"/>
+    <w:lsdException w:name="TOC Heading" w:uiPriority="39" w:qFormat="1"/>
   </w:latentStyles>
   <w:style w:type="paragraph" w:default="1" w:styleId="Normale">
     <w:name w:val="Normal"/>
     <w:qFormat/>
+    <w:rsid w:val="004F4E96"/>
   </w:style>
   <w:style w:type="paragraph" w:styleId="Titolo1">
     <w:name w:val="heading 1"/>
@@ -2347,6 +2101,7 @@
     <w:next w:val="Normale"/>
     <w:uiPriority w:val="9"/>
     <w:qFormat/>
+    <w:rsid w:val="004F4E96"/>
     <w:pPr>
       <w:keepNext/>
       <w:keepLines/>
@@ -2366,6 +2121,7 @@
     <w:uiPriority w:val="9"/>
     <w:unhideWhenUsed/>
     <w:qFormat/>
+    <w:rsid w:val="004F4E96"/>
     <w:pPr>
       <w:keepNext/>
       <w:keepLines/>
@@ -2385,6 +2141,7 @@
     <w:uiPriority w:val="9"/>
     <w:unhideWhenUsed/>
     <w:qFormat/>
+    <w:rsid w:val="004F4E96"/>
     <w:pPr>
       <w:keepNext/>
       <w:keepLines/>
@@ -2405,6 +2162,7 @@
     <w:semiHidden/>
     <w:unhideWhenUsed/>
     <w:qFormat/>
+    <w:rsid w:val="004F4E96"/>
     <w:pPr>
       <w:keepNext/>
       <w:keepLines/>
@@ -2425,6 +2183,7 @@
     <w:semiHidden/>
     <w:unhideWhenUsed/>
     <w:qFormat/>
+    <w:rsid w:val="004F4E96"/>
     <w:pPr>
       <w:keepNext/>
       <w:keepLines/>
@@ -2443,6 +2202,7 @@
     <w:semiHidden/>
     <w:unhideWhenUsed/>
     <w:qFormat/>
+    <w:rsid w:val="004F4E96"/>
     <w:pPr>
       <w:keepNext/>
       <w:keepLines/>
@@ -2517,6 +2277,7 @@
   <w:style w:type="character" w:default="1" w:styleId="Carpredefinitoparagrafo">
     <w:name w:val="Default Paragraph Font"/>
     <w:uiPriority w:val="1"/>
+    <w:semiHidden/>
     <w:unhideWhenUsed/>
   </w:style>
   <w:style w:type="table" w:default="1" w:styleId="Tabellanormale">
@@ -2524,6 +2285,7 @@
     <w:uiPriority w:val="99"/>
     <w:semiHidden/>
     <w:unhideWhenUsed/>
+    <w:qFormat/>
     <w:tblPr>
       <w:tblInd w:w="0" w:type="dxa"/>
       <w:tblCellMar>
@@ -2542,6 +2304,7 @@
   </w:style>
   <w:style w:type="table" w:customStyle="1" w:styleId="TableNormal">
     <w:name w:val="TableNormal"/>
+    <w:rsid w:val="004F4E96"/>
     <w:tblPr>
       <w:tblCellMar>
         <w:top w:w="100" w:type="dxa"/>
@@ -2557,6 +2320,7 @@
     <w:next w:val="Normale"/>
     <w:uiPriority w:val="10"/>
     <w:qFormat/>
+    <w:rsid w:val="004F4E96"/>
     <w:pPr>
       <w:spacing w:after="80" w:line="240" w:lineRule="auto"/>
     </w:pPr>
@@ -2901,7 +2665,7 @@
       <w:szCs w:val="24"/>
     </w:rPr>
   </w:style>
-  <w:style w:type="character" w:styleId="Menzionenonrisolta">
+  <w:style w:type="character" w:customStyle="1" w:styleId="UnresolvedMention">
     <w:name w:val="Unresolved Mention"/>
     <w:basedOn w:val="Carpredefinitoparagrafo"/>
     <w:uiPriority w:val="99"/>
@@ -2939,6 +2703,7 @@
     <w:next w:val="Normale"/>
     <w:uiPriority w:val="11"/>
     <w:qFormat/>
+    <w:rsid w:val="004F4E96"/>
     <w:rPr>
       <w:color w:val="595959"/>
       <w:sz w:val="28"/>
@@ -2947,6 +2712,7 @@
   </w:style>
   <w:style w:type="table" w:customStyle="1" w:styleId="a">
     <w:basedOn w:val="TableNormal"/>
+    <w:rsid w:val="004F4E96"/>
     <w:tblPr>
       <w:tblStyleRowBandSize w:val="1"/>
       <w:tblStyleColBandSize w:val="1"/>
@@ -2957,6 +2723,36 @@
         <w:right w:w="15" w:type="dxa"/>
       </w:tblCellMar>
     </w:tblPr>
+  </w:style>
+  <w:style w:type="paragraph" w:styleId="Testofumetto">
+    <w:name w:val="Balloon Text"/>
+    <w:basedOn w:val="Normale"/>
+    <w:link w:val="TestofumettoCarattere"/>
+    <w:uiPriority w:val="99"/>
+    <w:semiHidden/>
+    <w:unhideWhenUsed/>
+    <w:rsid w:val="001C552B"/>
+    <w:pPr>
+      <w:spacing w:after="0" w:line="240" w:lineRule="auto"/>
+    </w:pPr>
+    <w:rPr>
+      <w:rFonts w:ascii="Tahoma" w:hAnsi="Tahoma" w:cs="Tahoma"/>
+      <w:sz w:val="16"/>
+      <w:szCs w:val="16"/>
+    </w:rPr>
+  </w:style>
+  <w:style w:type="character" w:customStyle="1" w:styleId="TestofumettoCarattere">
+    <w:name w:val="Testo fumetto Carattere"/>
+    <w:basedOn w:val="Carpredefinitoparagrafo"/>
+    <w:link w:val="Testofumetto"/>
+    <w:uiPriority w:val="99"/>
+    <w:semiHidden/>
+    <w:rsid w:val="001C552B"/>
+    <w:rPr>
+      <w:rFonts w:ascii="Tahoma" w:hAnsi="Tahoma" w:cs="Tahoma"/>
+      <w:sz w:val="16"/>
+      <w:szCs w:val="16"/>
+    </w:rPr>
   </w:style>
 </w:styles>
 </file>
@@ -3004,7 +2800,7 @@
     </a:clrScheme>
     <a:fontScheme name="Office">
       <a:majorFont>
-        <a:latin typeface="Calibri Light" panose="020F0302020204030204"/>
+        <a:latin typeface="Calibri Light"/>
         <a:ea typeface=""/>
         <a:cs typeface=""/>
         <a:font script="Jpan" typeface="游ゴシック Light"/>
@@ -3056,7 +2852,7 @@
         <a:font script="Tfng" typeface="Ebrima"/>
       </a:majorFont>
       <a:minorFont>
-        <a:latin typeface="Calibri" panose="020F0502020204030204"/>
+        <a:latin typeface="Calibri"/>
         <a:ea typeface=""/>
         <a:cs typeface=""/>
         <a:font script="Jpan" typeface="游ゴシック"/>
@@ -3250,7 +3046,7 @@
   <a:extraClrSchemeLst/>
   <a:extLst>
     <a:ext uri="{05A4C25C-085E-4340-85A3-A5531E510DB2}">
-      <thm15:themeFamily xmlns:thm15="http://schemas.microsoft.com/office/thememl/2012/main" name="Office Theme" id="{62F939B6-93AF-4DB8-9C6B-D6C7DFDC589F}" vid="{4A3C46E8-61CC-4603-A589-7422A47A8E4A}"/>
+      <thm15:themeFamily xmlns:thm15="http://schemas.microsoft.com/office/thememl/2012/main" xmlns="" name="Office Theme" id="{62F939B6-93AF-4DB8-9C6B-D6C7DFDC589F}" vid="{4A3C46E8-61CC-4603-A589-7422A47A8E4A}"/>
     </a:ext>
   </a:extLst>
 </a:theme>

--- a/docs/Docs_Template_SmarthHouse_Editable.docx
+++ b/docs/Docs_Template_SmarthHouse_Editable.docx
@@ -1,6 +1,6 @@
 
 <file path=word/document.xml><?xml version="1.0" encoding="utf-8"?>
-<w:document xmlns:ve="http://schemas.openxmlformats.org/markup-compatibility/2006" xmlns:o="urn:schemas-microsoft-com:office:office" xmlns:r="http://schemas.openxmlformats.org/officeDocument/2006/relationships" xmlns:m="http://schemas.openxmlformats.org/officeDocument/2006/math" xmlns:v="urn:schemas-microsoft-com:vml" xmlns:wp="http://schemas.openxmlformats.org/drawingml/2006/wordprocessingDrawing" xmlns:w10="urn:schemas-microsoft-com:office:word" xmlns:w="http://schemas.openxmlformats.org/wordprocessingml/2006/main" xmlns:wne="http://schemas.microsoft.com/office/word/2006/wordml">
+<w:document xmlns:wpc="http://schemas.microsoft.com/office/word/2010/wordprocessingCanvas" xmlns:cx="http://schemas.microsoft.com/office/drawing/2014/chartex" xmlns:cx1="http://schemas.microsoft.com/office/drawing/2015/9/8/chartex" xmlns:cx2="http://schemas.microsoft.com/office/drawing/2015/10/21/chartex" xmlns:cx3="http://schemas.microsoft.com/office/drawing/2016/5/9/chartex" xmlns:cx4="http://schemas.microsoft.com/office/drawing/2016/5/10/chartex" xmlns:cx5="http://schemas.microsoft.com/office/drawing/2016/5/11/chartex" xmlns:cx6="http://schemas.microsoft.com/office/drawing/2016/5/12/chartex" xmlns:cx7="http://schemas.microsoft.com/office/drawing/2016/5/13/chartex" xmlns:cx8="http://schemas.microsoft.com/office/drawing/2016/5/14/chartex" xmlns:mc="http://schemas.openxmlformats.org/markup-compatibility/2006" xmlns:aink="http://schemas.microsoft.com/office/drawing/2016/ink" xmlns:am3d="http://schemas.microsoft.com/office/drawing/2017/model3d" xmlns:o="urn:schemas-microsoft-com:office:office" xmlns:oel="http://schemas.microsoft.com/office/2019/extlst" xmlns:r="http://schemas.openxmlformats.org/officeDocument/2006/relationships" xmlns:m="http://schemas.openxmlformats.org/officeDocument/2006/math" xmlns:v="urn:schemas-microsoft-com:vml" xmlns:wp14="http://schemas.microsoft.com/office/word/2010/wordprocessingDrawing" xmlns:wp="http://schemas.openxmlformats.org/drawingml/2006/wordprocessingDrawing" xmlns:w10="urn:schemas-microsoft-com:office:word" xmlns:w="http://schemas.openxmlformats.org/wordprocessingml/2006/main" xmlns:w14="http://schemas.microsoft.com/office/word/2010/wordml" xmlns:w15="http://schemas.microsoft.com/office/word/2012/wordml" xmlns:w16cex="http://schemas.microsoft.com/office/word/2018/wordml/cex" xmlns:w16cid="http://schemas.microsoft.com/office/word/2016/wordml/cid" xmlns:w16="http://schemas.microsoft.com/office/word/2018/wordml" xmlns:w16du="http://schemas.microsoft.com/office/word/2023/wordml/word16du" xmlns:w16sdtdh="http://schemas.microsoft.com/office/word/2020/wordml/sdtdatahash" xmlns:w16sdtfl="http://schemas.microsoft.com/office/word/2024/wordml/sdtformatlock" xmlns:w16se="http://schemas.microsoft.com/office/word/2015/wordml/symex" xmlns:wpg="http://schemas.microsoft.com/office/word/2010/wordprocessingGroup" xmlns:wpi="http://schemas.microsoft.com/office/word/2010/wordprocessingInk" xmlns:wne="http://schemas.microsoft.com/office/word/2006/wordml" xmlns:wps="http://schemas.microsoft.com/office/word/2010/wordprocessingShape" mc:Ignorable="w14 w15 w16se w16cid w16 w16cex w16sdtdh w16sdtfl w16du wp14">
   <w:body>
     <w:p>
       <w:pPr>
@@ -388,12 +388,14 @@
     <w:p/>
     <w:p>
       <w:proofErr w:type="spellStart"/>
-      <w:r>
-        <w:t>Lamp</w:t>
+      <w:proofErr w:type="gramStart"/>
+      <w:r>
+        <w:t>Lamp:è</w:t>
       </w:r>
       <w:proofErr w:type="spellEnd"/>
-      <w:r>
-        <w:t xml:space="preserve">:è una classe, figlia di </w:t>
+      <w:proofErr w:type="gramEnd"/>
+      <w:r>
+        <w:t xml:space="preserve"> una classe, figlia di </w:t>
       </w:r>
       <w:proofErr w:type="spellStart"/>
       <w:r>
@@ -447,7 +449,15 @@
       </w:r>
       <w:proofErr w:type="spellEnd"/>
       <w:r>
-        <w:t xml:space="preserve">. Esso possiede uno stato che varia in base allo stato delle singole lampade ed è possibile accendere entrambe le lampade, o accendere le singole in base al nome o a all’id, attivare la modalità eco se la lampade è del tipo </w:t>
+        <w:t xml:space="preserve">. Esso possiede uno stato che varia in base allo stato delle singole lampade ed è possibile accendere entrambe le lampade, o accendere le singole in base al nome o a all’id, attivare la modalità eco se </w:t>
+      </w:r>
+      <w:proofErr w:type="gramStart"/>
+      <w:r>
+        <w:t>la lampade</w:t>
+      </w:r>
+      <w:proofErr w:type="gramEnd"/>
+      <w:r>
+        <w:t xml:space="preserve"> è del tipo </w:t>
       </w:r>
       <w:proofErr w:type="spellStart"/>
       <w:r>
@@ -506,7 +516,15 @@
     <w:p/>
     <w:p>
       <w:r>
-        <w:t xml:space="preserve">Door: è una classe che permette di modellare una porta avente uno stato(Open, </w:t>
+        <w:t xml:space="preserve">Door: è una classe che permette di modellare una porta avente uno </w:t>
+      </w:r>
+      <w:proofErr w:type="gramStart"/>
+      <w:r>
+        <w:t>stato(</w:t>
+      </w:r>
+      <w:proofErr w:type="gramEnd"/>
+      <w:r>
+        <w:t xml:space="preserve">Open, </w:t>
       </w:r>
       <w:proofErr w:type="spellStart"/>
       <w:r>
@@ -522,7 +540,15 @@
       </w:r>
       <w:proofErr w:type="spellEnd"/>
       <w:r>
-        <w:t>), una password per sbloccarla un nome e un id. Offre la possibilità si chiudere e aprire la porta, si bloccarla e sbloccarla(chiuderla a chiave).</w:t>
+        <w:t xml:space="preserve">), una password per sbloccarla un nome e un id. Offre la possibilità si chiudere e aprire la porta, si bloccarla e </w:t>
+      </w:r>
+      <w:proofErr w:type="gramStart"/>
+      <w:r>
+        <w:t>sbloccarla(</w:t>
+      </w:r>
+      <w:proofErr w:type="gramEnd"/>
+      <w:r>
+        <w:t>chiuderla a chiave).</w:t>
       </w:r>
     </w:p>
     <w:p/>
@@ -554,7 +580,15 @@
       </w:r>
       <w:proofErr w:type="spellEnd"/>
       <w:r>
-        <w:t xml:space="preserve"> che modella una telecamera avente uno zoom e una rotazione minima e massima, uno zoom corrente e una rotazione corrente,  e la </w:t>
+        <w:t xml:space="preserve"> che modella una telecamera avente uno zoom e una rotazione minima e massima, uno zoom corrente e una rotazione </w:t>
+      </w:r>
+      <w:proofErr w:type="gramStart"/>
+      <w:r>
+        <w:t>corrente,  e</w:t>
+      </w:r>
+      <w:proofErr w:type="gramEnd"/>
+      <w:r>
+        <w:t xml:space="preserve"> la </w:t>
       </w:r>
       <w:proofErr w:type="spellStart"/>
       <w:r>
@@ -584,92 +618,36 @@
       <w:pPr>
         <w:pStyle w:val="Titolo2"/>
       </w:pPr>
-      <w:bookmarkStart w:id="3" w:name="_heading=h.j0r5n7vltdbe" w:colFirst="0" w:colLast="0"/>
-      <w:bookmarkEnd w:id="3"/>
       <w:r>
         <w:lastRenderedPageBreak/>
         <w:t>UML</w:t>
       </w:r>
     </w:p>
     <w:p>
+      <w:hyperlink r:id="rId8" w:anchor="G1pBUAVeh5KRy3d03ZBDHr9ajCEI9oQnmg" w:history="1">
+        <w:r>
+          <w:rPr>
+            <w:rStyle w:val="Collegamentoipertestuale"/>
+          </w:rPr>
+          <w:t>https://viewer.diagram</w:t>
+        </w:r>
+        <w:r>
+          <w:rPr>
+            <w:rStyle w:val="Collegamentoipertestuale"/>
+          </w:rPr>
+          <w:t>s</w:t>
+        </w:r>
+        <w:r>
+          <w:rPr>
+            <w:rStyle w:val="Collegamentoipertestuale"/>
+          </w:rPr>
+          <w:t>.net/?tags=%7B%7D&amp;lightbox=1&amp;highlight=0000ff&amp;edit=_blank&amp;layers=1&amp;nav=1&amp;dark=auto#G1pBUAVeh5KRy3d03ZBDHr9ajCEI9oQnmg</w:t>
+        </w:r>
+      </w:hyperlink>
+    </w:p>
+    <w:p>
       <w:pPr>
         <w:pStyle w:val="NormaleWeb"/>
-      </w:pPr>
-      <w:bookmarkStart w:id="4" w:name="_heading=h.ltjyokb7apqk" w:colFirst="0" w:colLast="0"/>
-      <w:bookmarkEnd w:id="4"/>
-    </w:p>
-    <w:p>
-      <w:pPr>
-        <w:pStyle w:val="NormaleWeb"/>
-      </w:pPr>
-    </w:p>
-    <w:p>
-      <w:pPr>
-        <w:pStyle w:val="NormaleWeb"/>
-      </w:pPr>
-      <w:r>
-        <w:rPr>
-          <w:noProof/>
-          <w:lang w:val="it-IT"/>
-        </w:rPr>
-        <w:drawing>
-          <wp:inline distT="0" distB="0" distL="0" distR="0">
-            <wp:extent cx="6120130" cy="2814652"/>
-            <wp:effectExtent l="19050" t="0" r="0" b="0"/>
-            <wp:docPr id="2" name="Immagine 1" descr="C:\Users\davide.cesaretti\Desktop\SmartHouse\smarthouse-cesaretti_zennaro\docs\UML SmarthHouse.png"/>
-            <wp:cNvGraphicFramePr>
-              <a:graphicFrameLocks xmlns:a="http://schemas.openxmlformats.org/drawingml/2006/main" noChangeAspect="1"/>
-            </wp:cNvGraphicFramePr>
-            <a:graphic xmlns:a="http://schemas.openxmlformats.org/drawingml/2006/main">
-              <a:graphicData uri="http://schemas.openxmlformats.org/drawingml/2006/picture">
-                <pic:pic xmlns:pic="http://schemas.openxmlformats.org/drawingml/2006/picture">
-                  <pic:nvPicPr>
-                    <pic:cNvPr id="0" name="Picture 1" descr="C:\Users\davide.cesaretti\Desktop\SmartHouse\smarthouse-cesaretti_zennaro\docs\UML SmarthHouse.png"/>
-                    <pic:cNvPicPr>
-                      <a:picLocks noChangeAspect="1" noChangeArrowheads="1"/>
-                    </pic:cNvPicPr>
-                  </pic:nvPicPr>
-                  <pic:blipFill>
-                    <a:blip r:embed="rId8" cstate="print"/>
-                    <a:srcRect/>
-                    <a:stretch>
-                      <a:fillRect/>
-                    </a:stretch>
-                  </pic:blipFill>
-                  <pic:spPr bwMode="auto">
-                    <a:xfrm>
-                      <a:off x="0" y="0"/>
-                      <a:ext cx="6120130" cy="2814652"/>
-                    </a:xfrm>
-                    <a:prstGeom prst="rect">
-                      <a:avLst/>
-                    </a:prstGeom>
-                    <a:noFill/>
-                    <a:ln w="9525">
-                      <a:noFill/>
-                      <a:miter lim="800000"/>
-                      <a:headEnd/>
-                      <a:tailEnd/>
-                    </a:ln>
-                  </pic:spPr>
-                </pic:pic>
-              </a:graphicData>
-            </a:graphic>
-          </wp:inline>
-        </w:drawing>
-      </w:r>
-    </w:p>
-    <w:p>
-      <w:pPr>
-        <w:pStyle w:val="NormaleWeb"/>
-      </w:pPr>
-    </w:p>
-    <w:p>
-      <w:pPr>
-        <w:pStyle w:val="NormaleWeb"/>
-        <w:rPr>
-          <w:lang w:val="it-IT"/>
-        </w:rPr>
       </w:pPr>
     </w:p>
     <w:p>
@@ -706,8 +684,8 @@
       <w:pPr>
         <w:pStyle w:val="Titolo2"/>
       </w:pPr>
-      <w:bookmarkStart w:id="5" w:name="_heading=h.13dsqdj3qhyj" w:colFirst="0" w:colLast="0"/>
-      <w:bookmarkEnd w:id="5"/>
+      <w:bookmarkStart w:id="3" w:name="_heading=h.13dsqdj3qhyj" w:colFirst="0" w:colLast="0"/>
+      <w:bookmarkEnd w:id="3"/>
       <w:r>
         <w:lastRenderedPageBreak/>
         <w:t>Testing</w:t>
@@ -760,13 +738,8 @@
       </w:r>
       <w:proofErr w:type="spellEnd"/>
       <w:r>
-        <w:t xml:space="preserve">: test di </w:t>
-      </w:r>
-      <w:proofErr w:type="spellStart"/>
-      <w:r>
-        <w:t>Lamp</w:t>
-      </w:r>
-      <w:proofErr w:type="spellEnd"/>
+        <w:t>: test di Lamp</w:t>
+      </w:r>
     </w:p>
     <w:p>
       <w:pPr>
@@ -865,13 +838,8 @@
       </w:r>
       <w:proofErr w:type="spellEnd"/>
       <w:r>
-        <w:t xml:space="preserve">: test di </w:t>
-      </w:r>
-      <w:proofErr w:type="spellStart"/>
-      <w:r>
-        <w:t>Door</w:t>
-      </w:r>
-      <w:proofErr w:type="spellEnd"/>
+        <w:t>: test di Door</w:t>
+      </w:r>
     </w:p>
     <w:sectPr>
       <w:headerReference w:type="default" r:id="rId9"/>
@@ -885,7 +853,7 @@
 </file>
 
 <file path=word/endnotes.xml><?xml version="1.0" encoding="utf-8"?>
-<w:endnotes xmlns:ve="http://schemas.openxmlformats.org/markup-compatibility/2006" xmlns:o="urn:schemas-microsoft-com:office:office" xmlns:r="http://schemas.openxmlformats.org/officeDocument/2006/relationships" xmlns:m="http://schemas.openxmlformats.org/officeDocument/2006/math" xmlns:v="urn:schemas-microsoft-com:vml" xmlns:wp="http://schemas.openxmlformats.org/drawingml/2006/wordprocessingDrawing" xmlns:w10="urn:schemas-microsoft-com:office:word" xmlns:w="http://schemas.openxmlformats.org/wordprocessingml/2006/main" xmlns:wne="http://schemas.microsoft.com/office/word/2006/wordml">
+<w:endnotes xmlns:wpc="http://schemas.microsoft.com/office/word/2010/wordprocessingCanvas" xmlns:cx="http://schemas.microsoft.com/office/drawing/2014/chartex" xmlns:cx1="http://schemas.microsoft.com/office/drawing/2015/9/8/chartex" xmlns:cx2="http://schemas.microsoft.com/office/drawing/2015/10/21/chartex" xmlns:cx3="http://schemas.microsoft.com/office/drawing/2016/5/9/chartex" xmlns:cx4="http://schemas.microsoft.com/office/drawing/2016/5/10/chartex" xmlns:cx5="http://schemas.microsoft.com/office/drawing/2016/5/11/chartex" xmlns:cx6="http://schemas.microsoft.com/office/drawing/2016/5/12/chartex" xmlns:cx7="http://schemas.microsoft.com/office/drawing/2016/5/13/chartex" xmlns:cx8="http://schemas.microsoft.com/office/drawing/2016/5/14/chartex" xmlns:mc="http://schemas.openxmlformats.org/markup-compatibility/2006" xmlns:aink="http://schemas.microsoft.com/office/drawing/2016/ink" xmlns:am3d="http://schemas.microsoft.com/office/drawing/2017/model3d" xmlns:o="urn:schemas-microsoft-com:office:office" xmlns:oel="http://schemas.microsoft.com/office/2019/extlst" xmlns:r="http://schemas.openxmlformats.org/officeDocument/2006/relationships" xmlns:m="http://schemas.openxmlformats.org/officeDocument/2006/math" xmlns:v="urn:schemas-microsoft-com:vml" xmlns:wp14="http://schemas.microsoft.com/office/word/2010/wordprocessingDrawing" xmlns:wp="http://schemas.openxmlformats.org/drawingml/2006/wordprocessingDrawing" xmlns:w10="urn:schemas-microsoft-com:office:word" xmlns:w="http://schemas.openxmlformats.org/wordprocessingml/2006/main" xmlns:w14="http://schemas.microsoft.com/office/word/2010/wordml" xmlns:w15="http://schemas.microsoft.com/office/word/2012/wordml" xmlns:w16cex="http://schemas.microsoft.com/office/word/2018/wordml/cex" xmlns:w16cid="http://schemas.microsoft.com/office/word/2016/wordml/cid" xmlns:w16="http://schemas.microsoft.com/office/word/2018/wordml" xmlns:w16du="http://schemas.microsoft.com/office/word/2023/wordml/word16du" xmlns:w16sdtdh="http://schemas.microsoft.com/office/word/2020/wordml/sdtdatahash" xmlns:w16sdtfl="http://schemas.microsoft.com/office/word/2024/wordml/sdtformatlock" xmlns:w16se="http://schemas.microsoft.com/office/word/2015/wordml/symex" xmlns:wpg="http://schemas.microsoft.com/office/word/2010/wordprocessingGroup" xmlns:wpi="http://schemas.microsoft.com/office/word/2010/wordprocessingInk" xmlns:wne="http://schemas.microsoft.com/office/word/2006/wordml" xmlns:wps="http://schemas.microsoft.com/office/word/2010/wordprocessingShape" mc:Ignorable="w14 w15 w16se w16cid w16 w16cex w16sdtdh w16sdtfl w16du wp14">
   <w:endnote w:type="separator" w:id="-1">
     <w:p>
       <w:pPr>
@@ -910,7 +878,7 @@
 </file>
 
 <file path=word/footnotes.xml><?xml version="1.0" encoding="utf-8"?>
-<w:footnotes xmlns:ve="http://schemas.openxmlformats.org/markup-compatibility/2006" xmlns:o="urn:schemas-microsoft-com:office:office" xmlns:r="http://schemas.openxmlformats.org/officeDocument/2006/relationships" xmlns:m="http://schemas.openxmlformats.org/officeDocument/2006/math" xmlns:v="urn:schemas-microsoft-com:vml" xmlns:wp="http://schemas.openxmlformats.org/drawingml/2006/wordprocessingDrawing" xmlns:w10="urn:schemas-microsoft-com:office:word" xmlns:w="http://schemas.openxmlformats.org/wordprocessingml/2006/main" xmlns:wne="http://schemas.microsoft.com/office/word/2006/wordml">
+<w:footnotes xmlns:wpc="http://schemas.microsoft.com/office/word/2010/wordprocessingCanvas" xmlns:cx="http://schemas.microsoft.com/office/drawing/2014/chartex" xmlns:cx1="http://schemas.microsoft.com/office/drawing/2015/9/8/chartex" xmlns:cx2="http://schemas.microsoft.com/office/drawing/2015/10/21/chartex" xmlns:cx3="http://schemas.microsoft.com/office/drawing/2016/5/9/chartex" xmlns:cx4="http://schemas.microsoft.com/office/drawing/2016/5/10/chartex" xmlns:cx5="http://schemas.microsoft.com/office/drawing/2016/5/11/chartex" xmlns:cx6="http://schemas.microsoft.com/office/drawing/2016/5/12/chartex" xmlns:cx7="http://schemas.microsoft.com/office/drawing/2016/5/13/chartex" xmlns:cx8="http://schemas.microsoft.com/office/drawing/2016/5/14/chartex" xmlns:mc="http://schemas.openxmlformats.org/markup-compatibility/2006" xmlns:aink="http://schemas.microsoft.com/office/drawing/2016/ink" xmlns:am3d="http://schemas.microsoft.com/office/drawing/2017/model3d" xmlns:o="urn:schemas-microsoft-com:office:office" xmlns:oel="http://schemas.microsoft.com/office/2019/extlst" xmlns:r="http://schemas.openxmlformats.org/officeDocument/2006/relationships" xmlns:m="http://schemas.openxmlformats.org/officeDocument/2006/math" xmlns:v="urn:schemas-microsoft-com:vml" xmlns:wp14="http://schemas.microsoft.com/office/word/2010/wordprocessingDrawing" xmlns:wp="http://schemas.openxmlformats.org/drawingml/2006/wordprocessingDrawing" xmlns:w10="urn:schemas-microsoft-com:office:word" xmlns:w="http://schemas.openxmlformats.org/wordprocessingml/2006/main" xmlns:w14="http://schemas.microsoft.com/office/word/2010/wordml" xmlns:w15="http://schemas.microsoft.com/office/word/2012/wordml" xmlns:w16cex="http://schemas.microsoft.com/office/word/2018/wordml/cex" xmlns:w16cid="http://schemas.microsoft.com/office/word/2016/wordml/cid" xmlns:w16="http://schemas.microsoft.com/office/word/2018/wordml" xmlns:w16du="http://schemas.microsoft.com/office/word/2023/wordml/word16du" xmlns:w16sdtdh="http://schemas.microsoft.com/office/word/2020/wordml/sdtdatahash" xmlns:w16sdtfl="http://schemas.microsoft.com/office/word/2024/wordml/sdtformatlock" xmlns:w16se="http://schemas.microsoft.com/office/word/2015/wordml/symex" xmlns:wpg="http://schemas.microsoft.com/office/word/2010/wordprocessingGroup" xmlns:wpi="http://schemas.microsoft.com/office/word/2010/wordprocessingInk" xmlns:wne="http://schemas.microsoft.com/office/word/2006/wordml" xmlns:wps="http://schemas.microsoft.com/office/word/2010/wordprocessingShape" mc:Ignorable="w14 w15 w16se w16cid w16 w16cex w16sdtdh w16sdtfl w16du wp14">
   <w:footnote w:type="separator" w:id="-1">
     <w:p>
       <w:pPr>
@@ -935,7 +903,7 @@
 </file>
 
 <file path=word/header1.xml><?xml version="1.0" encoding="utf-8"?>
-<w:hdr xmlns:ve="http://schemas.openxmlformats.org/markup-compatibility/2006" xmlns:o="urn:schemas-microsoft-com:office:office" xmlns:r="http://schemas.openxmlformats.org/officeDocument/2006/relationships" xmlns:m="http://schemas.openxmlformats.org/officeDocument/2006/math" xmlns:v="urn:schemas-microsoft-com:vml" xmlns:wp="http://schemas.openxmlformats.org/drawingml/2006/wordprocessingDrawing" xmlns:w10="urn:schemas-microsoft-com:office:word" xmlns:w="http://schemas.openxmlformats.org/wordprocessingml/2006/main" xmlns:wne="http://schemas.microsoft.com/office/word/2006/wordml">
+<w:hdr xmlns:wpc="http://schemas.microsoft.com/office/word/2010/wordprocessingCanvas" xmlns:cx="http://schemas.microsoft.com/office/drawing/2014/chartex" xmlns:cx1="http://schemas.microsoft.com/office/drawing/2015/9/8/chartex" xmlns:cx2="http://schemas.microsoft.com/office/drawing/2015/10/21/chartex" xmlns:cx3="http://schemas.microsoft.com/office/drawing/2016/5/9/chartex" xmlns:cx4="http://schemas.microsoft.com/office/drawing/2016/5/10/chartex" xmlns:cx5="http://schemas.microsoft.com/office/drawing/2016/5/11/chartex" xmlns:cx6="http://schemas.microsoft.com/office/drawing/2016/5/12/chartex" xmlns:cx7="http://schemas.microsoft.com/office/drawing/2016/5/13/chartex" xmlns:cx8="http://schemas.microsoft.com/office/drawing/2016/5/14/chartex" xmlns:mc="http://schemas.openxmlformats.org/markup-compatibility/2006" xmlns:aink="http://schemas.microsoft.com/office/drawing/2016/ink" xmlns:am3d="http://schemas.microsoft.com/office/drawing/2017/model3d" xmlns:o="urn:schemas-microsoft-com:office:office" xmlns:oel="http://schemas.microsoft.com/office/2019/extlst" xmlns:r="http://schemas.openxmlformats.org/officeDocument/2006/relationships" xmlns:m="http://schemas.openxmlformats.org/officeDocument/2006/math" xmlns:v="urn:schemas-microsoft-com:vml" xmlns:wp14="http://schemas.microsoft.com/office/word/2010/wordprocessingDrawing" xmlns:wp="http://schemas.openxmlformats.org/drawingml/2006/wordprocessingDrawing" xmlns:w10="urn:schemas-microsoft-com:office:word" xmlns:w="http://schemas.openxmlformats.org/wordprocessingml/2006/main" xmlns:w14="http://schemas.microsoft.com/office/word/2010/wordml" xmlns:w15="http://schemas.microsoft.com/office/word/2012/wordml" xmlns:w16cex="http://schemas.microsoft.com/office/word/2018/wordml/cex" xmlns:w16cid="http://schemas.microsoft.com/office/word/2016/wordml/cid" xmlns:w16="http://schemas.microsoft.com/office/word/2018/wordml" xmlns:w16du="http://schemas.microsoft.com/office/word/2023/wordml/word16du" xmlns:w16sdtdh="http://schemas.microsoft.com/office/word/2020/wordml/sdtdatahash" xmlns:w16sdtfl="http://schemas.microsoft.com/office/word/2024/wordml/sdtformatlock" xmlns:w16se="http://schemas.microsoft.com/office/word/2015/wordml/symex" xmlns:wpg="http://schemas.microsoft.com/office/word/2010/wordprocessingGroup" xmlns:wpi="http://schemas.microsoft.com/office/word/2010/wordprocessingInk" xmlns:wne="http://schemas.microsoft.com/office/word/2006/wordml" xmlns:wps="http://schemas.microsoft.com/office/word/2010/wordprocessingShape" mc:Ignorable="w14 w15 w16se w16cid w16 w16cex w16sdtdh w16sdtfl w16du wp14">
   <w:p>
     <w:pPr>
       <w:widowControl w:val="0"/>
@@ -955,7 +923,7 @@
       <w:tblW w:w="9346" w:type="dxa"/>
       <w:tblInd w:w="0" w:type="dxa"/>
       <w:tblLayout w:type="fixed"/>
-      <w:tblLook w:val="0400"/>
+      <w:tblLook w:val="0400" w:firstRow="0" w:lastRow="0" w:firstColumn="0" w:lastColumn="0" w:noHBand="0" w:noVBand="1"/>
     </w:tblPr>
     <w:tblGrid>
       <w:gridCol w:w="1758"/>
@@ -1261,25 +1229,7 @@
               <w:bCs/>
               <w:color w:val="000000"/>
             </w:rPr>
-            <w:t xml:space="preserve"> </w:t>
-          </w:r>
-          <w:proofErr w:type="spellStart"/>
-          <w:r>
-            <w:rPr>
-              <w:b/>
-              <w:bCs/>
-              <w:color w:val="000000"/>
-            </w:rPr>
-            <w:t>by</w:t>
-          </w:r>
-          <w:proofErr w:type="spellEnd"/>
-          <w:r>
-            <w:rPr>
-              <w:b/>
-              <w:bCs/>
-              <w:color w:val="000000"/>
-            </w:rPr>
-            <w:t>: </w:t>
+            <w:t xml:space="preserve"> by: </w:t>
           </w:r>
         </w:p>
       </w:tc>
@@ -1582,8 +1532,8 @@
 </file>
 
 <file path=word/numbering.xml><?xml version="1.0" encoding="utf-8"?>
-<w:numbering xmlns:ve="http://schemas.openxmlformats.org/markup-compatibility/2006" xmlns:o="urn:schemas-microsoft-com:office:office" xmlns:r="http://schemas.openxmlformats.org/officeDocument/2006/relationships" xmlns:m="http://schemas.openxmlformats.org/officeDocument/2006/math" xmlns:v="urn:schemas-microsoft-com:vml" xmlns:wp="http://schemas.openxmlformats.org/drawingml/2006/wordprocessingDrawing" xmlns:w10="urn:schemas-microsoft-com:office:word" xmlns:w="http://schemas.openxmlformats.org/wordprocessingml/2006/main" xmlns:wne="http://schemas.microsoft.com/office/word/2006/wordml">
-  <w:abstractNum w:abstractNumId="0">
+<w:numbering xmlns:wpc="http://schemas.microsoft.com/office/word/2010/wordprocessingCanvas" xmlns:cx="http://schemas.microsoft.com/office/drawing/2014/chartex" xmlns:cx1="http://schemas.microsoft.com/office/drawing/2015/9/8/chartex" xmlns:cx2="http://schemas.microsoft.com/office/drawing/2015/10/21/chartex" xmlns:cx3="http://schemas.microsoft.com/office/drawing/2016/5/9/chartex" xmlns:cx4="http://schemas.microsoft.com/office/drawing/2016/5/10/chartex" xmlns:cx5="http://schemas.microsoft.com/office/drawing/2016/5/11/chartex" xmlns:cx6="http://schemas.microsoft.com/office/drawing/2016/5/12/chartex" xmlns:cx7="http://schemas.microsoft.com/office/drawing/2016/5/13/chartex" xmlns:cx8="http://schemas.microsoft.com/office/drawing/2016/5/14/chartex" xmlns:mc="http://schemas.openxmlformats.org/markup-compatibility/2006" xmlns:aink="http://schemas.microsoft.com/office/drawing/2016/ink" xmlns:am3d="http://schemas.microsoft.com/office/drawing/2017/model3d" xmlns:o="urn:schemas-microsoft-com:office:office" xmlns:oel="http://schemas.microsoft.com/office/2019/extlst" xmlns:r="http://schemas.openxmlformats.org/officeDocument/2006/relationships" xmlns:m="http://schemas.openxmlformats.org/officeDocument/2006/math" xmlns:v="urn:schemas-microsoft-com:vml" xmlns:wp14="http://schemas.microsoft.com/office/word/2010/wordprocessingDrawing" xmlns:wp="http://schemas.openxmlformats.org/drawingml/2006/wordprocessingDrawing" xmlns:w10="urn:schemas-microsoft-com:office:word" xmlns:w="http://schemas.openxmlformats.org/wordprocessingml/2006/main" xmlns:w14="http://schemas.microsoft.com/office/word/2010/wordml" xmlns:w15="http://schemas.microsoft.com/office/word/2012/wordml" xmlns:w16cex="http://schemas.microsoft.com/office/word/2018/wordml/cex" xmlns:w16cid="http://schemas.microsoft.com/office/word/2016/wordml/cid" xmlns:w16="http://schemas.microsoft.com/office/word/2018/wordml" xmlns:w16du="http://schemas.microsoft.com/office/word/2023/wordml/word16du" xmlns:w16sdtdh="http://schemas.microsoft.com/office/word/2020/wordml/sdtdatahash" xmlns:w16sdtfl="http://schemas.microsoft.com/office/word/2024/wordml/sdtformatlock" xmlns:w16se="http://schemas.microsoft.com/office/word/2015/wordml/symex" xmlns:wpg="http://schemas.microsoft.com/office/word/2010/wordprocessingGroup" xmlns:wpi="http://schemas.microsoft.com/office/word/2010/wordprocessingInk" xmlns:wne="http://schemas.microsoft.com/office/word/2006/wordml" xmlns:wps="http://schemas.microsoft.com/office/word/2010/wordprocessingShape" mc:Ignorable="w14 w15 w16se w16cid w16 w16cex w16sdtdh w16sdtfl w16du wp14">
+  <w:abstractNum w:abstractNumId="0" w15:restartNumberingAfterBreak="0">
     <w:nsid w:val="14DE3951"/>
     <w:multiLevelType w:val="multilevel"/>
     <w:tmpl w:val="55B6BCAC"/>
@@ -1696,7 +1646,7 @@
       </w:rPr>
     </w:lvl>
   </w:abstractNum>
-  <w:abstractNum w:abstractNumId="1">
+  <w:abstractNum w:abstractNumId="1" w15:restartNumberingAfterBreak="0">
     <w:nsid w:val="21C0697B"/>
     <w:multiLevelType w:val="multilevel"/>
     <w:tmpl w:val="C2C6D760"/>
@@ -1809,7 +1759,7 @@
       </w:rPr>
     </w:lvl>
   </w:abstractNum>
-  <w:abstractNum w:abstractNumId="2">
+  <w:abstractNum w:abstractNumId="2" w15:restartNumberingAfterBreak="0">
     <w:nsid w:val="721E3EB0"/>
     <w:multiLevelType w:val="multilevel"/>
     <w:tmpl w:val="3070BD86"/>
@@ -1922,27 +1872,27 @@
       </w:rPr>
     </w:lvl>
   </w:abstractNum>
-  <w:num w:numId="1">
+  <w:num w:numId="1" w16cid:durableId="1992130108">
     <w:abstractNumId w:val="0"/>
   </w:num>
-  <w:num w:numId="2">
+  <w:num w:numId="2" w16cid:durableId="957301410">
     <w:abstractNumId w:val="1"/>
   </w:num>
-  <w:num w:numId="3">
+  <w:num w:numId="3" w16cid:durableId="362559775">
     <w:abstractNumId w:val="2"/>
   </w:num>
 </w:numbering>
 </file>
 
 <file path=word/styles.xml><?xml version="1.0" encoding="utf-8"?>
-<w:styles xmlns:r="http://schemas.openxmlformats.org/officeDocument/2006/relationships" xmlns:w="http://schemas.openxmlformats.org/wordprocessingml/2006/main">
+<w:styles xmlns:mc="http://schemas.openxmlformats.org/markup-compatibility/2006" xmlns:r="http://schemas.openxmlformats.org/officeDocument/2006/relationships" xmlns:w="http://schemas.openxmlformats.org/wordprocessingml/2006/main" xmlns:w14="http://schemas.microsoft.com/office/word/2010/wordml" xmlns:w15="http://schemas.microsoft.com/office/word/2012/wordml" xmlns:w16cex="http://schemas.microsoft.com/office/word/2018/wordml/cex" xmlns:w16cid="http://schemas.microsoft.com/office/word/2016/wordml/cid" xmlns:w16="http://schemas.microsoft.com/office/word/2018/wordml" xmlns:w16du="http://schemas.microsoft.com/office/word/2023/wordml/word16du" xmlns:w16sdtdh="http://schemas.microsoft.com/office/word/2020/wordml/sdtdatahash" xmlns:w16sdtfl="http://schemas.microsoft.com/office/word/2024/wordml/sdtformatlock" xmlns:w16se="http://schemas.microsoft.com/office/word/2015/wordml/symex" mc:Ignorable="w14 w15 w16se w16cid w16 w16cex w16sdtdh w16sdtfl w16du">
   <w:docDefaults>
     <w:rPrDefault>
       <w:rPr>
         <w:rFonts w:ascii="Calibri" w:eastAsia="Calibri" w:hAnsi="Calibri" w:cs="Calibri"/>
         <w:sz w:val="22"/>
         <w:szCs w:val="22"/>
-        <w:lang w:eastAsia="it-IT" w:bidi="ar-SA"/>
+        <w:lang w:val="it-IT" w:eastAsia="it-IT" w:bidi="ar-SA"/>
       </w:rPr>
     </w:rPrDefault>
     <w:pPrDefault>
@@ -1951,144 +1901,383 @@
       </w:pPr>
     </w:pPrDefault>
   </w:docDefaults>
-  <w:latentStyles w:defLockedState="0" w:defUIPriority="99" w:defSemiHidden="1" w:defUnhideWhenUsed="1" w:defQFormat="0" w:count="267">
-    <w:lsdException w:name="Normal" w:semiHidden="0" w:uiPriority="0" w:unhideWhenUsed="0" w:qFormat="1"/>
-    <w:lsdException w:name="heading 1" w:semiHidden="0" w:uiPriority="9" w:unhideWhenUsed="0" w:qFormat="1"/>
-    <w:lsdException w:name="heading 2" w:uiPriority="9" w:qFormat="1"/>
-    <w:lsdException w:name="heading 3" w:uiPriority="9" w:qFormat="1"/>
-    <w:lsdException w:name="heading 4" w:uiPriority="9" w:qFormat="1"/>
-    <w:lsdException w:name="heading 5" w:uiPriority="9" w:qFormat="1"/>
-    <w:lsdException w:name="heading 6" w:uiPriority="9" w:qFormat="1"/>
-    <w:lsdException w:name="heading 7" w:uiPriority="9" w:qFormat="1"/>
-    <w:lsdException w:name="heading 8" w:uiPriority="9" w:qFormat="1"/>
-    <w:lsdException w:name="heading 9" w:uiPriority="9" w:qFormat="1"/>
-    <w:lsdException w:name="toc 1" w:uiPriority="39"/>
-    <w:lsdException w:name="toc 2" w:uiPriority="39"/>
-    <w:lsdException w:name="toc 3" w:uiPriority="39"/>
-    <w:lsdException w:name="toc 4" w:uiPriority="39"/>
-    <w:lsdException w:name="toc 5" w:uiPriority="39"/>
-    <w:lsdException w:name="toc 6" w:uiPriority="39"/>
-    <w:lsdException w:name="toc 7" w:uiPriority="39"/>
-    <w:lsdException w:name="toc 8" w:uiPriority="39"/>
-    <w:lsdException w:name="toc 9" w:uiPriority="39"/>
-    <w:lsdException w:name="caption" w:uiPriority="35" w:qFormat="1"/>
-    <w:lsdException w:name="Title" w:semiHidden="0" w:uiPriority="10" w:unhideWhenUsed="0" w:qFormat="1"/>
-    <w:lsdException w:name="Default Paragraph Font" w:uiPriority="1"/>
-    <w:lsdException w:name="Subtitle" w:semiHidden="0" w:uiPriority="11" w:unhideWhenUsed="0" w:qFormat="1"/>
-    <w:lsdException w:name="Strong" w:semiHidden="0" w:uiPriority="22" w:unhideWhenUsed="0" w:qFormat="1"/>
-    <w:lsdException w:name="Emphasis" w:semiHidden="0" w:uiPriority="20" w:unhideWhenUsed="0" w:qFormat="1"/>
-    <w:lsdException w:name="Table Grid" w:semiHidden="0" w:uiPriority="39" w:unhideWhenUsed="0"/>
-    <w:lsdException w:name="Placeholder Text" w:unhideWhenUsed="0"/>
-    <w:lsdException w:name="No Spacing" w:semiHidden="0" w:uiPriority="1" w:unhideWhenUsed="0" w:qFormat="1"/>
-    <w:lsdException w:name="Light Shading" w:semiHidden="0" w:uiPriority="60" w:unhideWhenUsed="0"/>
-    <w:lsdException w:name="Light List" w:semiHidden="0" w:uiPriority="61" w:unhideWhenUsed="0"/>
-    <w:lsdException w:name="Light Grid" w:semiHidden="0" w:uiPriority="62" w:unhideWhenUsed="0"/>
-    <w:lsdException w:name="Medium Shading 1" w:semiHidden="0" w:uiPriority="63" w:unhideWhenUsed="0"/>
-    <w:lsdException w:name="Medium Shading 2" w:semiHidden="0" w:uiPriority="64" w:unhideWhenUsed="0"/>
-    <w:lsdException w:name="Medium List 1" w:semiHidden="0" w:uiPriority="65" w:unhideWhenUsed="0"/>
-    <w:lsdException w:name="Medium List 2" w:semiHidden="0" w:uiPriority="66" w:unhideWhenUsed="0"/>
-    <w:lsdException w:name="Medium Grid 1" w:semiHidden="0" w:uiPriority="67" w:unhideWhenUsed="0"/>
-    <w:lsdException w:name="Medium Grid 2" w:semiHidden="0" w:uiPriority="68" w:unhideWhenUsed="0"/>
-    <w:lsdException w:name="Medium Grid 3" w:semiHidden="0" w:uiPriority="69" w:unhideWhenUsed="0"/>
-    <w:lsdException w:name="Dark List" w:semiHidden="0" w:uiPriority="70" w:unhideWhenUsed="0"/>
-    <w:lsdException w:name="Colorful Shading" w:semiHidden="0" w:uiPriority="71" w:unhideWhenUsed="0"/>
-    <w:lsdException w:name="Colorful List" w:semiHidden="0" w:uiPriority="72" w:unhideWhenUsed="0"/>
-    <w:lsdException w:name="Colorful Grid" w:semiHidden="0" w:uiPriority="73" w:unhideWhenUsed="0"/>
-    <w:lsdException w:name="Light Shading Accent 1" w:semiHidden="0" w:uiPriority="60" w:unhideWhenUsed="0"/>
-    <w:lsdException w:name="Light List Accent 1" w:semiHidden="0" w:uiPriority="61" w:unhideWhenUsed="0"/>
-    <w:lsdException w:name="Light Grid Accent 1" w:semiHidden="0" w:uiPriority="62" w:unhideWhenUsed="0"/>
-    <w:lsdException w:name="Medium Shading 1 Accent 1" w:semiHidden="0" w:uiPriority="63" w:unhideWhenUsed="0"/>
-    <w:lsdException w:name="Medium Shading 2 Accent 1" w:semiHidden="0" w:uiPriority="64" w:unhideWhenUsed="0"/>
-    <w:lsdException w:name="Medium List 1 Accent 1" w:semiHidden="0" w:uiPriority="65" w:unhideWhenUsed="0"/>
-    <w:lsdException w:name="Revision" w:unhideWhenUsed="0"/>
-    <w:lsdException w:name="List Paragraph" w:semiHidden="0" w:uiPriority="34" w:unhideWhenUsed="0" w:qFormat="1"/>
-    <w:lsdException w:name="Quote" w:semiHidden="0" w:uiPriority="29" w:unhideWhenUsed="0" w:qFormat="1"/>
-    <w:lsdException w:name="Intense Quote" w:semiHidden="0" w:uiPriority="30" w:unhideWhenUsed="0" w:qFormat="1"/>
-    <w:lsdException w:name="Medium List 2 Accent 1" w:semiHidden="0" w:uiPriority="66" w:unhideWhenUsed="0"/>
-    <w:lsdException w:name="Medium Grid 1 Accent 1" w:semiHidden="0" w:uiPriority="67" w:unhideWhenUsed="0"/>
-    <w:lsdException w:name="Medium Grid 2 Accent 1" w:semiHidden="0" w:uiPriority="68" w:unhideWhenUsed="0"/>
-    <w:lsdException w:name="Medium Grid 3 Accent 1" w:semiHidden="0" w:uiPriority="69" w:unhideWhenUsed="0"/>
-    <w:lsdException w:name="Dark List Accent 1" w:semiHidden="0" w:uiPriority="70" w:unhideWhenUsed="0"/>
-    <w:lsdException w:name="Colorful Shading Accent 1" w:semiHidden="0" w:uiPriority="71" w:unhideWhenUsed="0"/>
-    <w:lsdException w:name="Colorful List Accent 1" w:semiHidden="0" w:uiPriority="72" w:unhideWhenUsed="0"/>
-    <w:lsdException w:name="Colorful Grid Accent 1" w:semiHidden="0" w:uiPriority="73" w:unhideWhenUsed="0"/>
-    <w:lsdException w:name="Light Shading Accent 2" w:semiHidden="0" w:uiPriority="60" w:unhideWhenUsed="0"/>
-    <w:lsdException w:name="Light List Accent 2" w:semiHidden="0" w:uiPriority="61" w:unhideWhenUsed="0"/>
-    <w:lsdException w:name="Light Grid Accent 2" w:semiHidden="0" w:uiPriority="62" w:unhideWhenUsed="0"/>
-    <w:lsdException w:name="Medium Shading 1 Accent 2" w:semiHidden="0" w:uiPriority="63" w:unhideWhenUsed="0"/>
-    <w:lsdException w:name="Medium Shading 2 Accent 2" w:semiHidden="0" w:uiPriority="64" w:unhideWhenUsed="0"/>
-    <w:lsdException w:name="Medium List 1 Accent 2" w:semiHidden="0" w:uiPriority="65" w:unhideWhenUsed="0"/>
-    <w:lsdException w:name="Medium List 2 Accent 2" w:semiHidden="0" w:uiPriority="66" w:unhideWhenUsed="0"/>
-    <w:lsdException w:name="Medium Grid 1 Accent 2" w:semiHidden="0" w:uiPriority="67" w:unhideWhenUsed="0"/>
-    <w:lsdException w:name="Medium Grid 2 Accent 2" w:semiHidden="0" w:uiPriority="68" w:unhideWhenUsed="0"/>
-    <w:lsdException w:name="Medium Grid 3 Accent 2" w:semiHidden="0" w:uiPriority="69" w:unhideWhenUsed="0"/>
-    <w:lsdException w:name="Dark List Accent 2" w:semiHidden="0" w:uiPriority="70" w:unhideWhenUsed="0"/>
-    <w:lsdException w:name="Colorful Shading Accent 2" w:semiHidden="0" w:uiPriority="71" w:unhideWhenUsed="0"/>
-    <w:lsdException w:name="Colorful List Accent 2" w:semiHidden="0" w:uiPriority="72" w:unhideWhenUsed="0"/>
-    <w:lsdException w:name="Colorful Grid Accent 2" w:semiHidden="0" w:uiPriority="73" w:unhideWhenUsed="0"/>
-    <w:lsdException w:name="Light Shading Accent 3" w:semiHidden="0" w:uiPriority="60" w:unhideWhenUsed="0"/>
-    <w:lsdException w:name="Light List Accent 3" w:semiHidden="0" w:uiPriority="61" w:unhideWhenUsed="0"/>
-    <w:lsdException w:name="Light Grid Accent 3" w:semiHidden="0" w:uiPriority="62" w:unhideWhenUsed="0"/>
-    <w:lsdException w:name="Medium Shading 1 Accent 3" w:semiHidden="0" w:uiPriority="63" w:unhideWhenUsed="0"/>
-    <w:lsdException w:name="Medium Shading 2 Accent 3" w:semiHidden="0" w:uiPriority="64" w:unhideWhenUsed="0"/>
-    <w:lsdException w:name="Medium List 1 Accent 3" w:semiHidden="0" w:uiPriority="65" w:unhideWhenUsed="0"/>
-    <w:lsdException w:name="Medium List 2 Accent 3" w:semiHidden="0" w:uiPriority="66" w:unhideWhenUsed="0"/>
-    <w:lsdException w:name="Medium Grid 1 Accent 3" w:semiHidden="0" w:uiPriority="67" w:unhideWhenUsed="0"/>
-    <w:lsdException w:name="Medium Grid 2 Accent 3" w:semiHidden="0" w:uiPriority="68" w:unhideWhenUsed="0"/>
-    <w:lsdException w:name="Medium Grid 3 Accent 3" w:semiHidden="0" w:uiPriority="69" w:unhideWhenUsed="0"/>
-    <w:lsdException w:name="Dark List Accent 3" w:semiHidden="0" w:uiPriority="70" w:unhideWhenUsed="0"/>
-    <w:lsdException w:name="Colorful Shading Accent 3" w:semiHidden="0" w:uiPriority="71" w:unhideWhenUsed="0"/>
-    <w:lsdException w:name="Colorful List Accent 3" w:semiHidden="0" w:uiPriority="72" w:unhideWhenUsed="0"/>
-    <w:lsdException w:name="Colorful Grid Accent 3" w:semiHidden="0" w:uiPriority="73" w:unhideWhenUsed="0"/>
-    <w:lsdException w:name="Light Shading Accent 4" w:semiHidden="0" w:uiPriority="60" w:unhideWhenUsed="0"/>
-    <w:lsdException w:name="Light List Accent 4" w:semiHidden="0" w:uiPriority="61" w:unhideWhenUsed="0"/>
-    <w:lsdException w:name="Light Grid Accent 4" w:semiHidden="0" w:uiPriority="62" w:unhideWhenUsed="0"/>
-    <w:lsdException w:name="Medium Shading 1 Accent 4" w:semiHidden="0" w:uiPriority="63" w:unhideWhenUsed="0"/>
-    <w:lsdException w:name="Medium Shading 2 Accent 4" w:semiHidden="0" w:uiPriority="64" w:unhideWhenUsed="0"/>
-    <w:lsdException w:name="Medium List 1 Accent 4" w:semiHidden="0" w:uiPriority="65" w:unhideWhenUsed="0"/>
-    <w:lsdException w:name="Medium List 2 Accent 4" w:semiHidden="0" w:uiPriority="66" w:unhideWhenUsed="0"/>
-    <w:lsdException w:name="Medium Grid 1 Accent 4" w:semiHidden="0" w:uiPriority="67" w:unhideWhenUsed="0"/>
-    <w:lsdException w:name="Medium Grid 2 Accent 4" w:semiHidden="0" w:uiPriority="68" w:unhideWhenUsed="0"/>
-    <w:lsdException w:name="Medium Grid 3 Accent 4" w:semiHidden="0" w:uiPriority="69" w:unhideWhenUsed="0"/>
-    <w:lsdException w:name="Dark List Accent 4" w:semiHidden="0" w:uiPriority="70" w:unhideWhenUsed="0"/>
-    <w:lsdException w:name="Colorful Shading Accent 4" w:semiHidden="0" w:uiPriority="71" w:unhideWhenUsed="0"/>
-    <w:lsdException w:name="Colorful List Accent 4" w:semiHidden="0" w:uiPriority="72" w:unhideWhenUsed="0"/>
-    <w:lsdException w:name="Colorful Grid Accent 4" w:semiHidden="0" w:uiPriority="73" w:unhideWhenUsed="0"/>
-    <w:lsdException w:name="Light Shading Accent 5" w:semiHidden="0" w:uiPriority="60" w:unhideWhenUsed="0"/>
-    <w:lsdException w:name="Light List Accent 5" w:semiHidden="0" w:uiPriority="61" w:unhideWhenUsed="0"/>
-    <w:lsdException w:name="Light Grid Accent 5" w:semiHidden="0" w:uiPriority="62" w:unhideWhenUsed="0"/>
-    <w:lsdException w:name="Medium Shading 1 Accent 5" w:semiHidden="0" w:uiPriority="63" w:unhideWhenUsed="0"/>
-    <w:lsdException w:name="Medium Shading 2 Accent 5" w:semiHidden="0" w:uiPriority="64" w:unhideWhenUsed="0"/>
-    <w:lsdException w:name="Medium List 1 Accent 5" w:semiHidden="0" w:uiPriority="65" w:unhideWhenUsed="0"/>
-    <w:lsdException w:name="Medium List 2 Accent 5" w:semiHidden="0" w:uiPriority="66" w:unhideWhenUsed="0"/>
-    <w:lsdException w:name="Medium Grid 1 Accent 5" w:semiHidden="0" w:uiPriority="67" w:unhideWhenUsed="0"/>
-    <w:lsdException w:name="Medium Grid 2 Accent 5" w:semiHidden="0" w:uiPriority="68" w:unhideWhenUsed="0"/>
-    <w:lsdException w:name="Medium Grid 3 Accent 5" w:semiHidden="0" w:uiPriority="69" w:unhideWhenUsed="0"/>
-    <w:lsdException w:name="Dark List Accent 5" w:semiHidden="0" w:uiPriority="70" w:unhideWhenUsed="0"/>
-    <w:lsdException w:name="Colorful Shading Accent 5" w:semiHidden="0" w:uiPriority="71" w:unhideWhenUsed="0"/>
-    <w:lsdException w:name="Colorful List Accent 5" w:semiHidden="0" w:uiPriority="72" w:unhideWhenUsed="0"/>
-    <w:lsdException w:name="Colorful Grid Accent 5" w:semiHidden="0" w:uiPriority="73" w:unhideWhenUsed="0"/>
-    <w:lsdException w:name="Light Shading Accent 6" w:semiHidden="0" w:uiPriority="60" w:unhideWhenUsed="0"/>
-    <w:lsdException w:name="Light List Accent 6" w:semiHidden="0" w:uiPriority="61" w:unhideWhenUsed="0"/>
-    <w:lsdException w:name="Light Grid Accent 6" w:semiHidden="0" w:uiPriority="62" w:unhideWhenUsed="0"/>
-    <w:lsdException w:name="Medium Shading 1 Accent 6" w:semiHidden="0" w:uiPriority="63" w:unhideWhenUsed="0"/>
-    <w:lsdException w:name="Medium Shading 2 Accent 6" w:semiHidden="0" w:uiPriority="64" w:unhideWhenUsed="0"/>
-    <w:lsdException w:name="Medium List 1 Accent 6" w:semiHidden="0" w:uiPriority="65" w:unhideWhenUsed="0"/>
-    <w:lsdException w:name="Medium List 2 Accent 6" w:semiHidden="0" w:uiPriority="66" w:unhideWhenUsed="0"/>
-    <w:lsdException w:name="Medium Grid 1 Accent 6" w:semiHidden="0" w:uiPriority="67" w:unhideWhenUsed="0"/>
-    <w:lsdException w:name="Medium Grid 2 Accent 6" w:semiHidden="0" w:uiPriority="68" w:unhideWhenUsed="0"/>
-    <w:lsdException w:name="Medium Grid 3 Accent 6" w:semiHidden="0" w:uiPriority="69" w:unhideWhenUsed="0"/>
-    <w:lsdException w:name="Dark List Accent 6" w:semiHidden="0" w:uiPriority="70" w:unhideWhenUsed="0"/>
-    <w:lsdException w:name="Colorful Shading Accent 6" w:semiHidden="0" w:uiPriority="71" w:unhideWhenUsed="0"/>
-    <w:lsdException w:name="Colorful List Accent 6" w:semiHidden="0" w:uiPriority="72" w:unhideWhenUsed="0"/>
-    <w:lsdException w:name="Colorful Grid Accent 6" w:semiHidden="0" w:uiPriority="73" w:unhideWhenUsed="0"/>
-    <w:lsdException w:name="Subtle Emphasis" w:semiHidden="0" w:uiPriority="19" w:unhideWhenUsed="0" w:qFormat="1"/>
-    <w:lsdException w:name="Intense Emphasis" w:semiHidden="0" w:uiPriority="21" w:unhideWhenUsed="0" w:qFormat="1"/>
-    <w:lsdException w:name="Subtle Reference" w:semiHidden="0" w:uiPriority="31" w:unhideWhenUsed="0" w:qFormat="1"/>
-    <w:lsdException w:name="Intense Reference" w:semiHidden="0" w:uiPriority="32" w:unhideWhenUsed="0" w:qFormat="1"/>
-    <w:lsdException w:name="Book Title" w:semiHidden="0" w:uiPriority="33" w:unhideWhenUsed="0" w:qFormat="1"/>
-    <w:lsdException w:name="Bibliography" w:uiPriority="37"/>
-    <w:lsdException w:name="TOC Heading" w:uiPriority="39" w:qFormat="1"/>
+  <w:latentStyles w:defLockedState="0" w:defUIPriority="99" w:defSemiHidden="0" w:defUnhideWhenUsed="0" w:defQFormat="0" w:count="376">
+    <w:lsdException w:name="Normal" w:uiPriority="0" w:qFormat="1"/>
+    <w:lsdException w:name="heading 1" w:uiPriority="9" w:qFormat="1"/>
+    <w:lsdException w:name="heading 2" w:semiHidden="1" w:uiPriority="9" w:unhideWhenUsed="1" w:qFormat="1"/>
+    <w:lsdException w:name="heading 3" w:semiHidden="1" w:uiPriority="9" w:unhideWhenUsed="1" w:qFormat="1"/>
+    <w:lsdException w:name="heading 4" w:semiHidden="1" w:uiPriority="9" w:unhideWhenUsed="1" w:qFormat="1"/>
+    <w:lsdException w:name="heading 5" w:semiHidden="1" w:uiPriority="9" w:unhideWhenUsed="1" w:qFormat="1"/>
+    <w:lsdException w:name="heading 6" w:semiHidden="1" w:uiPriority="9" w:unhideWhenUsed="1" w:qFormat="1"/>
+    <w:lsdException w:name="heading 7" w:semiHidden="1" w:uiPriority="9" w:unhideWhenUsed="1" w:qFormat="1"/>
+    <w:lsdException w:name="heading 8" w:semiHidden="1" w:uiPriority="9" w:unhideWhenUsed="1" w:qFormat="1"/>
+    <w:lsdException w:name="heading 9" w:semiHidden="1" w:uiPriority="9" w:unhideWhenUsed="1" w:qFormat="1"/>
+    <w:lsdException w:name="index 1" w:semiHidden="1" w:unhideWhenUsed="1"/>
+    <w:lsdException w:name="index 2" w:semiHidden="1" w:unhideWhenUsed="1"/>
+    <w:lsdException w:name="index 3" w:semiHidden="1" w:unhideWhenUsed="1"/>
+    <w:lsdException w:name="index 4" w:semiHidden="1" w:unhideWhenUsed="1"/>
+    <w:lsdException w:name="index 5" w:semiHidden="1" w:unhideWhenUsed="1"/>
+    <w:lsdException w:name="index 6" w:semiHidden="1" w:unhideWhenUsed="1"/>
+    <w:lsdException w:name="index 7" w:semiHidden="1" w:unhideWhenUsed="1"/>
+    <w:lsdException w:name="index 8" w:semiHidden="1" w:unhideWhenUsed="1"/>
+    <w:lsdException w:name="index 9" w:semiHidden="1" w:unhideWhenUsed="1"/>
+    <w:lsdException w:name="toc 1" w:semiHidden="1" w:uiPriority="39" w:unhideWhenUsed="1"/>
+    <w:lsdException w:name="toc 2" w:semiHidden="1" w:uiPriority="39" w:unhideWhenUsed="1"/>
+    <w:lsdException w:name="toc 3" w:semiHidden="1" w:uiPriority="39" w:unhideWhenUsed="1"/>
+    <w:lsdException w:name="toc 4" w:semiHidden="1" w:uiPriority="39" w:unhideWhenUsed="1"/>
+    <w:lsdException w:name="toc 5" w:semiHidden="1" w:uiPriority="39" w:unhideWhenUsed="1"/>
+    <w:lsdException w:name="toc 6" w:semiHidden="1" w:uiPriority="39" w:unhideWhenUsed="1"/>
+    <w:lsdException w:name="toc 7" w:semiHidden="1" w:uiPriority="39" w:unhideWhenUsed="1"/>
+    <w:lsdException w:name="toc 8" w:semiHidden="1" w:uiPriority="39" w:unhideWhenUsed="1"/>
+    <w:lsdException w:name="toc 9" w:semiHidden="1" w:uiPriority="39" w:unhideWhenUsed="1"/>
+    <w:lsdException w:name="Normal Indent" w:semiHidden="1" w:unhideWhenUsed="1"/>
+    <w:lsdException w:name="footnote text" w:semiHidden="1" w:unhideWhenUsed="1"/>
+    <w:lsdException w:name="annotation text" w:semiHidden="1" w:unhideWhenUsed="1"/>
+    <w:lsdException w:name="header" w:semiHidden="1" w:unhideWhenUsed="1"/>
+    <w:lsdException w:name="footer" w:semiHidden="1" w:unhideWhenUsed="1"/>
+    <w:lsdException w:name="index heading" w:semiHidden="1" w:unhideWhenUsed="1"/>
+    <w:lsdException w:name="caption" w:semiHidden="1" w:uiPriority="35" w:unhideWhenUsed="1" w:qFormat="1"/>
+    <w:lsdException w:name="table of figures" w:semiHidden="1" w:unhideWhenUsed="1"/>
+    <w:lsdException w:name="envelope address" w:semiHidden="1" w:unhideWhenUsed="1"/>
+    <w:lsdException w:name="envelope return" w:semiHidden="1" w:unhideWhenUsed="1"/>
+    <w:lsdException w:name="footnote reference" w:semiHidden="1" w:unhideWhenUsed="1"/>
+    <w:lsdException w:name="annotation reference" w:semiHidden="1" w:unhideWhenUsed="1"/>
+    <w:lsdException w:name="line number" w:semiHidden="1" w:unhideWhenUsed="1"/>
+    <w:lsdException w:name="page number" w:semiHidden="1" w:unhideWhenUsed="1"/>
+    <w:lsdException w:name="endnote reference" w:semiHidden="1" w:unhideWhenUsed="1"/>
+    <w:lsdException w:name="endnote text" w:semiHidden="1" w:unhideWhenUsed="1"/>
+    <w:lsdException w:name="table of authorities" w:semiHidden="1" w:unhideWhenUsed="1"/>
+    <w:lsdException w:name="macro" w:semiHidden="1" w:unhideWhenUsed="1"/>
+    <w:lsdException w:name="toa heading" w:semiHidden="1" w:unhideWhenUsed="1"/>
+    <w:lsdException w:name="List" w:semiHidden="1" w:unhideWhenUsed="1"/>
+    <w:lsdException w:name="List Bullet" w:semiHidden="1" w:unhideWhenUsed="1"/>
+    <w:lsdException w:name="List Number" w:semiHidden="1" w:unhideWhenUsed="1"/>
+    <w:lsdException w:name="List 2" w:semiHidden="1" w:unhideWhenUsed="1"/>
+    <w:lsdException w:name="List 3" w:semiHidden="1" w:unhideWhenUsed="1"/>
+    <w:lsdException w:name="List 4" w:semiHidden="1" w:unhideWhenUsed="1"/>
+    <w:lsdException w:name="List 5" w:semiHidden="1" w:unhideWhenUsed="1"/>
+    <w:lsdException w:name="List Bullet 2" w:semiHidden="1" w:unhideWhenUsed="1"/>
+    <w:lsdException w:name="List Bullet 3" w:semiHidden="1" w:unhideWhenUsed="1"/>
+    <w:lsdException w:name="List Bullet 4" w:semiHidden="1" w:unhideWhenUsed="1"/>
+    <w:lsdException w:name="List Bullet 5" w:semiHidden="1" w:unhideWhenUsed="1"/>
+    <w:lsdException w:name="List Number 2" w:semiHidden="1" w:unhideWhenUsed="1"/>
+    <w:lsdException w:name="List Number 3" w:semiHidden="1" w:unhideWhenUsed="1"/>
+    <w:lsdException w:name="List Number 4" w:semiHidden="1" w:unhideWhenUsed="1"/>
+    <w:lsdException w:name="List Number 5" w:semiHidden="1" w:unhideWhenUsed="1"/>
+    <w:lsdException w:name="Title" w:uiPriority="10" w:qFormat="1"/>
+    <w:lsdException w:name="Closing" w:semiHidden="1" w:unhideWhenUsed="1"/>
+    <w:lsdException w:name="Signature" w:semiHidden="1" w:unhideWhenUsed="1"/>
+    <w:lsdException w:name="Default Paragraph Font" w:semiHidden="1" w:uiPriority="1" w:unhideWhenUsed="1"/>
+    <w:lsdException w:name="Body Text" w:semiHidden="1" w:unhideWhenUsed="1"/>
+    <w:lsdException w:name="Body Text Indent" w:semiHidden="1" w:unhideWhenUsed="1"/>
+    <w:lsdException w:name="List Continue" w:semiHidden="1" w:unhideWhenUsed="1"/>
+    <w:lsdException w:name="List Continue 2" w:semiHidden="1" w:unhideWhenUsed="1"/>
+    <w:lsdException w:name="List Continue 3" w:semiHidden="1" w:unhideWhenUsed="1"/>
+    <w:lsdException w:name="List Continue 4" w:semiHidden="1" w:unhideWhenUsed="1"/>
+    <w:lsdException w:name="List Continue 5" w:semiHidden="1" w:unhideWhenUsed="1"/>
+    <w:lsdException w:name="Message Header" w:semiHidden="1" w:unhideWhenUsed="1"/>
+    <w:lsdException w:name="Subtitle" w:uiPriority="11" w:qFormat="1"/>
+    <w:lsdException w:name="Salutation" w:semiHidden="1" w:unhideWhenUsed="1"/>
+    <w:lsdException w:name="Date" w:semiHidden="1" w:unhideWhenUsed="1"/>
+    <w:lsdException w:name="Body Text First Indent" w:semiHidden="1" w:unhideWhenUsed="1"/>
+    <w:lsdException w:name="Body Text First Indent 2" w:semiHidden="1" w:unhideWhenUsed="1"/>
+    <w:lsdException w:name="Note Heading" w:semiHidden="1" w:unhideWhenUsed="1"/>
+    <w:lsdException w:name="Body Text 2" w:semiHidden="1" w:unhideWhenUsed="1"/>
+    <w:lsdException w:name="Body Text 3" w:semiHidden="1" w:unhideWhenUsed="1"/>
+    <w:lsdException w:name="Body Text Indent 2" w:semiHidden="1" w:unhideWhenUsed="1"/>
+    <w:lsdException w:name="Body Text Indent 3" w:semiHidden="1" w:unhideWhenUsed="1"/>
+    <w:lsdException w:name="Block Text" w:semiHidden="1" w:unhideWhenUsed="1"/>
+    <w:lsdException w:name="Hyperlink" w:semiHidden="1" w:unhideWhenUsed="1"/>
+    <w:lsdException w:name="FollowedHyperlink" w:semiHidden="1" w:unhideWhenUsed="1"/>
+    <w:lsdException w:name="Strong" w:uiPriority="22" w:qFormat="1"/>
+    <w:lsdException w:name="Emphasis" w:uiPriority="20" w:qFormat="1"/>
+    <w:lsdException w:name="Document Map" w:semiHidden="1" w:unhideWhenUsed="1"/>
+    <w:lsdException w:name="Plain Text" w:semiHidden="1" w:unhideWhenUsed="1"/>
+    <w:lsdException w:name="E-mail Signature" w:semiHidden="1" w:unhideWhenUsed="1"/>
+    <w:lsdException w:name="HTML Top of Form" w:semiHidden="1" w:unhideWhenUsed="1"/>
+    <w:lsdException w:name="HTML Bottom of Form" w:semiHidden="1" w:unhideWhenUsed="1"/>
+    <w:lsdException w:name="Normal (Web)" w:semiHidden="1" w:unhideWhenUsed="1"/>
+    <w:lsdException w:name="HTML Acronym" w:semiHidden="1" w:unhideWhenUsed="1"/>
+    <w:lsdException w:name="HTML Address" w:semiHidden="1" w:unhideWhenUsed="1"/>
+    <w:lsdException w:name="HTML Cite" w:semiHidden="1" w:unhideWhenUsed="1"/>
+    <w:lsdException w:name="HTML Code" w:semiHidden="1" w:unhideWhenUsed="1"/>
+    <w:lsdException w:name="HTML Definition" w:semiHidden="1" w:unhideWhenUsed="1"/>
+    <w:lsdException w:name="HTML Keyboard" w:semiHidden="1" w:unhideWhenUsed="1"/>
+    <w:lsdException w:name="HTML Preformatted" w:semiHidden="1" w:unhideWhenUsed="1"/>
+    <w:lsdException w:name="HTML Sample" w:semiHidden="1" w:unhideWhenUsed="1"/>
+    <w:lsdException w:name="HTML Typewriter" w:semiHidden="1" w:unhideWhenUsed="1"/>
+    <w:lsdException w:name="HTML Variable" w:semiHidden="1" w:unhideWhenUsed="1"/>
+    <w:lsdException w:name="Normal Table" w:semiHidden="1" w:unhideWhenUsed="1"/>
+    <w:lsdException w:name="annotation subject" w:semiHidden="1" w:unhideWhenUsed="1"/>
+    <w:lsdException w:name="No List" w:semiHidden="1" w:unhideWhenUsed="1"/>
+    <w:lsdException w:name="Outline List 1" w:semiHidden="1" w:unhideWhenUsed="1"/>
+    <w:lsdException w:name="Outline List 2" w:semiHidden="1" w:unhideWhenUsed="1"/>
+    <w:lsdException w:name="Outline List 3" w:semiHidden="1" w:unhideWhenUsed="1"/>
+    <w:lsdException w:name="Table Simple 1" w:semiHidden="1" w:unhideWhenUsed="1"/>
+    <w:lsdException w:name="Table Simple 2" w:semiHidden="1" w:unhideWhenUsed="1"/>
+    <w:lsdException w:name="Table Simple 3" w:semiHidden="1" w:unhideWhenUsed="1"/>
+    <w:lsdException w:name="Table Classic 1" w:semiHidden="1" w:unhideWhenUsed="1"/>
+    <w:lsdException w:name="Table Classic 2" w:semiHidden="1" w:unhideWhenUsed="1"/>
+    <w:lsdException w:name="Table Classic 3" w:semiHidden="1" w:unhideWhenUsed="1"/>
+    <w:lsdException w:name="Table Classic 4" w:semiHidden="1" w:unhideWhenUsed="1"/>
+    <w:lsdException w:name="Table Colorful 1" w:semiHidden="1" w:unhideWhenUsed="1"/>
+    <w:lsdException w:name="Table Colorful 2" w:semiHidden="1" w:unhideWhenUsed="1"/>
+    <w:lsdException w:name="Table Colorful 3" w:semiHidden="1" w:unhideWhenUsed="1"/>
+    <w:lsdException w:name="Table Columns 1" w:semiHidden="1" w:unhideWhenUsed="1"/>
+    <w:lsdException w:name="Table Columns 2" w:semiHidden="1" w:unhideWhenUsed="1"/>
+    <w:lsdException w:name="Table Columns 3" w:semiHidden="1" w:unhideWhenUsed="1"/>
+    <w:lsdException w:name="Table Columns 4" w:semiHidden="1" w:unhideWhenUsed="1"/>
+    <w:lsdException w:name="Table Columns 5" w:semiHidden="1" w:unhideWhenUsed="1"/>
+    <w:lsdException w:name="Table Grid 1" w:semiHidden="1" w:unhideWhenUsed="1"/>
+    <w:lsdException w:name="Table Grid 2" w:semiHidden="1" w:unhideWhenUsed="1"/>
+    <w:lsdException w:name="Table Grid 3" w:semiHidden="1" w:unhideWhenUsed="1"/>
+    <w:lsdException w:name="Table Grid 4" w:semiHidden="1" w:unhideWhenUsed="1"/>
+    <w:lsdException w:name="Table Grid 5" w:semiHidden="1" w:unhideWhenUsed="1"/>
+    <w:lsdException w:name="Table Grid 6" w:semiHidden="1" w:unhideWhenUsed="1"/>
+    <w:lsdException w:name="Table Grid 7" w:semiHidden="1" w:unhideWhenUsed="1"/>
+    <w:lsdException w:name="Table Grid 8" w:semiHidden="1" w:unhideWhenUsed="1"/>
+    <w:lsdException w:name="Table List 1" w:semiHidden="1" w:unhideWhenUsed="1"/>
+    <w:lsdException w:name="Table List 2" w:semiHidden="1" w:unhideWhenUsed="1"/>
+    <w:lsdException w:name="Table List 3" w:semiHidden="1" w:unhideWhenUsed="1"/>
+    <w:lsdException w:name="Table List 4" w:semiHidden="1" w:unhideWhenUsed="1"/>
+    <w:lsdException w:name="Table List 5" w:semiHidden="1" w:unhideWhenUsed="1"/>
+    <w:lsdException w:name="Table List 6" w:semiHidden="1" w:unhideWhenUsed="1"/>
+    <w:lsdException w:name="Table List 7" w:semiHidden="1" w:unhideWhenUsed="1"/>
+    <w:lsdException w:name="Table List 8" w:semiHidden="1" w:unhideWhenUsed="1"/>
+    <w:lsdException w:name="Table 3D effects 1" w:semiHidden="1" w:unhideWhenUsed="1"/>
+    <w:lsdException w:name="Table 3D effects 2" w:semiHidden="1" w:unhideWhenUsed="1"/>
+    <w:lsdException w:name="Table 3D effects 3" w:semiHidden="1" w:unhideWhenUsed="1"/>
+    <w:lsdException w:name="Table Contemporary" w:semiHidden="1" w:unhideWhenUsed="1"/>
+    <w:lsdException w:name="Table Elegant" w:semiHidden="1" w:unhideWhenUsed="1"/>
+    <w:lsdException w:name="Table Professional" w:semiHidden="1" w:unhideWhenUsed="1"/>
+    <w:lsdException w:name="Table Subtle 1" w:semiHidden="1" w:unhideWhenUsed="1"/>
+    <w:lsdException w:name="Table Subtle 2" w:semiHidden="1" w:unhideWhenUsed="1"/>
+    <w:lsdException w:name="Table Web 1" w:semiHidden="1" w:unhideWhenUsed="1"/>
+    <w:lsdException w:name="Table Web 2" w:semiHidden="1" w:unhideWhenUsed="1"/>
+    <w:lsdException w:name="Table Web 3" w:semiHidden="1" w:unhideWhenUsed="1"/>
+    <w:lsdException w:name="Balloon Text" w:semiHidden="1" w:unhideWhenUsed="1"/>
+    <w:lsdException w:name="Table Grid" w:uiPriority="39"/>
+    <w:lsdException w:name="Table Theme" w:semiHidden="1" w:unhideWhenUsed="1"/>
+    <w:lsdException w:name="Placeholder Text" w:semiHidden="1"/>
+    <w:lsdException w:name="No Spacing" w:uiPriority="1" w:qFormat="1"/>
+    <w:lsdException w:name="Light Shading" w:uiPriority="60"/>
+    <w:lsdException w:name="Light List" w:uiPriority="61"/>
+    <w:lsdException w:name="Light Grid" w:uiPriority="62"/>
+    <w:lsdException w:name="Medium Shading 1" w:uiPriority="63"/>
+    <w:lsdException w:name="Medium Shading 2" w:uiPriority="64"/>
+    <w:lsdException w:name="Medium List 1" w:uiPriority="65"/>
+    <w:lsdException w:name="Medium List 2" w:uiPriority="66"/>
+    <w:lsdException w:name="Medium Grid 1" w:uiPriority="67"/>
+    <w:lsdException w:name="Medium Grid 2" w:uiPriority="68"/>
+    <w:lsdException w:name="Medium Grid 3" w:uiPriority="69"/>
+    <w:lsdException w:name="Dark List" w:uiPriority="70"/>
+    <w:lsdException w:name="Colorful Shading" w:uiPriority="71"/>
+    <w:lsdException w:name="Colorful List" w:uiPriority="72"/>
+    <w:lsdException w:name="Colorful Grid" w:uiPriority="73"/>
+    <w:lsdException w:name="Light Shading Accent 1" w:uiPriority="60"/>
+    <w:lsdException w:name="Light List Accent 1" w:uiPriority="61"/>
+    <w:lsdException w:name="Light Grid Accent 1" w:uiPriority="62"/>
+    <w:lsdException w:name="Medium Shading 1 Accent 1" w:uiPriority="63"/>
+    <w:lsdException w:name="Medium Shading 2 Accent 1" w:uiPriority="64"/>
+    <w:lsdException w:name="Medium List 1 Accent 1" w:uiPriority="65"/>
+    <w:lsdException w:name="Revision" w:semiHidden="1"/>
+    <w:lsdException w:name="List Paragraph" w:uiPriority="34" w:qFormat="1"/>
+    <w:lsdException w:name="Quote" w:uiPriority="29" w:qFormat="1"/>
+    <w:lsdException w:name="Intense Quote" w:uiPriority="30" w:qFormat="1"/>
+    <w:lsdException w:name="Medium List 2 Accent 1" w:uiPriority="66"/>
+    <w:lsdException w:name="Medium Grid 1 Accent 1" w:uiPriority="67"/>
+    <w:lsdException w:name="Medium Grid 2 Accent 1" w:uiPriority="68"/>
+    <w:lsdException w:name="Medium Grid 3 Accent 1" w:uiPriority="69"/>
+    <w:lsdException w:name="Dark List Accent 1" w:uiPriority="70"/>
+    <w:lsdException w:name="Colorful Shading Accent 1" w:uiPriority="71"/>
+    <w:lsdException w:name="Colorful List Accent 1" w:uiPriority="72"/>
+    <w:lsdException w:name="Colorful Grid Accent 1" w:uiPriority="73"/>
+    <w:lsdException w:name="Light Shading Accent 2" w:uiPriority="60"/>
+    <w:lsdException w:name="Light List Accent 2" w:uiPriority="61"/>
+    <w:lsdException w:name="Light Grid Accent 2" w:uiPriority="62"/>
+    <w:lsdException w:name="Medium Shading 1 Accent 2" w:uiPriority="63"/>
+    <w:lsdException w:name="Medium Shading 2 Accent 2" w:uiPriority="64"/>
+    <w:lsdException w:name="Medium List 1 Accent 2" w:uiPriority="65"/>
+    <w:lsdException w:name="Medium List 2 Accent 2" w:uiPriority="66"/>
+    <w:lsdException w:name="Medium Grid 1 Accent 2" w:uiPriority="67"/>
+    <w:lsdException w:name="Medium Grid 2 Accent 2" w:uiPriority="68"/>
+    <w:lsdException w:name="Medium Grid 3 Accent 2" w:uiPriority="69"/>
+    <w:lsdException w:name="Dark List Accent 2" w:uiPriority="70"/>
+    <w:lsdException w:name="Colorful Shading Accent 2" w:uiPriority="71"/>
+    <w:lsdException w:name="Colorful List Accent 2" w:uiPriority="72"/>
+    <w:lsdException w:name="Colorful Grid Accent 2" w:uiPriority="73"/>
+    <w:lsdException w:name="Light Shading Accent 3" w:uiPriority="60"/>
+    <w:lsdException w:name="Light List Accent 3" w:uiPriority="61"/>
+    <w:lsdException w:name="Light Grid Accent 3" w:uiPriority="62"/>
+    <w:lsdException w:name="Medium Shading 1 Accent 3" w:uiPriority="63"/>
+    <w:lsdException w:name="Medium Shading 2 Accent 3" w:uiPriority="64"/>
+    <w:lsdException w:name="Medium List 1 Accent 3" w:uiPriority="65"/>
+    <w:lsdException w:name="Medium List 2 Accent 3" w:uiPriority="66"/>
+    <w:lsdException w:name="Medium Grid 1 Accent 3" w:uiPriority="67"/>
+    <w:lsdException w:name="Medium Grid 2 Accent 3" w:uiPriority="68"/>
+    <w:lsdException w:name="Medium Grid 3 Accent 3" w:uiPriority="69"/>
+    <w:lsdException w:name="Dark List Accent 3" w:uiPriority="70"/>
+    <w:lsdException w:name="Colorful Shading Accent 3" w:uiPriority="71"/>
+    <w:lsdException w:name="Colorful List Accent 3" w:uiPriority="72"/>
+    <w:lsdException w:name="Colorful Grid Accent 3" w:uiPriority="73"/>
+    <w:lsdException w:name="Light Shading Accent 4" w:uiPriority="60"/>
+    <w:lsdException w:name="Light List Accent 4" w:uiPriority="61"/>
+    <w:lsdException w:name="Light Grid Accent 4" w:uiPriority="62"/>
+    <w:lsdException w:name="Medium Shading 1 Accent 4" w:uiPriority="63"/>
+    <w:lsdException w:name="Medium Shading 2 Accent 4" w:uiPriority="64"/>
+    <w:lsdException w:name="Medium List 1 Accent 4" w:uiPriority="65"/>
+    <w:lsdException w:name="Medium List 2 Accent 4" w:uiPriority="66"/>
+    <w:lsdException w:name="Medium Grid 1 Accent 4" w:uiPriority="67"/>
+    <w:lsdException w:name="Medium Grid 2 Accent 4" w:uiPriority="68"/>
+    <w:lsdException w:name="Medium Grid 3 Accent 4" w:uiPriority="69"/>
+    <w:lsdException w:name="Dark List Accent 4" w:uiPriority="70"/>
+    <w:lsdException w:name="Colorful Shading Accent 4" w:uiPriority="71"/>
+    <w:lsdException w:name="Colorful List Accent 4" w:uiPriority="72"/>
+    <w:lsdException w:name="Colorful Grid Accent 4" w:uiPriority="73"/>
+    <w:lsdException w:name="Light Shading Accent 5" w:uiPriority="60"/>
+    <w:lsdException w:name="Light List Accent 5" w:uiPriority="61"/>
+    <w:lsdException w:name="Light Grid Accent 5" w:uiPriority="62"/>
+    <w:lsdException w:name="Medium Shading 1 Accent 5" w:uiPriority="63"/>
+    <w:lsdException w:name="Medium Shading 2 Accent 5" w:uiPriority="64"/>
+    <w:lsdException w:name="Medium List 1 Accent 5" w:uiPriority="65"/>
+    <w:lsdException w:name="Medium List 2 Accent 5" w:uiPriority="66"/>
+    <w:lsdException w:name="Medium Grid 1 Accent 5" w:uiPriority="67"/>
+    <w:lsdException w:name="Medium Grid 2 Accent 5" w:uiPriority="68"/>
+    <w:lsdException w:name="Medium Grid 3 Accent 5" w:uiPriority="69"/>
+    <w:lsdException w:name="Dark List Accent 5" w:uiPriority="70"/>
+    <w:lsdException w:name="Colorful Shading Accent 5" w:uiPriority="71"/>
+    <w:lsdException w:name="Colorful List Accent 5" w:uiPriority="72"/>
+    <w:lsdException w:name="Colorful Grid Accent 5" w:uiPriority="73"/>
+    <w:lsdException w:name="Light Shading Accent 6" w:uiPriority="60"/>
+    <w:lsdException w:name="Light List Accent 6" w:uiPriority="61"/>
+    <w:lsdException w:name="Light Grid Accent 6" w:uiPriority="62"/>
+    <w:lsdException w:name="Medium Shading 1 Accent 6" w:uiPriority="63"/>
+    <w:lsdException w:name="Medium Shading 2 Accent 6" w:uiPriority="64"/>
+    <w:lsdException w:name="Medium List 1 Accent 6" w:uiPriority="65"/>
+    <w:lsdException w:name="Medium List 2 Accent 6" w:uiPriority="66"/>
+    <w:lsdException w:name="Medium Grid 1 Accent 6" w:uiPriority="67"/>
+    <w:lsdException w:name="Medium Grid 2 Accent 6" w:uiPriority="68"/>
+    <w:lsdException w:name="Medium Grid 3 Accent 6" w:uiPriority="69"/>
+    <w:lsdException w:name="Dark List Accent 6" w:uiPriority="70"/>
+    <w:lsdException w:name="Colorful Shading Accent 6" w:uiPriority="71"/>
+    <w:lsdException w:name="Colorful List Accent 6" w:uiPriority="72"/>
+    <w:lsdException w:name="Colorful Grid Accent 6" w:uiPriority="73"/>
+    <w:lsdException w:name="Subtle Emphasis" w:uiPriority="19" w:qFormat="1"/>
+    <w:lsdException w:name="Intense Emphasis" w:uiPriority="21" w:qFormat="1"/>
+    <w:lsdException w:name="Subtle Reference" w:uiPriority="31" w:qFormat="1"/>
+    <w:lsdException w:name="Intense Reference" w:uiPriority="32" w:qFormat="1"/>
+    <w:lsdException w:name="Book Title" w:uiPriority="33" w:qFormat="1"/>
+    <w:lsdException w:name="Bibliography" w:semiHidden="1" w:uiPriority="37" w:unhideWhenUsed="1"/>
+    <w:lsdException w:name="TOC Heading" w:semiHidden="1" w:uiPriority="39" w:unhideWhenUsed="1" w:qFormat="1"/>
+    <w:lsdException w:name="Plain Table 1" w:uiPriority="41"/>
+    <w:lsdException w:name="Plain Table 2" w:uiPriority="42"/>
+    <w:lsdException w:name="Plain Table 3" w:uiPriority="43"/>
+    <w:lsdException w:name="Plain Table 4" w:uiPriority="44"/>
+    <w:lsdException w:name="Plain Table 5" w:uiPriority="45"/>
+    <w:lsdException w:name="Grid Table Light" w:uiPriority="40"/>
+    <w:lsdException w:name="Grid Table 1 Light" w:uiPriority="46"/>
+    <w:lsdException w:name="Grid Table 2" w:uiPriority="47"/>
+    <w:lsdException w:name="Grid Table 3" w:uiPriority="48"/>
+    <w:lsdException w:name="Grid Table 4" w:uiPriority="49"/>
+    <w:lsdException w:name="Grid Table 5 Dark" w:uiPriority="50"/>
+    <w:lsdException w:name="Grid Table 6 Colorful" w:uiPriority="51"/>
+    <w:lsdException w:name="Grid Table 7 Colorful" w:uiPriority="52"/>
+    <w:lsdException w:name="Grid Table 1 Light Accent 1" w:uiPriority="46"/>
+    <w:lsdException w:name="Grid Table 2 Accent 1" w:uiPriority="47"/>
+    <w:lsdException w:name="Grid Table 3 Accent 1" w:uiPriority="48"/>
+    <w:lsdException w:name="Grid Table 4 Accent 1" w:uiPriority="49"/>
+    <w:lsdException w:name="Grid Table 5 Dark Accent 1" w:uiPriority="50"/>
+    <w:lsdException w:name="Grid Table 6 Colorful Accent 1" w:uiPriority="51"/>
+    <w:lsdException w:name="Grid Table 7 Colorful Accent 1" w:uiPriority="52"/>
+    <w:lsdException w:name="Grid Table 1 Light Accent 2" w:uiPriority="46"/>
+    <w:lsdException w:name="Grid Table 2 Accent 2" w:uiPriority="47"/>
+    <w:lsdException w:name="Grid Table 3 Accent 2" w:uiPriority="48"/>
+    <w:lsdException w:name="Grid Table 4 Accent 2" w:uiPriority="49"/>
+    <w:lsdException w:name="Grid Table 5 Dark Accent 2" w:uiPriority="50"/>
+    <w:lsdException w:name="Grid Table 6 Colorful Accent 2" w:uiPriority="51"/>
+    <w:lsdException w:name="Grid Table 7 Colorful Accent 2" w:uiPriority="52"/>
+    <w:lsdException w:name="Grid Table 1 Light Accent 3" w:uiPriority="46"/>
+    <w:lsdException w:name="Grid Table 2 Accent 3" w:uiPriority="47"/>
+    <w:lsdException w:name="Grid Table 3 Accent 3" w:uiPriority="48"/>
+    <w:lsdException w:name="Grid Table 4 Accent 3" w:uiPriority="49"/>
+    <w:lsdException w:name="Grid Table 5 Dark Accent 3" w:uiPriority="50"/>
+    <w:lsdException w:name="Grid Table 6 Colorful Accent 3" w:uiPriority="51"/>
+    <w:lsdException w:name="Grid Table 7 Colorful Accent 3" w:uiPriority="52"/>
+    <w:lsdException w:name="Grid Table 1 Light Accent 4" w:uiPriority="46"/>
+    <w:lsdException w:name="Grid Table 2 Accent 4" w:uiPriority="47"/>
+    <w:lsdException w:name="Grid Table 3 Accent 4" w:uiPriority="48"/>
+    <w:lsdException w:name="Grid Table 4 Accent 4" w:uiPriority="49"/>
+    <w:lsdException w:name="Grid Table 5 Dark Accent 4" w:uiPriority="50"/>
+    <w:lsdException w:name="Grid Table 6 Colorful Accent 4" w:uiPriority="51"/>
+    <w:lsdException w:name="Grid Table 7 Colorful Accent 4" w:uiPriority="52"/>
+    <w:lsdException w:name="Grid Table 1 Light Accent 5" w:uiPriority="46"/>
+    <w:lsdException w:name="Grid Table 2 Accent 5" w:uiPriority="47"/>
+    <w:lsdException w:name="Grid Table 3 Accent 5" w:uiPriority="48"/>
+    <w:lsdException w:name="Grid Table 4 Accent 5" w:uiPriority="49"/>
+    <w:lsdException w:name="Grid Table 5 Dark Accent 5" w:uiPriority="50"/>
+    <w:lsdException w:name="Grid Table 6 Colorful Accent 5" w:uiPriority="51"/>
+    <w:lsdException w:name="Grid Table 7 Colorful Accent 5" w:uiPriority="52"/>
+    <w:lsdException w:name="Grid Table 1 Light Accent 6" w:uiPriority="46"/>
+    <w:lsdException w:name="Grid Table 2 Accent 6" w:uiPriority="47"/>
+    <w:lsdException w:name="Grid Table 3 Accent 6" w:uiPriority="48"/>
+    <w:lsdException w:name="Grid Table 4 Accent 6" w:uiPriority="49"/>
+    <w:lsdException w:name="Grid Table 5 Dark Accent 6" w:uiPriority="50"/>
+    <w:lsdException w:name="Grid Table 6 Colorful Accent 6" w:uiPriority="51"/>
+    <w:lsdException w:name="Grid Table 7 Colorful Accent 6" w:uiPriority="52"/>
+    <w:lsdException w:name="List Table 1 Light" w:uiPriority="46"/>
+    <w:lsdException w:name="List Table 2" w:uiPriority="47"/>
+    <w:lsdException w:name="List Table 3" w:uiPriority="48"/>
+    <w:lsdException w:name="List Table 4" w:uiPriority="49"/>
+    <w:lsdException w:name="List Table 5 Dark" w:uiPriority="50"/>
+    <w:lsdException w:name="List Table 6 Colorful" w:uiPriority="51"/>
+    <w:lsdException w:name="List Table 7 Colorful" w:uiPriority="52"/>
+    <w:lsdException w:name="List Table 1 Light Accent 1" w:uiPriority="46"/>
+    <w:lsdException w:name="List Table 2 Accent 1" w:uiPriority="47"/>
+    <w:lsdException w:name="List Table 3 Accent 1" w:uiPriority="48"/>
+    <w:lsdException w:name="List Table 4 Accent 1" w:uiPriority="49"/>
+    <w:lsdException w:name="List Table 5 Dark Accent 1" w:uiPriority="50"/>
+    <w:lsdException w:name="List Table 6 Colorful Accent 1" w:uiPriority="51"/>
+    <w:lsdException w:name="List Table 7 Colorful Accent 1" w:uiPriority="52"/>
+    <w:lsdException w:name="List Table 1 Light Accent 2" w:uiPriority="46"/>
+    <w:lsdException w:name="List Table 2 Accent 2" w:uiPriority="47"/>
+    <w:lsdException w:name="List Table 3 Accent 2" w:uiPriority="48"/>
+    <w:lsdException w:name="List Table 4 Accent 2" w:uiPriority="49"/>
+    <w:lsdException w:name="List Table 5 Dark Accent 2" w:uiPriority="50"/>
+    <w:lsdException w:name="List Table 6 Colorful Accent 2" w:uiPriority="51"/>
+    <w:lsdException w:name="List Table 7 Colorful Accent 2" w:uiPriority="52"/>
+    <w:lsdException w:name="List Table 1 Light Accent 3" w:uiPriority="46"/>
+    <w:lsdException w:name="List Table 2 Accent 3" w:uiPriority="47"/>
+    <w:lsdException w:name="List Table 3 Accent 3" w:uiPriority="48"/>
+    <w:lsdException w:name="List Table 4 Accent 3" w:uiPriority="49"/>
+    <w:lsdException w:name="List Table 5 Dark Accent 3" w:uiPriority="50"/>
+    <w:lsdException w:name="List Table 6 Colorful Accent 3" w:uiPriority="51"/>
+    <w:lsdException w:name="List Table 7 Colorful Accent 3" w:uiPriority="52"/>
+    <w:lsdException w:name="List Table 1 Light Accent 4" w:uiPriority="46"/>
+    <w:lsdException w:name="List Table 2 Accent 4" w:uiPriority="47"/>
+    <w:lsdException w:name="List Table 3 Accent 4" w:uiPriority="48"/>
+    <w:lsdException w:name="List Table 4 Accent 4" w:uiPriority="49"/>
+    <w:lsdException w:name="List Table 5 Dark Accent 4" w:uiPriority="50"/>
+    <w:lsdException w:name="List Table 6 Colorful Accent 4" w:uiPriority="51"/>
+    <w:lsdException w:name="List Table 7 Colorful Accent 4" w:uiPriority="52"/>
+    <w:lsdException w:name="List Table 1 Light Accent 5" w:uiPriority="46"/>
+    <w:lsdException w:name="List Table 2 Accent 5" w:uiPriority="47"/>
+    <w:lsdException w:name="List Table 3 Accent 5" w:uiPriority="48"/>
+    <w:lsdException w:name="List Table 4 Accent 5" w:uiPriority="49"/>
+    <w:lsdException w:name="List Table 5 Dark Accent 5" w:uiPriority="50"/>
+    <w:lsdException w:name="List Table 6 Colorful Accent 5" w:uiPriority="51"/>
+    <w:lsdException w:name="List Table 7 Colorful Accent 5" w:uiPriority="52"/>
+    <w:lsdException w:name="List Table 1 Light Accent 6" w:uiPriority="46"/>
+    <w:lsdException w:name="List Table 2 Accent 6" w:uiPriority="47"/>
+    <w:lsdException w:name="List Table 3 Accent 6" w:uiPriority="48"/>
+    <w:lsdException w:name="List Table 4 Accent 6" w:uiPriority="49"/>
+    <w:lsdException w:name="List Table 5 Dark Accent 6" w:uiPriority="50"/>
+    <w:lsdException w:name="List Table 6 Colorful Accent 6" w:uiPriority="51"/>
+    <w:lsdException w:name="List Table 7 Colorful Accent 6" w:uiPriority="52"/>
+    <w:lsdException w:name="Mention" w:semiHidden="1" w:unhideWhenUsed="1"/>
+    <w:lsdException w:name="Smart Hyperlink" w:semiHidden="1" w:unhideWhenUsed="1"/>
+    <w:lsdException w:name="Hashtag" w:semiHidden="1" w:unhideWhenUsed="1"/>
+    <w:lsdException w:name="Unresolved Mention" w:semiHidden="1" w:unhideWhenUsed="1"/>
+    <w:lsdException w:name="Smart Link" w:semiHidden="1" w:unhideWhenUsed="1"/>
   </w:latentStyles>
   <w:style w:type="paragraph" w:default="1" w:styleId="Normale">
     <w:name w:val="Normal"/>
@@ -2285,7 +2474,6 @@
     <w:uiPriority w:val="99"/>
     <w:semiHidden/>
     <w:unhideWhenUsed/>
-    <w:qFormat/>
     <w:tblPr>
       <w:tblInd w:w="0" w:type="dxa"/>
       <w:tblCellMar>
@@ -2665,8 +2853,8 @@
       <w:szCs w:val="24"/>
     </w:rPr>
   </w:style>
-  <w:style w:type="character" w:customStyle="1" w:styleId="UnresolvedMention">
-    <w:name w:val="Unresolved Mention"/>
+  <w:style w:type="character" w:customStyle="1" w:styleId="Menzionenonrisolta1">
+    <w:name w:val="Menzione non risolta1"/>
     <w:basedOn w:val="Carpredefinitoparagrafo"/>
     <w:uiPriority w:val="99"/>
     <w:semiHidden/>
@@ -2752,6 +2940,30 @@
       <w:rFonts w:ascii="Tahoma" w:hAnsi="Tahoma" w:cs="Tahoma"/>
       <w:sz w:val="16"/>
       <w:szCs w:val="16"/>
+    </w:rPr>
+  </w:style>
+  <w:style w:type="character" w:styleId="Menzionenonrisolta">
+    <w:name w:val="Unresolved Mention"/>
+    <w:basedOn w:val="Carpredefinitoparagrafo"/>
+    <w:uiPriority w:val="99"/>
+    <w:semiHidden/>
+    <w:unhideWhenUsed/>
+    <w:rsid w:val="00D542BE"/>
+    <w:rPr>
+      <w:color w:val="605E5C"/>
+      <w:shd w:val="clear" w:color="auto" w:fill="E1DFDD"/>
+    </w:rPr>
+  </w:style>
+  <w:style w:type="character" w:styleId="Collegamentovisitato">
+    <w:name w:val="FollowedHyperlink"/>
+    <w:basedOn w:val="Carpredefinitoparagrafo"/>
+    <w:uiPriority w:val="99"/>
+    <w:semiHidden/>
+    <w:unhideWhenUsed/>
+    <w:rsid w:val="00D542BE"/>
+    <w:rPr>
+      <w:color w:val="954F72" w:themeColor="followedHyperlink"/>
+      <w:u w:val="single"/>
     </w:rPr>
   </w:style>
 </w:styles>
@@ -3046,7 +3258,7 @@
   <a:extraClrSchemeLst/>
   <a:extLst>
     <a:ext uri="{05A4C25C-085E-4340-85A3-A5531E510DB2}">
-      <thm15:themeFamily xmlns:thm15="http://schemas.microsoft.com/office/thememl/2012/main" xmlns="" name="Office Theme" id="{62F939B6-93AF-4DB8-9C6B-D6C7DFDC589F}" vid="{4A3C46E8-61CC-4603-A589-7422A47A8E4A}"/>
+      <thm15:themeFamily xmlns:thm15="http://schemas.microsoft.com/office/thememl/2012/main" name="Office Theme" id="{62F939B6-93AF-4DB8-9C6B-D6C7DFDC589F}" vid="{4A3C46E8-61CC-4603-A589-7422A47A8E4A}"/>
     </a:ext>
   </a:extLst>
 </a:theme>

--- a/docs/Docs_Template_SmarthHouse_Editable.docx
+++ b/docs/Docs_Template_SmarthHouse_Editable.docx
@@ -304,15 +304,7 @@
     </w:p>
     <w:p>
       <w:r>
-        <w:t xml:space="preserve">Modellare una </w:t>
-      </w:r>
-      <w:proofErr w:type="spellStart"/>
-      <w:r>
-        <w:t>smarth</w:t>
-      </w:r>
-      <w:proofErr w:type="spellEnd"/>
-      <w:r>
-        <w:t xml:space="preserve"> house con un sistema di illuminazione composto da lampade, lampade eco, un dispositivo che gestisce due lampade e una striscia di lampade</w:t>
+        <w:t>Modellare una smart house con un sistema di illuminazione composto da lampade, lampade eco, un dispositivo che gestisce due lampade e una striscia di lampade</w:t>
       </w:r>
     </w:p>
     <w:p>
@@ -388,12 +380,10 @@
     <w:p/>
     <w:p>
       <w:proofErr w:type="spellStart"/>
-      <w:proofErr w:type="gramStart"/>
       <w:r>
         <w:t>Lamp:è</w:t>
       </w:r>
       <w:proofErr w:type="spellEnd"/>
-      <w:proofErr w:type="gramEnd"/>
       <w:r>
         <w:t xml:space="preserve"> una classe, figlia di </w:t>
       </w:r>
@@ -449,15 +439,7 @@
       </w:r>
       <w:proofErr w:type="spellEnd"/>
       <w:r>
-        <w:t xml:space="preserve">. Esso possiede uno stato che varia in base allo stato delle singole lampade ed è possibile accendere entrambe le lampade, o accendere le singole in base al nome o a all’id, attivare la modalità eco se </w:t>
-      </w:r>
-      <w:proofErr w:type="gramStart"/>
-      <w:r>
-        <w:t>la lampade</w:t>
-      </w:r>
-      <w:proofErr w:type="gramEnd"/>
-      <w:r>
-        <w:t xml:space="preserve"> è del tipo </w:t>
+        <w:t xml:space="preserve">. Esso possiede uno stato che varia in base allo stato delle singole lampade ed è possibile accendere entrambe le lampade, o accendere le singole in base al nome o a all’id, attivare la modalità eco se la lampade è del tipo </w:t>
       </w:r>
       <w:proofErr w:type="spellStart"/>
       <w:r>
@@ -516,15 +498,7 @@
     <w:p/>
     <w:p>
       <w:r>
-        <w:t xml:space="preserve">Door: è una classe che permette di modellare una porta avente uno </w:t>
-      </w:r>
-      <w:proofErr w:type="gramStart"/>
-      <w:r>
-        <w:t>stato(</w:t>
-      </w:r>
-      <w:proofErr w:type="gramEnd"/>
-      <w:r>
-        <w:t xml:space="preserve">Open, </w:t>
+        <w:t xml:space="preserve">Door: è una classe che permette di modellare una porta avente uno stato(Open, </w:t>
       </w:r>
       <w:proofErr w:type="spellStart"/>
       <w:r>
@@ -540,15 +514,7 @@
       </w:r>
       <w:proofErr w:type="spellEnd"/>
       <w:r>
-        <w:t xml:space="preserve">), una password per sbloccarla un nome e un id. Offre la possibilità si chiudere e aprire la porta, si bloccarla e </w:t>
-      </w:r>
-      <w:proofErr w:type="gramStart"/>
-      <w:r>
-        <w:t>sbloccarla(</w:t>
-      </w:r>
-      <w:proofErr w:type="gramEnd"/>
-      <w:r>
-        <w:t>chiuderla a chiave).</w:t>
+        <w:t>), una password per sbloccarla un nome e un id. Offre la possibilità si chiudere e aprire la porta, si bloccarla e sbloccarla(chiuderla a chiave).</w:t>
       </w:r>
     </w:p>
     <w:p/>
@@ -580,15 +546,7 @@
       </w:r>
       <w:proofErr w:type="spellEnd"/>
       <w:r>
-        <w:t xml:space="preserve"> che modella una telecamera avente uno zoom e una rotazione minima e massima, uno zoom corrente e una rotazione </w:t>
-      </w:r>
-      <w:proofErr w:type="gramStart"/>
-      <w:r>
-        <w:t>corrente,  e</w:t>
-      </w:r>
-      <w:proofErr w:type="gramEnd"/>
-      <w:r>
-        <w:t xml:space="preserve"> la </w:t>
+        <w:t xml:space="preserve"> che modella una telecamera avente uno zoom e una rotazione minima e massima, uno zoom corrente e una rotazione corrente,  e la </w:t>
       </w:r>
       <w:proofErr w:type="spellStart"/>
       <w:r>
@@ -629,19 +587,7 @@
           <w:rPr>
             <w:rStyle w:val="Collegamentoipertestuale"/>
           </w:rPr>
-          <w:t>https://viewer.diagram</w:t>
-        </w:r>
-        <w:r>
-          <w:rPr>
-            <w:rStyle w:val="Collegamentoipertestuale"/>
-          </w:rPr>
-          <w:t>s</w:t>
-        </w:r>
-        <w:r>
-          <w:rPr>
-            <w:rStyle w:val="Collegamentoipertestuale"/>
-          </w:rPr>
-          <w:t>.net/?tags=%7B%7D&amp;lightbox=1&amp;highlight=0000ff&amp;edit=_blank&amp;layers=1&amp;nav=1&amp;dark=auto#G1pBUAVeh5KRy3d03ZBDHr9ajCEI9oQnmg</w:t>
+          <w:t>https://viewer.diagrams.net/?tags=%7B%7D&amp;lightbox=1&amp;highlight=0000ff&amp;edit=_blank&amp;layers=1&amp;nav=1&amp;dark=auto#G1pBUAVeh5KRy3d03ZBDHr9ajCEI9oQnmg</w:t>
         </w:r>
       </w:hyperlink>
     </w:p>
